--- a/ud4 Dades i operacions bàsiques en Python/IPRG - 04. Dades i operacions bàsiques en Python.docx
+++ b/ud4 Dades i operacions bàsiques en Python/IPRG - 04. Dades i operacions bàsiques en Python.docx
@@ -4,7 +4,7 @@
   <w:body>
     <w:p>
       <w:pPr>
-        <w:pStyle w:val="1149"/>
+        <w:pStyle w:val="1152"/>
         <w:pBdr/>
         <w:spacing/>
         <w:ind/>
@@ -23,7 +23,7 @@
     </w:p>
     <w:p>
       <w:pPr>
-        <w:pStyle w:val="1149"/>
+        <w:pStyle w:val="1152"/>
         <w:pBdr/>
         <w:spacing/>
         <w:ind/>
@@ -87,7 +87,7 @@
     </w:p>
     <w:p>
       <w:pPr>
-        <w:pStyle w:val="1149"/>
+        <w:pStyle w:val="1152"/>
         <w:pBdr/>
         <w:spacing/>
         <w:ind/>
@@ -360,7 +360,7 @@
     </w:p>
     <w:p>
       <w:pPr>
-        <w:pStyle w:val="1150"/>
+        <w:pStyle w:val="1153"/>
         <w:pBdr/>
         <w:spacing/>
         <w:ind/>
@@ -376,7 +376,7 @@
     </w:p>
     <w:p>
       <w:pPr>
-        <w:pStyle w:val="958"/>
+        <w:pStyle w:val="961"/>
         <w:pBdr/>
         <w:spacing/>
         <w:ind/>
@@ -412,7 +412,7 @@
     </w:p>
     <w:p>
       <w:pPr>
-        <w:pStyle w:val="1218"/>
+        <w:pStyle w:val="1221"/>
         <w:pBdr/>
         <w:spacing/>
         <w:ind/>
@@ -425,7 +425,7 @@
     </w:p>
     <w:p>
       <w:pPr>
-        <w:pStyle w:val="1218"/>
+        <w:pStyle w:val="1221"/>
         <w:pBdr/>
         <w:spacing/>
         <w:ind/>
@@ -441,7 +441,7 @@
     </w:p>
     <w:p>
       <w:pPr>
-        <w:pStyle w:val="1218"/>
+        <w:pStyle w:val="1221"/>
         <w:pBdr/>
         <w:spacing/>
         <w:ind/>
@@ -460,7 +460,7 @@
     </w:p>
     <w:p>
       <w:pPr>
-        <w:pStyle w:val="1218"/>
+        <w:pStyle w:val="1221"/>
         <w:pBdr/>
         <w:spacing/>
         <w:ind/>
@@ -479,7 +479,7 @@
     </w:p>
     <w:p>
       <w:pPr>
-        <w:pStyle w:val="1218"/>
+        <w:pStyle w:val="1221"/>
         <w:pBdr/>
         <w:spacing/>
         <w:ind/>
@@ -490,7 +490,7 @@
     </w:p>
     <w:p>
       <w:pPr>
-        <w:pStyle w:val="1218"/>
+        <w:pStyle w:val="1221"/>
         <w:pBdr/>
         <w:spacing/>
         <w:ind/>
@@ -516,7 +516,7 @@
     </w:p>
     <w:p>
       <w:pPr>
-        <w:pStyle w:val="958"/>
+        <w:pStyle w:val="961"/>
         <w:pBdr/>
         <w:spacing/>
         <w:ind/>
@@ -529,7 +529,7 @@
     </w:p>
     <w:p>
       <w:pPr>
-        <w:pStyle w:val="1207"/>
+        <w:pStyle w:val="1210"/>
         <w:numPr>
           <w:ilvl w:val="0"/>
           <w:numId w:val="0"/>
@@ -546,7 +546,7 @@
     </w:p>
     <w:p>
       <w:pPr>
-        <w:pStyle w:val="1218"/>
+        <w:pStyle w:val="1221"/>
         <w:pBdr/>
         <w:spacing/>
         <w:ind/>
@@ -559,7 +559,7 @@
     </w:p>
     <w:p>
       <w:pPr>
-        <w:pStyle w:val="1218"/>
+        <w:pStyle w:val="1221"/>
         <w:pBdr/>
         <w:spacing/>
         <w:ind/>
@@ -572,7 +572,7 @@
     </w:p>
     <w:p>
       <w:pPr>
-        <w:pStyle w:val="1218"/>
+        <w:pStyle w:val="1221"/>
         <w:pBdr/>
         <w:spacing/>
         <w:ind/>
@@ -585,7 +585,7 @@
     </w:p>
     <w:p>
       <w:pPr>
-        <w:pStyle w:val="1218"/>
+        <w:pStyle w:val="1221"/>
         <w:pBdr/>
         <w:spacing/>
         <w:ind/>
@@ -596,7 +596,7 @@
     </w:p>
     <w:p>
       <w:pPr>
-        <w:pStyle w:val="1218"/>
+        <w:pStyle w:val="1221"/>
         <w:pBdr/>
         <w:spacing/>
         <w:ind/>
@@ -609,7 +609,7 @@
     </w:p>
     <w:p>
       <w:pPr>
-        <w:pStyle w:val="1218"/>
+        <w:pStyle w:val="1221"/>
         <w:pBdr/>
         <w:spacing/>
         <w:ind/>
@@ -622,7 +622,7 @@
     </w:p>
     <w:p>
       <w:pPr>
-        <w:pStyle w:val="1218"/>
+        <w:pStyle w:val="1221"/>
         <w:pBdr/>
         <w:spacing/>
         <w:ind/>
@@ -635,7 +635,7 @@
     </w:p>
     <w:p>
       <w:pPr>
-        <w:pStyle w:val="1218"/>
+        <w:pStyle w:val="1221"/>
         <w:pBdr/>
         <w:spacing/>
         <w:ind/>
@@ -648,7 +648,7 @@
     </w:p>
     <w:p>
       <w:pPr>
-        <w:pStyle w:val="1218"/>
+        <w:pStyle w:val="1221"/>
         <w:pBdr/>
         <w:spacing/>
         <w:ind/>
@@ -664,7 +664,7 @@
     </w:p>
     <w:p>
       <w:pPr>
-        <w:pStyle w:val="958"/>
+        <w:pStyle w:val="961"/>
         <w:pBdr/>
         <w:spacing/>
         <w:ind/>
@@ -774,7 +774,7 @@
     </w:p>
     <w:p>
       <w:pPr>
-        <w:pStyle w:val="1212"/>
+        <w:pStyle w:val="1215"/>
         <w:numPr>
           <w:ilvl w:val="0"/>
           <w:numId w:val="32"/>
@@ -791,7 +791,7 @@
     </w:p>
     <w:p>
       <w:pPr>
-        <w:pStyle w:val="1212"/>
+        <w:pStyle w:val="1215"/>
         <w:numPr>
           <w:ilvl w:val="0"/>
           <w:numId w:val="32"/>
@@ -808,7 +808,7 @@
     </w:p>
     <w:p>
       <w:pPr>
-        <w:pStyle w:val="1212"/>
+        <w:pStyle w:val="1215"/>
         <w:numPr>
           <w:ilvl w:val="0"/>
           <w:numId w:val="32"/>
@@ -951,7 +951,7 @@
     </w:p>
     <w:p>
       <w:pPr>
-        <w:pStyle w:val="1150"/>
+        <w:pStyle w:val="1153"/>
         <w:pBdr/>
         <w:spacing/>
         <w:ind/>
@@ -1573,7 +1573,7 @@
     </w:p>
     <w:p>
       <w:pPr>
-        <w:pStyle w:val="1218"/>
+        <w:pStyle w:val="1221"/>
         <w:pBdr/>
         <w:spacing/>
         <w:ind/>
@@ -1586,7 +1586,7 @@
     </w:p>
     <w:p>
       <w:pPr>
-        <w:pStyle w:val="1218"/>
+        <w:pStyle w:val="1221"/>
         <w:pBdr/>
         <w:spacing/>
         <w:ind/>
@@ -1599,7 +1599,7 @@
     </w:p>
     <w:p>
       <w:pPr>
-        <w:pStyle w:val="1218"/>
+        <w:pStyle w:val="1221"/>
         <w:pBdr/>
         <w:spacing/>
         <w:ind/>
@@ -1615,7 +1615,7 @@
     </w:p>
     <w:p>
       <w:pPr>
-        <w:pStyle w:val="1218"/>
+        <w:pStyle w:val="1221"/>
         <w:pBdr/>
         <w:spacing/>
         <w:ind/>
@@ -1626,7 +1626,7 @@
     </w:p>
     <w:p>
       <w:pPr>
-        <w:pStyle w:val="1218"/>
+        <w:pStyle w:val="1221"/>
         <w:pBdr/>
         <w:spacing/>
         <w:ind/>
@@ -1639,7 +1639,7 @@
     </w:p>
     <w:p>
       <w:pPr>
-        <w:pStyle w:val="1218"/>
+        <w:pStyle w:val="1221"/>
         <w:pBdr/>
         <w:spacing/>
         <w:ind/>
@@ -1652,7 +1652,7 @@
     </w:p>
     <w:p>
       <w:pPr>
-        <w:pStyle w:val="1218"/>
+        <w:pStyle w:val="1221"/>
         <w:pBdr/>
         <w:spacing/>
         <w:ind/>
@@ -1668,7 +1668,7 @@
     </w:p>
     <w:p>
       <w:pPr>
-        <w:pStyle w:val="1218"/>
+        <w:pStyle w:val="1221"/>
         <w:pBdr/>
         <w:spacing/>
         <w:ind/>
@@ -1679,7 +1679,7 @@
     </w:p>
     <w:p>
       <w:pPr>
-        <w:pStyle w:val="1218"/>
+        <w:pStyle w:val="1221"/>
         <w:pBdr/>
         <w:spacing/>
         <w:ind/>
@@ -1692,7 +1692,7 @@
     </w:p>
     <w:p>
       <w:pPr>
-        <w:pStyle w:val="1218"/>
+        <w:pStyle w:val="1221"/>
         <w:pBdr/>
         <w:spacing/>
         <w:ind/>
@@ -1705,7 +1705,7 @@
     </w:p>
     <w:p>
       <w:pPr>
-        <w:pStyle w:val="1218"/>
+        <w:pStyle w:val="1221"/>
         <w:pBdr/>
         <w:spacing/>
         <w:ind/>
@@ -2258,7 +2258,7 @@
     </w:p>
     <w:p>
       <w:pPr>
-        <w:pStyle w:val="1150"/>
+        <w:pStyle w:val="1153"/>
         <w:pBdr/>
         <w:spacing/>
         <w:ind/>
@@ -2289,7 +2289,7 @@
     </w:p>
     <w:tbl>
       <w:tblPr>
-        <w:tblStyle w:val="1142"/>
+        <w:tblStyle w:val="1145"/>
         <w:tblW w:w="0" w:type="auto"/>
         <w:jc w:val="center"/>
         <w:tblBorders/>
@@ -2886,7 +2886,16 @@
               <w:rPr/>
             </w:pPr>
             <w:r>
-              <w:t xml:space="preserve">És vertader si les dues condicions són vertaderes.</w:t>
+              <w:t xml:space="preserve">Nom</w:t>
+            </w:r>
+            <w:r>
+              <w:t xml:space="preserve">és </w:t>
+            </w:r>
+            <w:r>
+              <w:t xml:space="preserve">é</w:t>
+            </w:r>
+            <w:r>
+              <w:t xml:space="preserve">s vertader si les dues condicions són vertaderes.</w:t>
             </w:r>
             <w:r/>
           </w:p>
@@ -2998,7 +3007,7 @@
     </w:p>
     <w:p>
       <w:pPr>
-        <w:pStyle w:val="958"/>
+        <w:pStyle w:val="961"/>
         <w:pBdr/>
         <w:spacing/>
         <w:ind/>
@@ -3663,7 +3672,7 @@
     </w:p>
     <w:p>
       <w:pPr>
-        <w:pStyle w:val="958"/>
+        <w:pStyle w:val="961"/>
         <w:pBdr/>
         <w:spacing/>
         <w:ind/>
@@ -4012,7 +4021,7 @@
     </w:p>
     <w:p>
       <w:pPr>
-        <w:pStyle w:val="1160"/>
+        <w:pStyle w:val="1163"/>
         <w:pBdr/>
         <w:spacing/>
         <w:ind/>
@@ -4546,7 +4555,7 @@
     </w:p>
     <w:p>
       <w:pPr>
-        <w:pStyle w:val="1150"/>
+        <w:pStyle w:val="1153"/>
         <w:pBdr/>
         <w:spacing/>
         <w:ind/>
@@ -4666,7 +4675,7 @@
       </w:r>
       <w:r>
         <w:rPr>
-          <w:rStyle w:val="1175"/>
+          <w:rStyle w:val="1178"/>
         </w:rPr>
         <w:t xml:space="preserve">expressió</w:t>
       </w:r>
@@ -4675,13 +4684,13 @@
       </w:r>
       <w:r>
         <w:rPr>
-          <w:rStyle w:val="1175"/>
+          <w:rStyle w:val="1178"/>
         </w:rPr>
         <w:t xml:space="preserve">dades</w:t>
       </w:r>
       <w:r>
         <w:rPr>
-          <w:rStyle w:val="1175"/>
+          <w:rStyle w:val="1178"/>
           <w:b w:val="0"/>
           <w:bCs w:val="0"/>
         </w:rPr>
@@ -4689,7 +4698,7 @@
       </w:r>
       <w:r>
         <w:rPr>
-          <w:rStyle w:val="1175"/>
+          <w:rStyle w:val="1178"/>
           <w:b w:val="0"/>
           <w:bCs w:val="0"/>
         </w:rPr>
@@ -4697,7 +4706,7 @@
       </w:r>
       <w:r>
         <w:rPr>
-          <w:rStyle w:val="1175"/>
+          <w:rStyle w:val="1178"/>
         </w:rPr>
         <w:t xml:space="preserve">operadors</w:t>
       </w:r>
@@ -4708,7 +4717,7 @@
     </w:p>
     <w:p>
       <w:pPr>
-        <w:pStyle w:val="959"/>
+        <w:pStyle w:val="962"/>
         <w:pBdr/>
         <w:spacing/>
         <w:ind/>
@@ -4836,7 +4845,7 @@
     </w:p>
     <w:p>
       <w:pPr>
-        <w:pStyle w:val="1218"/>
+        <w:pStyle w:val="1221"/>
         <w:pBdr/>
         <w:spacing/>
         <w:ind/>
@@ -4849,7 +4858,7 @@
     </w:p>
     <w:p>
       <w:pPr>
-        <w:pStyle w:val="1218"/>
+        <w:pStyle w:val="1221"/>
         <w:pBdr/>
         <w:spacing/>
         <w:ind/>
@@ -4877,7 +4886,7 @@
     </w:p>
     <w:p>
       <w:pPr>
-        <w:pStyle w:val="1218"/>
+        <w:pStyle w:val="1221"/>
         <w:pBdr/>
         <w:spacing/>
         <w:ind/>
@@ -4905,7 +4914,7 @@
     </w:p>
     <w:p>
       <w:pPr>
-        <w:pStyle w:val="1218"/>
+        <w:pStyle w:val="1221"/>
         <w:pBdr/>
         <w:spacing/>
         <w:ind/>
@@ -4918,7 +4927,7 @@
     </w:p>
     <w:p>
       <w:pPr>
-        <w:pStyle w:val="1218"/>
+        <w:pStyle w:val="1221"/>
         <w:pBdr/>
         <w:spacing/>
         <w:ind/>
@@ -4960,7 +4969,7 @@
     </w:p>
     <w:p>
       <w:pPr>
-        <w:pStyle w:val="1218"/>
+        <w:pStyle w:val="1221"/>
         <w:pBdr/>
         <w:spacing/>
         <w:ind/>
@@ -4982,7 +4991,7 @@
     </w:p>
     <w:p>
       <w:pPr>
-        <w:pStyle w:val="1218"/>
+        <w:pStyle w:val="1221"/>
         <w:pBdr/>
         <w:spacing/>
         <w:ind/>
@@ -5386,7 +5395,7 @@
     </w:p>
     <w:p>
       <w:pPr>
-        <w:pStyle w:val="1160"/>
+        <w:pStyle w:val="1163"/>
         <w:pBdr/>
         <w:spacing/>
         <w:ind/>
@@ -5465,7 +5474,7 @@
     </w:p>
     <w:p>
       <w:pPr>
-        <w:pStyle w:val="1207"/>
+        <w:pStyle w:val="1210"/>
         <w:numPr>
           <w:ilvl w:val="0"/>
           <w:numId w:val="7"/>
@@ -5482,7 +5491,7 @@
     </w:p>
     <w:p>
       <w:pPr>
-        <w:pStyle w:val="1207"/>
+        <w:pStyle w:val="1210"/>
         <w:numPr>
           <w:ilvl w:val="0"/>
           <w:numId w:val="7"/>
@@ -5508,7 +5517,7 @@
     </w:p>
     <w:p>
       <w:pPr>
-        <w:pStyle w:val="1207"/>
+        <w:pStyle w:val="1210"/>
         <w:numPr>
           <w:ilvl w:val="0"/>
           <w:numId w:val="7"/>
@@ -5528,7 +5537,7 @@
     </w:p>
     <w:p>
       <w:pPr>
-        <w:pStyle w:val="1207"/>
+        <w:pStyle w:val="1210"/>
         <w:numPr>
           <w:ilvl w:val="0"/>
           <w:numId w:val="7"/>
@@ -5545,7 +5554,7 @@
     </w:p>
     <w:p>
       <w:pPr>
-        <w:pStyle w:val="1207"/>
+        <w:pStyle w:val="1210"/>
         <w:numPr>
           <w:ilvl w:val="0"/>
           <w:numId w:val="7"/>
@@ -5562,7 +5571,7 @@
     </w:p>
     <w:p>
       <w:pPr>
-        <w:pStyle w:val="1207"/>
+        <w:pStyle w:val="1210"/>
         <w:numPr>
           <w:ilvl w:val="0"/>
           <w:numId w:val="7"/>
@@ -5579,7 +5588,7 @@
     </w:p>
     <w:p>
       <w:pPr>
-        <w:pStyle w:val="1207"/>
+        <w:pStyle w:val="1210"/>
         <w:numPr>
           <w:ilvl w:val="0"/>
           <w:numId w:val="7"/>
@@ -5596,7 +5605,7 @@
     </w:p>
     <w:p>
       <w:pPr>
-        <w:pStyle w:val="1207"/>
+        <w:pStyle w:val="1210"/>
         <w:numPr>
           <w:ilvl w:val="0"/>
           <w:numId w:val="7"/>
@@ -5613,7 +5622,7 @@
     </w:p>
     <w:p>
       <w:pPr>
-        <w:pStyle w:val="1207"/>
+        <w:pStyle w:val="1210"/>
         <w:numPr>
           <w:ilvl w:val="0"/>
           <w:numId w:val="7"/>
@@ -5630,7 +5639,7 @@
     </w:p>
     <w:p>
       <w:pPr>
-        <w:pStyle w:val="1207"/>
+        <w:pStyle w:val="1210"/>
         <w:numPr>
           <w:ilvl w:val="0"/>
           <w:numId w:val="7"/>
@@ -5650,7 +5659,7 @@
     </w:p>
     <w:p>
       <w:pPr>
-        <w:pStyle w:val="1207"/>
+        <w:pStyle w:val="1210"/>
         <w:numPr>
           <w:ilvl w:val="0"/>
           <w:numId w:val="7"/>
@@ -5683,7 +5692,7 @@
     </w:p>
     <w:p>
       <w:pPr>
-        <w:pStyle w:val="1150"/>
+        <w:pStyle w:val="1153"/>
         <w:pBdr/>
         <w:spacing/>
         <w:ind/>
@@ -6280,7 +6289,7 @@
     </w:p>
     <w:p>
       <w:pPr>
-        <w:pStyle w:val="1207"/>
+        <w:pStyle w:val="1210"/>
         <w:pBdr/>
         <w:spacing/>
         <w:ind/>
@@ -6305,7 +6314,7 @@
     </w:p>
     <w:p>
       <w:pPr>
-        <w:pStyle w:val="1207"/>
+        <w:pStyle w:val="1210"/>
         <w:pBdr/>
         <w:spacing/>
         <w:ind/>
@@ -6321,7 +6330,7 @@
     </w:p>
     <w:p>
       <w:pPr>
-        <w:pStyle w:val="1207"/>
+        <w:pStyle w:val="1210"/>
         <w:pBdr/>
         <w:spacing/>
         <w:ind/>
@@ -6357,7 +6366,7 @@
     </w:p>
     <w:p>
       <w:pPr>
-        <w:pStyle w:val="1207"/>
+        <w:pStyle w:val="1210"/>
         <w:pBdr/>
         <w:spacing/>
         <w:ind/>
@@ -6370,7 +6379,7 @@
     </w:p>
     <w:p>
       <w:pPr>
-        <w:pStyle w:val="959"/>
+        <w:pStyle w:val="962"/>
         <w:pBdr/>
         <w:spacing/>
         <w:ind/>
@@ -6449,7 +6458,7 @@
     </w:p>
     <w:p>
       <w:pPr>
-        <w:pStyle w:val="1207"/>
+        <w:pStyle w:val="1210"/>
         <w:pBdr/>
         <w:spacing/>
         <w:ind/>
@@ -6694,7 +6703,7 @@
     </w:p>
     <w:p>
       <w:pPr>
-        <w:pStyle w:val="1207"/>
+        <w:pStyle w:val="1210"/>
         <w:pBdr/>
         <w:spacing/>
         <w:ind/>
@@ -7881,7 +7890,7 @@
     </w:p>
     <w:p>
       <w:pPr>
-        <w:pStyle w:val="1207"/>
+        <w:pStyle w:val="1210"/>
         <w:pBdr/>
         <w:spacing/>
         <w:ind/>
@@ -8403,7 +8412,7 @@
     </w:p>
     <w:p>
       <w:pPr>
-        <w:pStyle w:val="1207"/>
+        <w:pStyle w:val="1210"/>
         <w:pBdr/>
         <w:spacing/>
         <w:ind/>
@@ -8793,7 +8802,7 @@
     </w:p>
     <w:p>
       <w:pPr>
-        <w:pStyle w:val="959"/>
+        <w:pStyle w:val="962"/>
         <w:pBdr/>
         <w:spacing/>
         <w:ind/>
@@ -8837,6 +8846,7 @@
           <w:highlight w:val="none"/>
         </w:rPr>
       </w:r>
+      <w:r/>
     </w:p>
     <w:p>
       <w:pPr>
@@ -8853,6 +8863,7 @@
           <w:highlight w:val="none"/>
         </w:rPr>
       </w:r>
+      <w:r/>
     </w:p>
     <w:p>
       <w:pPr>
@@ -8967,6 +8978,11 @@
           <w:highlight w:val="none"/>
         </w:rPr>
       </w:r>
+      <w:r>
+        <w:rPr>
+          <w:highlight w:val="none"/>
+        </w:rPr>
+      </w:r>
     </w:p>
     <w:p>
       <w:pPr>
@@ -8988,10 +9004,15 @@
           <w:highlight w:val="none"/>
         </w:rPr>
       </w:r>
+      <w:r>
+        <w:rPr>
+          <w:highlight w:val="none"/>
+        </w:rPr>
+      </w:r>
     </w:p>
     <w:p>
       <w:pPr>
-        <w:pStyle w:val="1212"/>
+        <w:pStyle w:val="1215"/>
         <w:numPr>
           <w:ilvl w:val="0"/>
           <w:numId w:val="39"/>
@@ -9020,6 +9041,11 @@
           <w:highlight w:val="none"/>
         </w:rPr>
       </w:r>
+      <w:r>
+        <w:rPr>
+          <w:highlight w:val="none"/>
+        </w:rPr>
+      </w:r>
     </w:p>
     <w:p>
       <w:pPr>
@@ -9078,6 +9104,11 @@
           <w:highlight w:val="none"/>
         </w:rPr>
       </w:r>
+      <w:r>
+        <w:rPr>
+          <w:highlight w:val="none"/>
+        </w:rPr>
+      </w:r>
     </w:p>
     <w:p>
       <w:pPr>
@@ -9130,6 +9161,11 @@
           <w:highlight w:val="none"/>
         </w:rPr>
       </w:r>
+      <w:r>
+        <w:rPr>
+          <w:highlight w:val="none"/>
+        </w:rPr>
+      </w:r>
     </w:p>
     <w:p>
       <w:pPr>
@@ -9257,6 +9293,11 @@
           <w:highlight w:val="none"/>
         </w:rPr>
       </w:r>
+      <w:r>
+        <w:rPr>
+          <w:highlight w:val="none"/>
+        </w:rPr>
+      </w:r>
     </w:p>
     <w:p>
       <w:pPr>
@@ -9321,7 +9362,6 @@
       <w:r>
         <w:t xml:space="preserve">"</w:t>
       </w:r>
-      <w:r/>
       <w:r/>
     </w:p>
     <w:p>
@@ -9359,7 +9399,7 @@
     </w:p>
     <w:p>
       <w:pPr>
-        <w:pStyle w:val="1114"/>
+        <w:pStyle w:val="1117"/>
         <w:pBdr/>
         <w:spacing/>
         <w:ind/>
@@ -9405,7 +9445,7 @@
     </w:p>
     <w:p>
       <w:pPr>
-        <w:pStyle w:val="1114"/>
+        <w:pStyle w:val="1117"/>
         <w:pBdr/>
         <w:spacing/>
         <w:ind/>
@@ -9447,7 +9487,7 @@
     </w:p>
     <w:p>
       <w:pPr>
-        <w:pStyle w:val="1212"/>
+        <w:pStyle w:val="1215"/>
         <w:numPr>
           <w:ilvl w:val="0"/>
           <w:numId w:val="35"/>
@@ -9467,7 +9507,7 @@
     </w:p>
     <w:tbl>
       <w:tblPr>
-        <w:tblStyle w:val="1142"/>
+        <w:tblStyle w:val="1145"/>
         <w:tblW w:w="0" w:type="auto"/>
         <w:tblBorders/>
         <w:tblLayout w:type="fixed"/>
@@ -9687,7 +9727,7 @@
     </w:p>
     <w:p>
       <w:pPr>
-        <w:pStyle w:val="1212"/>
+        <w:pStyle w:val="1215"/>
         <w:numPr>
           <w:ilvl w:val="0"/>
           <w:numId w:val="33"/>
@@ -9718,7 +9758,7 @@
     </w:p>
     <w:tbl>
       <w:tblPr>
-        <w:tblStyle w:val="1142"/>
+        <w:tblStyle w:val="1145"/>
         <w:tblW w:w="0" w:type="auto"/>
         <w:tblBorders/>
         <w:tblLayout w:type="fixed"/>
@@ -9937,7 +9977,7 @@
     </w:p>
     <w:p>
       <w:pPr>
-        <w:pStyle w:val="1212"/>
+        <w:pStyle w:val="1215"/>
         <w:numPr>
           <w:ilvl w:val="0"/>
           <w:numId w:val="34"/>
@@ -9959,7 +9999,7 @@
     </w:p>
     <w:tbl>
       <w:tblPr>
-        <w:tblStyle w:val="1142"/>
+        <w:tblStyle w:val="1145"/>
         <w:tblW w:w="0" w:type="auto"/>
         <w:tblBorders/>
         <w:tblLayout w:type="fixed"/>
@@ -10063,7 +10103,7 @@
     </w:p>
     <w:p>
       <w:pPr>
-        <w:pStyle w:val="1212"/>
+        <w:pStyle w:val="1215"/>
         <w:numPr>
           <w:ilvl w:val="0"/>
           <w:numId w:val="36"/>
@@ -10100,7 +10140,7 @@
     </w:p>
     <w:tbl>
       <w:tblPr>
-        <w:tblStyle w:val="1142"/>
+        <w:tblStyle w:val="1145"/>
         <w:tblW w:w="0" w:type="auto"/>
         <w:tblBorders/>
         <w:tblLayout w:type="fixed"/>
@@ -11924,6 +11964,16 @@
           <w:lang w:val="es-ES" w:eastAsia="es-ES_tradnl"/>
         </w:rPr>
       </w:r>
+      <w:r>
+        <w:rPr>
+          <w:rFonts w:ascii="Menlo" w:hAnsi="Menlo" w:eastAsia="Times New Roman" w:cs="Menlo"/>
+          <w:iCs w:val="0"/>
+          <w:color w:val="cccccc"/>
+          <w:sz w:val="18"/>
+          <w:szCs w:val="18"/>
+          <w:lang w:val="es-ES" w:eastAsia="es-ES_tradnl"/>
+        </w:rPr>
+      </w:r>
     </w:p>
     <w:p>
       <w:pPr>
@@ -12006,10 +12056,20 @@
           <w:lang w:val="es-ES" w:eastAsia="es-ES_tradnl"/>
         </w:rPr>
       </w:r>
+      <w:r>
+        <w:rPr>
+          <w:rFonts w:ascii="Menlo" w:hAnsi="Menlo" w:eastAsia="Times New Roman" w:cs="Menlo"/>
+          <w:iCs w:val="0"/>
+          <w:color w:val="cccccc"/>
+          <w:sz w:val="18"/>
+          <w:szCs w:val="18"/>
+          <w:lang w:val="es-ES" w:eastAsia="es-ES_tradnl"/>
+        </w:rPr>
+      </w:r>
     </w:p>
     <w:p>
       <w:pPr>
-        <w:pStyle w:val="960"/>
+        <w:pStyle w:val="963"/>
         <w:pBdr/>
         <w:spacing/>
         <w:ind/>
@@ -12083,7 +12143,7 @@
     </w:p>
     <w:p>
       <w:pPr>
-        <w:pStyle w:val="1218"/>
+        <w:pStyle w:val="1221"/>
         <w:pBdr/>
         <w:spacing/>
         <w:ind/>
@@ -12110,7 +12170,7 @@
     </w:p>
     <w:p>
       <w:pPr>
-        <w:pStyle w:val="1218"/>
+        <w:pStyle w:val="1221"/>
         <w:pBdr/>
         <w:spacing/>
         <w:ind/>
@@ -12164,7 +12224,7 @@
     </w:p>
     <w:p>
       <w:pPr>
-        <w:pStyle w:val="1218"/>
+        <w:pStyle w:val="1221"/>
         <w:pBdr/>
         <w:spacing/>
         <w:ind/>
@@ -12212,7 +12272,7 @@
     </w:p>
     <w:p>
       <w:pPr>
-        <w:pStyle w:val="1218"/>
+        <w:pStyle w:val="1221"/>
         <w:pBdr/>
         <w:spacing/>
         <w:ind/>
@@ -12253,7 +12313,7 @@
     </w:p>
     <w:p>
       <w:pPr>
-        <w:pStyle w:val="1218"/>
+        <w:pStyle w:val="1221"/>
         <w:pBdr/>
         <w:spacing/>
         <w:ind/>
@@ -12283,7 +12343,7 @@
     </w:p>
     <w:p>
       <w:pPr>
-        <w:pStyle w:val="1218"/>
+        <w:pStyle w:val="1221"/>
         <w:pBdr/>
         <w:spacing/>
         <w:ind/>
@@ -12324,7 +12384,7 @@
     </w:p>
     <w:p>
       <w:pPr>
-        <w:pStyle w:val="1218"/>
+        <w:pStyle w:val="1221"/>
         <w:pBdr/>
         <w:spacing/>
         <w:ind/>
@@ -12365,7 +12425,7 @@
     </w:p>
     <w:p>
       <w:pPr>
-        <w:pStyle w:val="1218"/>
+        <w:pStyle w:val="1221"/>
         <w:pBdr/>
         <w:spacing/>
         <w:ind/>
@@ -13546,7 +13606,7 @@
                         <w:txbxContent>
                           <w:p>
                             <w:pPr>
-                              <w:pStyle w:val="1216"/>
+                              <w:pStyle w:val="1219"/>
                               <w:pBdr/>
                               <w:spacing/>
                               <w:ind/>
@@ -13570,7 +13630,7 @@
                           </w:p>
                           <w:p>
                             <w:pPr>
-                              <w:pStyle w:val="1216"/>
+                              <w:pStyle w:val="1219"/>
                               <w:pBdr/>
                               <w:spacing/>
                               <w:ind/>
@@ -13606,7 +13666,7 @@
                           </w:p>
                           <w:p>
                             <w:pPr>
-                              <w:pStyle w:val="1216"/>
+                              <w:pStyle w:val="1219"/>
                               <w:pBdr/>
                               <w:spacing/>
                               <w:ind/>
@@ -13633,7 +13693,7 @@
                   <w:txbxContent>
                     <w:p>
                       <w:pPr>
-                        <w:pStyle w:val="1216"/>
+                        <w:pStyle w:val="1219"/>
                         <w:pBdr/>
                         <w:spacing/>
                         <w:ind/>
@@ -13657,7 +13717,7 @@
                     </w:p>
                     <w:p>
                       <w:pPr>
-                        <w:pStyle w:val="1216"/>
+                        <w:pStyle w:val="1219"/>
                         <w:pBdr/>
                         <w:spacing/>
                         <w:ind/>
@@ -13693,7 +13753,7 @@
                     </w:p>
                     <w:p>
                       <w:pPr>
-                        <w:pStyle w:val="1216"/>
+                        <w:pStyle w:val="1219"/>
                         <w:pBdr/>
                         <w:spacing/>
                         <w:ind/>
@@ -15093,7 +15153,7 @@
     </w:p>
     <w:p>
       <w:pPr>
-        <w:pStyle w:val="1218"/>
+        <w:pStyle w:val="1221"/>
         <w:pBdr/>
         <w:spacing/>
         <w:ind/>
@@ -15160,7 +15220,7 @@
     </w:p>
     <w:p>
       <w:pPr>
-        <w:pStyle w:val="1218"/>
+        <w:pStyle w:val="1221"/>
         <w:pBdr/>
         <w:spacing/>
         <w:ind/>
@@ -15187,7 +15247,7 @@
     </w:p>
     <w:p>
       <w:pPr>
-        <w:pStyle w:val="1218"/>
+        <w:pStyle w:val="1221"/>
         <w:pBdr/>
         <w:spacing/>
         <w:ind/>
@@ -15214,7 +15274,7 @@
     </w:p>
     <w:p>
       <w:pPr>
-        <w:pStyle w:val="1218"/>
+        <w:pStyle w:val="1221"/>
         <w:pBdr/>
         <w:spacing/>
         <w:ind/>
@@ -15302,7 +15362,7 @@
     </w:p>
     <w:p>
       <w:pPr>
-        <w:pStyle w:val="1150"/>
+        <w:pStyle w:val="1153"/>
         <w:pBdr/>
         <w:spacing/>
         <w:ind/>
@@ -15472,7 +15532,7 @@
     </w:p>
     <w:p>
       <w:pPr>
-        <w:pStyle w:val="958"/>
+        <w:pStyle w:val="961"/>
         <w:pBdr/>
         <w:spacing/>
         <w:ind/>
@@ -15533,7 +15593,7 @@
                         <w:txbxContent>
                           <w:p>
                             <w:pPr>
-                              <w:pStyle w:val="1216"/>
+                              <w:pStyle w:val="1219"/>
                               <w:pBdr/>
                               <w:spacing/>
                               <w:ind/>
@@ -15546,7 +15606,7 @@
                           </w:p>
                           <w:p>
                             <w:pPr>
-                              <w:pStyle w:val="1216"/>
+                              <w:pStyle w:val="1219"/>
                               <w:pBdr/>
                               <w:spacing/>
                               <w:ind/>
@@ -15588,7 +15648,7 @@
                           </w:p>
                           <w:p>
                             <w:pPr>
-                              <w:pStyle w:val="1216"/>
+                              <w:pStyle w:val="1219"/>
                               <w:pBdr/>
                               <w:spacing/>
                               <w:ind/>
@@ -15621,7 +15681,7 @@
                   <w:txbxContent>
                     <w:p>
                       <w:pPr>
-                        <w:pStyle w:val="1216"/>
+                        <w:pStyle w:val="1219"/>
                         <w:pBdr/>
                         <w:spacing/>
                         <w:ind/>
@@ -15634,7 +15694,7 @@
                     </w:p>
                     <w:p>
                       <w:pPr>
-                        <w:pStyle w:val="1216"/>
+                        <w:pStyle w:val="1219"/>
                         <w:pBdr/>
                         <w:spacing/>
                         <w:ind/>
@@ -15676,7 +15736,7 @@
                     </w:p>
                     <w:p>
                       <w:pPr>
-                        <w:pStyle w:val="1216"/>
+                        <w:pStyle w:val="1219"/>
                         <w:pBdr/>
                         <w:spacing/>
                         <w:ind/>
@@ -16249,7 +16309,7 @@
                         <w:txbxContent>
                           <w:p>
                             <w:pPr>
-                              <w:pStyle w:val="1216"/>
+                              <w:pStyle w:val="1219"/>
                               <w:pBdr/>
                               <w:spacing/>
                               <w:ind/>
@@ -16262,7 +16322,7 @@
                           </w:p>
                           <w:p>
                             <w:pPr>
-                              <w:pStyle w:val="1216"/>
+                              <w:pStyle w:val="1219"/>
                               <w:pBdr/>
                               <w:spacing/>
                               <w:ind/>
@@ -16295,7 +16355,7 @@
                   <w:txbxContent>
                     <w:p>
                       <w:pPr>
-                        <w:pStyle w:val="1216"/>
+                        <w:pStyle w:val="1219"/>
                         <w:pBdr/>
                         <w:spacing/>
                         <w:ind/>
@@ -16308,7 +16368,7 @@
                     </w:p>
                     <w:p>
                       <w:pPr>
-                        <w:pStyle w:val="1216"/>
+                        <w:pStyle w:val="1219"/>
                         <w:pBdr/>
                         <w:spacing/>
                         <w:ind/>
@@ -17012,7 +17072,7 @@
     </w:p>
     <w:p>
       <w:pPr>
-        <w:pStyle w:val="958"/>
+        <w:pStyle w:val="961"/>
         <w:pBdr/>
         <w:spacing/>
         <w:ind/>
@@ -18279,7 +18339,7 @@
     </w:p>
     <w:p>
       <w:pPr>
-        <w:pStyle w:val="959"/>
+        <w:pStyle w:val="962"/>
         <w:pBdr/>
         <w:spacing/>
         <w:ind/>
@@ -18618,7 +18678,7 @@
                         <w:txbxContent>
                           <w:p>
                             <w:pPr>
-                              <w:pStyle w:val="1216"/>
+                              <w:pStyle w:val="1219"/>
                               <w:pBdr/>
                               <w:spacing/>
                               <w:ind/>
@@ -18637,7 +18697,7 @@
                           </w:p>
                           <w:p>
                             <w:pPr>
-                              <w:pStyle w:val="1216"/>
+                              <w:pStyle w:val="1219"/>
                               <w:pBdr/>
                               <w:spacing/>
                               <w:ind/>
@@ -18664,7 +18724,7 @@
                   <w:txbxContent>
                     <w:p>
                       <w:pPr>
-                        <w:pStyle w:val="1216"/>
+                        <w:pStyle w:val="1219"/>
                         <w:pBdr/>
                         <w:spacing/>
                         <w:ind/>
@@ -18683,7 +18743,7 @@
                     </w:p>
                     <w:p>
                       <w:pPr>
-                        <w:pStyle w:val="1216"/>
+                        <w:pStyle w:val="1219"/>
                         <w:pBdr/>
                         <w:spacing/>
                         <w:ind/>
@@ -18903,7 +18963,7 @@
                         <w:txbxContent>
                           <w:p>
                             <w:pPr>
-                              <w:pStyle w:val="1216"/>
+                              <w:pStyle w:val="1219"/>
                               <w:pBdr/>
                               <w:spacing/>
                               <w:ind/>
@@ -18925,7 +18985,7 @@
                           </w:p>
                           <w:p>
                             <w:pPr>
-                              <w:pStyle w:val="1216"/>
+                              <w:pStyle w:val="1219"/>
                               <w:pBdr/>
                               <w:spacing/>
                               <w:ind/>
@@ -18952,7 +19012,7 @@
                   <w:txbxContent>
                     <w:p>
                       <w:pPr>
-                        <w:pStyle w:val="1216"/>
+                        <w:pStyle w:val="1219"/>
                         <w:pBdr/>
                         <w:spacing/>
                         <w:ind/>
@@ -18974,7 +19034,7 @@
                     </w:p>
                     <w:p>
                       <w:pPr>
-                        <w:pStyle w:val="1216"/>
+                        <w:pStyle w:val="1219"/>
                         <w:pBdr/>
                         <w:spacing/>
                         <w:ind/>
@@ -19045,7 +19105,7 @@
                         <w:txbxContent>
                           <w:p>
                             <w:pPr>
-                              <w:pStyle w:val="1216"/>
+                              <w:pStyle w:val="1219"/>
                               <w:pBdr/>
                               <w:spacing/>
                               <w:ind/>
@@ -19058,7 +19118,7 @@
                           </w:p>
                           <w:p>
                             <w:pPr>
-                              <w:pStyle w:val="1216"/>
+                              <w:pStyle w:val="1219"/>
                               <w:pBdr/>
                               <w:spacing/>
                               <w:ind/>
@@ -19091,7 +19151,7 @@
                   <w:txbxContent>
                     <w:p>
                       <w:pPr>
-                        <w:pStyle w:val="1216"/>
+                        <w:pStyle w:val="1219"/>
                         <w:pBdr/>
                         <w:spacing/>
                         <w:ind/>
@@ -19104,7 +19164,7 @@
                     </w:p>
                     <w:p>
                       <w:pPr>
-                        <w:pStyle w:val="1216"/>
+                        <w:pStyle w:val="1219"/>
                         <w:pBdr/>
                         <w:spacing/>
                         <w:ind/>
@@ -19645,7 +19705,7 @@
     </w:p>
     <w:p>
       <w:pPr>
-        <w:pStyle w:val="1160"/>
+        <w:pStyle w:val="1163"/>
         <w:pBdr/>
         <w:spacing/>
         <w:ind/>
@@ -19783,7 +19843,7 @@
     </w:p>
     <w:p>
       <w:pPr>
-        <w:pStyle w:val="1150"/>
+        <w:pStyle w:val="1153"/>
         <w:pBdr/>
         <w:spacing/>
         <w:ind/>
@@ -19817,7 +19877,7 @@
     </w:p>
     <w:p>
       <w:pPr>
-        <w:pStyle w:val="1213"/>
+        <w:pStyle w:val="1216"/>
         <w:pBdr/>
         <w:spacing/>
         <w:ind/>
@@ -19830,7 +19890,7 @@
     </w:p>
     <w:p>
       <w:pPr>
-        <w:pStyle w:val="1162"/>
+        <w:pStyle w:val="1165"/>
         <w:numPr>
           <w:ilvl w:val="0"/>
           <w:numId w:val="8"/>
@@ -19847,7 +19907,7 @@
     </w:p>
     <w:p>
       <w:pPr>
-        <w:pStyle w:val="1162"/>
+        <w:pStyle w:val="1165"/>
         <w:numPr>
           <w:ilvl w:val="0"/>
           <w:numId w:val="8"/>
@@ -19864,7 +19924,7 @@
     </w:p>
     <w:p>
       <w:pPr>
-        <w:pStyle w:val="1162"/>
+        <w:pStyle w:val="1165"/>
         <w:numPr>
           <w:ilvl w:val="0"/>
           <w:numId w:val="8"/>
@@ -19881,7 +19941,7 @@
     </w:p>
     <w:p>
       <w:pPr>
-        <w:pStyle w:val="1162"/>
+        <w:pStyle w:val="1165"/>
         <w:numPr>
           <w:ilvl w:val="0"/>
           <w:numId w:val="8"/>
@@ -19904,7 +19964,7 @@
     </w:p>
     <w:p>
       <w:pPr>
-        <w:pStyle w:val="1162"/>
+        <w:pStyle w:val="1165"/>
         <w:numPr>
           <w:ilvl w:val="0"/>
           <w:numId w:val="8"/>
@@ -19927,7 +19987,7 @@
     </w:p>
     <w:p>
       <w:pPr>
-        <w:pStyle w:val="1162"/>
+        <w:pStyle w:val="1165"/>
         <w:numPr>
           <w:ilvl w:val="0"/>
           <w:numId w:val="8"/>
@@ -19971,7 +20031,7 @@
     </w:p>
     <w:p>
       <w:pPr>
-        <w:pStyle w:val="1162"/>
+        <w:pStyle w:val="1165"/>
         <w:numPr>
           <w:ilvl w:val="0"/>
           <w:numId w:val="8"/>
@@ -20000,7 +20060,7 @@
     </w:p>
     <w:p>
       <w:pPr>
-        <w:pStyle w:val="1162"/>
+        <w:pStyle w:val="1165"/>
         <w:numPr>
           <w:ilvl w:val="0"/>
           <w:numId w:val="8"/>
@@ -20023,7 +20083,7 @@
     </w:p>
     <w:p>
       <w:pPr>
-        <w:pStyle w:val="1162"/>
+        <w:pStyle w:val="1165"/>
         <w:numPr>
           <w:ilvl w:val="0"/>
           <w:numId w:val="8"/>
@@ -20052,7 +20112,7 @@
     </w:p>
     <w:p>
       <w:pPr>
-        <w:pStyle w:val="1162"/>
+        <w:pStyle w:val="1165"/>
         <w:numPr>
           <w:ilvl w:val="0"/>
           <w:numId w:val="8"/>
@@ -20088,7 +20148,7 @@
     </w:p>
     <w:p>
       <w:pPr>
-        <w:pStyle w:val="1213"/>
+        <w:pStyle w:val="1216"/>
         <w:pBdr/>
         <w:spacing/>
         <w:ind/>
@@ -20132,7 +20192,7 @@
     </w:p>
     <w:p>
       <w:pPr>
-        <w:pStyle w:val="1213"/>
+        <w:pStyle w:val="1216"/>
         <w:pBdr/>
         <w:spacing/>
         <w:ind/>
@@ -20262,7 +20322,7 @@
     </w:p>
     <w:p>
       <w:pPr>
-        <w:pStyle w:val="1213"/>
+        <w:pStyle w:val="1216"/>
         <w:pBdr/>
         <w:spacing/>
         <w:ind/>
@@ -20800,7 +20860,9 @@
       <w:r>
         <w:rPr>
           <w:rFonts w:ascii="Helvetica Neue" w:hAnsi="Helvetica Neue" w:eastAsia="Helvetica Neue" w:cs="Helvetica Neue"/>
+          <w:color w:val="000000"/>
           <w:sz w:val="24"/>
+          <w:szCs w:val="24"/>
         </w:rPr>
       </w:r>
       <w:r>
@@ -20865,6 +20927,7 @@
       <w:r>
         <w:rPr>
           <w:rFonts w:ascii="Helvetica Neue" w:hAnsi="Helvetica Neue" w:eastAsia="Helvetica Neue" w:cs="Helvetica Neue"/>
+          <w:color w:val="000000"/>
           <w:sz w:val="24"/>
           <w:szCs w:val="24"/>
         </w:rPr>
@@ -20910,6 +20973,13 @@
           <w:sz w:val="24"/>
         </w:rPr>
         <w:t xml:space="preserve">sou net (import que s'emporta el treballador).</w:t>
+      </w:r>
+      <w:r>
+        <w:rPr>
+          <w:rFonts w:ascii="Helvetica Neue" w:hAnsi="Helvetica Neue" w:eastAsia="Helvetica Neue" w:cs="Helvetica Neue"/>
+          <w:sz w:val="24"/>
+          <w:szCs w:val="24"/>
+        </w:rPr>
       </w:r>
       <w:r>
         <w:rPr>
@@ -21088,65 +21158,65 @@
 <w:ftr xmlns:wpc="http://schemas.microsoft.com/office/word/2010/wordprocessingCanvas" xmlns:mc="http://schemas.openxmlformats.org/markup-compatibility/2006" xmlns:o="urn:schemas-microsoft-com:office:office" xmlns:r="http://schemas.openxmlformats.org/officeDocument/2006/relationships" xmlns:m="http://schemas.openxmlformats.org/officeDocument/2006/math" xmlns:v="urn:schemas-microsoft-com:vml" xmlns:wp14="http://schemas.microsoft.com/office/word/2010/wordprocessingDrawing" xmlns:wp="http://schemas.openxmlformats.org/drawingml/2006/wordprocessingDrawing" xmlns:w10="urn:schemas-microsoft-com:office:word" xmlns:w="http://schemas.openxmlformats.org/wordprocessingml/2006/main" xmlns:w14="http://schemas.microsoft.com/office/word/2010/wordml" xmlns:w15="http://schemas.microsoft.com/office/word/2012/wordml" xmlns:wpg="http://schemas.microsoft.com/office/word/2010/wordprocessingGroup" xmlns:wpi="http://schemas.microsoft.com/office/word/2010/wordprocessingInk" xmlns:wne="http://schemas.microsoft.com/office/word/2006/wordml" xmlns:a="http://schemas.openxmlformats.org/drawingml/2006/main" xmlns:wps="http://schemas.microsoft.com/office/word/2010/wordprocessingShape" mc:Ignorable="w14 w15 wp14">
   <w:p>
     <w:pPr>
-      <w:pStyle w:val="1135"/>
+      <w:pStyle w:val="1138"/>
       <w:framePr w:hAnchor="margin" w:vAnchor="text" w:wrap="around" w:xAlign="center" w:y="1"/>
       <w:pBdr/>
       <w:spacing/>
       <w:ind/>
       <w:rPr>
-        <w:rStyle w:val="1140"/>
+        <w:rStyle w:val="1143"/>
       </w:rPr>
     </w:pPr>
     <w:r>
       <w:rPr>
-        <w:rStyle w:val="1140"/>
+        <w:rStyle w:val="1143"/>
       </w:rPr>
       <w:fldChar w:fldCharType="begin"/>
     </w:r>
     <w:r>
       <w:rPr>
-        <w:rStyle w:val="1140"/>
+        <w:rStyle w:val="1143"/>
       </w:rPr>
       <w:instrText xml:space="preserve">PAGE  </w:instrText>
     </w:r>
     <w:r>
       <w:rPr>
-        <w:rStyle w:val="1140"/>
+        <w:rStyle w:val="1143"/>
       </w:rPr>
       <w:fldChar w:fldCharType="separate"/>
     </w:r>
     <w:r>
       <w:rPr>
-        <w:rStyle w:val="1140"/>
+        <w:rStyle w:val="1143"/>
       </w:rPr>
       <w:t xml:space="preserve">4</w:t>
     </w:r>
     <w:r>
       <w:rPr>
-        <w:rStyle w:val="1140"/>
+        <w:rStyle w:val="1143"/>
       </w:rPr>
       <w:t xml:space="preserve">0</w:t>
     </w:r>
     <w:r>
       <w:rPr>
-        <w:rStyle w:val="1140"/>
+        <w:rStyle w:val="1143"/>
       </w:rPr>
       <w:fldChar w:fldCharType="end"/>
     </w:r>
     <w:r>
       <w:rPr>
-        <w:rStyle w:val="1140"/>
+        <w:rStyle w:val="1143"/>
       </w:rPr>
     </w:r>
     <w:r>
       <w:rPr>
-        <w:rStyle w:val="1140"/>
+        <w:rStyle w:val="1143"/>
       </w:rPr>
     </w:r>
   </w:p>
   <w:p>
     <w:pPr>
-      <w:pStyle w:val="1135"/>
+      <w:pStyle w:val="1138"/>
       <w:pBdr/>
       <w:spacing/>
       <w:ind/>
@@ -21162,73 +21232,73 @@
 <w:ftr xmlns:wpc="http://schemas.microsoft.com/office/word/2010/wordprocessingCanvas" xmlns:mc="http://schemas.openxmlformats.org/markup-compatibility/2006" xmlns:o="urn:schemas-microsoft-com:office:office" xmlns:r="http://schemas.openxmlformats.org/officeDocument/2006/relationships" xmlns:m="http://schemas.openxmlformats.org/officeDocument/2006/math" xmlns:v="urn:schemas-microsoft-com:vml" xmlns:wp14="http://schemas.microsoft.com/office/word/2010/wordprocessingDrawing" xmlns:wp="http://schemas.openxmlformats.org/drawingml/2006/wordprocessingDrawing" xmlns:w10="urn:schemas-microsoft-com:office:word" xmlns:w="http://schemas.openxmlformats.org/wordprocessingml/2006/main" xmlns:w14="http://schemas.microsoft.com/office/word/2010/wordml" xmlns:w15="http://schemas.microsoft.com/office/word/2012/wordml" xmlns:wpg="http://schemas.microsoft.com/office/word/2010/wordprocessingGroup" xmlns:wpi="http://schemas.microsoft.com/office/word/2010/wordprocessingInk" xmlns:wne="http://schemas.microsoft.com/office/word/2006/wordml" xmlns:a="http://schemas.openxmlformats.org/drawingml/2006/main" xmlns:wps="http://schemas.microsoft.com/office/word/2010/wordprocessingShape" mc:Ignorable="w14 w15 wp14">
   <w:p>
     <w:pPr>
-      <w:pStyle w:val="1135"/>
+      <w:pStyle w:val="1138"/>
       <w:framePr w:hAnchor="margin" w:vAnchor="text" w:wrap="around" w:xAlign="center" w:y="1"/>
       <w:pBdr/>
       <w:spacing/>
       <w:ind/>
       <w:rPr>
-        <w:rStyle w:val="1140"/>
+        <w:rStyle w:val="1143"/>
       </w:rPr>
     </w:pPr>
     <w:r>
       <w:rPr>
-        <w:rStyle w:val="1140"/>
+        <w:rStyle w:val="1143"/>
       </w:rPr>
       <w:fldChar w:fldCharType="begin"/>
     </w:r>
     <w:r>
       <w:rPr>
-        <w:rStyle w:val="1140"/>
+        <w:rStyle w:val="1143"/>
       </w:rPr>
       <w:instrText xml:space="preserve">PAGE  </w:instrText>
     </w:r>
     <w:r>
       <w:rPr>
-        <w:rStyle w:val="1140"/>
+        <w:rStyle w:val="1143"/>
       </w:rPr>
       <w:fldChar w:fldCharType="end"/>
     </w:r>
     <w:r>
       <w:rPr>
-        <w:rStyle w:val="1140"/>
+        <w:rStyle w:val="1143"/>
       </w:rPr>
     </w:r>
     <w:r>
       <w:rPr>
-        <w:rStyle w:val="1140"/>
+        <w:rStyle w:val="1143"/>
       </w:rPr>
     </w:r>
   </w:p>
   <w:p>
     <w:pPr>
-      <w:pStyle w:val="1135"/>
+      <w:pStyle w:val="1138"/>
       <w:pBdr/>
       <w:spacing/>
       <w:ind/>
       <w:rPr>
-        <w:rStyle w:val="1140"/>
+        <w:rStyle w:val="1143"/>
       </w:rPr>
     </w:pPr>
     <w:r>
       <w:rPr>
-        <w:rStyle w:val="1140"/>
+        <w:rStyle w:val="1143"/>
       </w:rPr>
     </w:r>
     <w:r>
       <w:rPr>
-        <w:rStyle w:val="1140"/>
+        <w:rStyle w:val="1143"/>
       </w:rPr>
     </w:r>
     <w:r>
       <w:rPr>
-        <w:rStyle w:val="1140"/>
+        <w:rStyle w:val="1143"/>
       </w:rPr>
     </w:r>
   </w:p>
   <w:p>
     <w:pPr>
-      <w:pStyle w:val="1135"/>
+      <w:pStyle w:val="1138"/>
       <w:pBdr/>
       <w:spacing/>
       <w:ind/>
@@ -21274,7 +21344,7 @@
 <w:ftr xmlns:wpc="http://schemas.microsoft.com/office/word/2010/wordprocessingCanvas" xmlns:mc="http://schemas.openxmlformats.org/markup-compatibility/2006" xmlns:o="urn:schemas-microsoft-com:office:office" xmlns:r="http://schemas.openxmlformats.org/officeDocument/2006/relationships" xmlns:m="http://schemas.openxmlformats.org/officeDocument/2006/math" xmlns:v="urn:schemas-microsoft-com:vml" xmlns:wp14="http://schemas.microsoft.com/office/word/2010/wordprocessingDrawing" xmlns:wp="http://schemas.openxmlformats.org/drawingml/2006/wordprocessingDrawing" xmlns:w10="urn:schemas-microsoft-com:office:word" xmlns:w="http://schemas.openxmlformats.org/wordprocessingml/2006/main" xmlns:w14="http://schemas.microsoft.com/office/word/2010/wordml" xmlns:w15="http://schemas.microsoft.com/office/word/2012/wordml" xmlns:wpg="http://schemas.microsoft.com/office/word/2010/wordprocessingGroup" xmlns:wpi="http://schemas.microsoft.com/office/word/2010/wordprocessingInk" xmlns:wne="http://schemas.microsoft.com/office/word/2006/wordml" xmlns:a="http://schemas.openxmlformats.org/drawingml/2006/main" xmlns:wps="http://schemas.microsoft.com/office/word/2010/wordprocessingShape" mc:Ignorable="w14 w15 wp14">
   <w:p>
     <w:pPr>
-      <w:pStyle w:val="1135"/>
+      <w:pStyle w:val="1138"/>
       <w:pBdr/>
       <w:spacing/>
       <w:ind/>
@@ -21403,7 +21473,7 @@
 <w:hdr xmlns:wpc="http://schemas.microsoft.com/office/word/2010/wordprocessingCanvas" xmlns:mc="http://schemas.openxmlformats.org/markup-compatibility/2006" xmlns:o="urn:schemas-microsoft-com:office:office" xmlns:r="http://schemas.openxmlformats.org/officeDocument/2006/relationships" xmlns:m="http://schemas.openxmlformats.org/officeDocument/2006/math" xmlns:v="urn:schemas-microsoft-com:vml" xmlns:wp14="http://schemas.microsoft.com/office/word/2010/wordprocessingDrawing" xmlns:wp="http://schemas.openxmlformats.org/drawingml/2006/wordprocessingDrawing" xmlns:w10="urn:schemas-microsoft-com:office:word" xmlns:w="http://schemas.openxmlformats.org/wordprocessingml/2006/main" xmlns:w14="http://schemas.microsoft.com/office/word/2010/wordml" xmlns:w15="http://schemas.microsoft.com/office/word/2012/wordml" xmlns:wpg="http://schemas.microsoft.com/office/word/2010/wordprocessingGroup" xmlns:wpi="http://schemas.microsoft.com/office/word/2010/wordprocessingInk" xmlns:wne="http://schemas.microsoft.com/office/word/2006/wordml" xmlns:a="http://schemas.openxmlformats.org/drawingml/2006/main" xmlns:wps="http://schemas.microsoft.com/office/word/2010/wordprocessingShape" mc:Ignorable="w14 w15 wp14">
   <w:p>
     <w:pPr>
-      <w:pStyle w:val="1134"/>
+      <w:pStyle w:val="1137"/>
       <w:pBdr/>
       <w:spacing/>
       <w:ind/>
@@ -21444,7 +21514,7 @@
 <w:hdr xmlns:wpc="http://schemas.microsoft.com/office/word/2010/wordprocessingCanvas" xmlns:mc="http://schemas.openxmlformats.org/markup-compatibility/2006" xmlns:o="urn:schemas-microsoft-com:office:office" xmlns:r="http://schemas.openxmlformats.org/officeDocument/2006/relationships" xmlns:m="http://schemas.openxmlformats.org/officeDocument/2006/math" xmlns:v="urn:schemas-microsoft-com:vml" xmlns:wp14="http://schemas.microsoft.com/office/word/2010/wordprocessingDrawing" xmlns:wp="http://schemas.openxmlformats.org/drawingml/2006/wordprocessingDrawing" xmlns:w10="urn:schemas-microsoft-com:office:word" xmlns:w="http://schemas.openxmlformats.org/wordprocessingml/2006/main" xmlns:w14="http://schemas.microsoft.com/office/word/2010/wordml" xmlns:w15="http://schemas.microsoft.com/office/word/2012/wordml" xmlns:wpg="http://schemas.microsoft.com/office/word/2010/wordprocessingGroup" xmlns:wpi="http://schemas.microsoft.com/office/word/2010/wordprocessingInk" xmlns:wne="http://schemas.microsoft.com/office/word/2006/wordml" xmlns:a="http://schemas.openxmlformats.org/drawingml/2006/main" xmlns:wps="http://schemas.microsoft.com/office/word/2010/wordprocessingShape" mc:Ignorable="w14 w15 wp14">
   <w:p>
     <w:pPr>
-      <w:pStyle w:val="1134"/>
+      <w:pStyle w:val="1137"/>
       <w:pBdr/>
       <w:spacing/>
       <w:ind/>
@@ -21469,7 +21539,7 @@
         <w:spacing/>
         <w:ind w:hanging="360" w:left="720"/>
       </w:pPr>
-      <w:pStyle w:val="1213"/>
+      <w:pStyle w:val="1216"/>
       <w:rPr/>
       <w:start w:val="7"/>
       <w:suff w:val="tab"/>
@@ -22154,7 +22224,7 @@
     </w:lvl>
   </w:abstractNum>
   <w:abstractNum w:abstractNumId="5">
-    <w:styleLink w:val="1172"/>
+    <w:styleLink w:val="1175"/>
     <w:lvl w:ilvl="0">
       <w:isLgl w:val="false"/>
       <w:lvlJc w:val="left"/>
@@ -22168,7 +22238,7 @@
         <w:spacing/>
         <w:ind w:hanging="360" w:left="720"/>
       </w:pPr>
-      <w:pStyle w:val="1172"/>
+      <w:pStyle w:val="1175"/>
       <w:rPr>
         <w:rFonts w:ascii="Segoe Print" w:hAnsi="Segoe Print"/>
       </w:rPr>
@@ -23327,7 +23397,7 @@
         <w:spacing/>
         <w:ind w:hanging="360" w:left="1429"/>
       </w:pPr>
-      <w:pStyle w:val="1207"/>
+      <w:pStyle w:val="1210"/>
       <w:rPr>
         <w:rFonts w:hint="default" w:ascii="Symbol" w:hAnsi="Symbol"/>
       </w:rPr>
@@ -23474,7 +23544,7 @@
         <w:spacing/>
         <w:ind w:hanging="360" w:left="1429"/>
       </w:pPr>
-      <w:pStyle w:val="1208"/>
+      <w:pStyle w:val="1211"/>
       <w:rPr>
         <w:rFonts w:hint="default" w:ascii="Courier New" w:hAnsi="Courier New" w:cs="Courier New"/>
       </w:rPr>
@@ -25212,7 +25282,7 @@
         <w:spacing/>
         <w:ind w:hanging="360" w:left="1068"/>
       </w:pPr>
-      <w:pStyle w:val="1163"/>
+      <w:pStyle w:val="1166"/>
       <w:rPr>
         <w:rFonts w:hint="default"/>
       </w:rPr>
@@ -27025,10 +27095,10 @@
     <w:lsdException w:name="Bibliography" w:uiPriority="37"/>
     <w:lsdException w:name="TOC Heading" w:uiPriority="39" w:qFormat="1"/>
   </w:latentStyles>
-  <w:style w:type="character" w:styleId="941">
+  <w:style w:type="character" w:styleId="944">
     <w:name w:val="Heading 2 Char"/>
-    <w:basedOn w:val="967"/>
-    <w:link w:val="959"/>
+    <w:basedOn w:val="970"/>
+    <w:link w:val="962"/>
     <w:uiPriority w:val="9"/>
     <w:pPr>
       <w:pBdr/>
@@ -27042,10 +27112,10 @@
       <w:szCs w:val="32"/>
     </w:rPr>
   </w:style>
-  <w:style w:type="character" w:styleId="942">
+  <w:style w:type="character" w:styleId="945">
     <w:name w:val="Heading 3 Char"/>
-    <w:basedOn w:val="967"/>
-    <w:link w:val="960"/>
+    <w:basedOn w:val="970"/>
+    <w:link w:val="963"/>
     <w:uiPriority w:val="9"/>
     <w:pPr>
       <w:pBdr/>
@@ -27059,10 +27129,10 @@
       <w:szCs w:val="28"/>
     </w:rPr>
   </w:style>
-  <w:style w:type="character" w:styleId="943">
+  <w:style w:type="character" w:styleId="946">
     <w:name w:val="Heading 4 Char"/>
-    <w:basedOn w:val="967"/>
-    <w:link w:val="961"/>
+    <w:basedOn w:val="970"/>
+    <w:link w:val="964"/>
     <w:uiPriority w:val="9"/>
     <w:pPr>
       <w:pBdr/>
@@ -27076,10 +27146,10 @@
       <w:color w:val="0f4761" w:themeColor="accent1" w:themeShade="BF"/>
     </w:rPr>
   </w:style>
-  <w:style w:type="character" w:styleId="944">
+  <w:style w:type="character" w:styleId="947">
     <w:name w:val="Heading 5 Char"/>
-    <w:basedOn w:val="967"/>
-    <w:link w:val="962"/>
+    <w:basedOn w:val="970"/>
+    <w:link w:val="965"/>
     <w:uiPriority w:val="9"/>
     <w:pPr>
       <w:pBdr/>
@@ -27091,10 +27161,10 @@
       <w:color w:val="0f4761" w:themeColor="accent1" w:themeShade="BF"/>
     </w:rPr>
   </w:style>
-  <w:style w:type="character" w:styleId="945">
+  <w:style w:type="character" w:styleId="948">
     <w:name w:val="Heading 6 Char"/>
-    <w:basedOn w:val="967"/>
-    <w:link w:val="963"/>
+    <w:basedOn w:val="970"/>
+    <w:link w:val="966"/>
     <w:uiPriority w:val="9"/>
     <w:pPr>
       <w:pBdr/>
@@ -27108,10 +27178,10 @@
       <w:color w:val="595959" w:themeColor="text1" w:themeTint="A6"/>
     </w:rPr>
   </w:style>
-  <w:style w:type="character" w:styleId="946">
+  <w:style w:type="character" w:styleId="949">
     <w:name w:val="Heading 7 Char"/>
-    <w:basedOn w:val="967"/>
-    <w:link w:val="964"/>
+    <w:basedOn w:val="970"/>
+    <w:link w:val="967"/>
     <w:uiPriority w:val="9"/>
     <w:pPr>
       <w:pBdr/>
@@ -27123,10 +27193,10 @@
       <w:color w:val="595959" w:themeColor="text1" w:themeTint="A6"/>
     </w:rPr>
   </w:style>
-  <w:style w:type="character" w:styleId="947">
+  <w:style w:type="character" w:styleId="950">
     <w:name w:val="Heading 8 Char"/>
-    <w:basedOn w:val="967"/>
-    <w:link w:val="965"/>
+    <w:basedOn w:val="970"/>
+    <w:link w:val="968"/>
     <w:uiPriority w:val="9"/>
     <w:pPr>
       <w:pBdr/>
@@ -27140,10 +27210,10 @@
       <w:color w:val="272727" w:themeColor="text1" w:themeTint="D8"/>
     </w:rPr>
   </w:style>
-  <w:style w:type="character" w:styleId="948">
+  <w:style w:type="character" w:styleId="951">
     <w:name w:val="Heading 9 Char"/>
-    <w:basedOn w:val="967"/>
-    <w:link w:val="966"/>
+    <w:basedOn w:val="970"/>
+    <w:link w:val="969"/>
     <w:uiPriority w:val="9"/>
     <w:pPr>
       <w:pBdr/>
@@ -27157,10 +27227,10 @@
       <w:color w:val="272727" w:themeColor="text1" w:themeTint="D8"/>
     </w:rPr>
   </w:style>
-  <w:style w:type="character" w:styleId="949">
+  <w:style w:type="character" w:styleId="952">
     <w:name w:val="Title Char"/>
-    <w:basedOn w:val="967"/>
-    <w:link w:val="1104"/>
+    <w:basedOn w:val="970"/>
+    <w:link w:val="1107"/>
     <w:uiPriority w:val="10"/>
     <w:pPr>
       <w:pBdr/>
@@ -27174,10 +27244,10 @@
       <w:szCs w:val="56"/>
     </w:rPr>
   </w:style>
-  <w:style w:type="character" w:styleId="950">
+  <w:style w:type="character" w:styleId="953">
     <w:name w:val="Subtitle Char"/>
-    <w:basedOn w:val="967"/>
-    <w:link w:val="1106"/>
+    <w:basedOn w:val="970"/>
+    <w:link w:val="1109"/>
     <w:uiPriority w:val="11"/>
     <w:pPr>
       <w:pBdr/>
@@ -27191,10 +27261,10 @@
       <w:szCs w:val="28"/>
     </w:rPr>
   </w:style>
-  <w:style w:type="character" w:styleId="951">
+  <w:style w:type="character" w:styleId="954">
     <w:name w:val="Quote Char"/>
-    <w:basedOn w:val="967"/>
-    <w:link w:val="1108"/>
+    <w:basedOn w:val="970"/>
+    <w:link w:val="1111"/>
     <w:uiPriority w:val="29"/>
     <w:pPr>
       <w:pBdr/>
@@ -27207,10 +27277,10 @@
       <w:color w:val="404040" w:themeColor="text1" w:themeTint="BF"/>
     </w:rPr>
   </w:style>
-  <w:style w:type="character" w:styleId="952">
+  <w:style w:type="character" w:styleId="955">
     <w:name w:val="Intense Quote Char"/>
-    <w:basedOn w:val="967"/>
-    <w:link w:val="1111"/>
+    <w:basedOn w:val="970"/>
+    <w:link w:val="1114"/>
     <w:uiPriority w:val="30"/>
     <w:pPr>
       <w:pBdr/>
@@ -27223,10 +27293,10 @@
       <w:color w:val="0f4761" w:themeColor="accent1" w:themeShade="BF"/>
     </w:rPr>
   </w:style>
-  <w:style w:type="character" w:styleId="953">
+  <w:style w:type="character" w:styleId="956">
     <w:name w:val="Header Char"/>
-    <w:basedOn w:val="967"/>
-    <w:link w:val="1134"/>
+    <w:basedOn w:val="970"/>
+    <w:link w:val="1137"/>
     <w:uiPriority w:val="99"/>
     <w:pPr>
       <w:pBdr/>
@@ -27234,10 +27304,10 @@
       <w:ind/>
     </w:pPr>
   </w:style>
-  <w:style w:type="character" w:styleId="954">
+  <w:style w:type="character" w:styleId="957">
     <w:name w:val="Footer Char"/>
-    <w:basedOn w:val="967"/>
-    <w:link w:val="1135"/>
+    <w:basedOn w:val="970"/>
+    <w:link w:val="1138"/>
     <w:uiPriority w:val="99"/>
     <w:pPr>
       <w:pBdr/>
@@ -27245,25 +27315,9 @@
       <w:ind/>
     </w:pPr>
   </w:style>
-  <w:style w:type="character" w:styleId="955">
+  <w:style w:type="character" w:styleId="958">
     <w:name w:val="Footnote Text Char"/>
-    <w:basedOn w:val="967"/>
-    <w:link w:val="1121"/>
-    <w:uiPriority w:val="99"/>
-    <w:semiHidden/>
-    <w:pPr>
-      <w:pBdr/>
-      <w:spacing/>
-      <w:ind/>
-    </w:pPr>
-    <w:rPr>
-      <w:sz w:val="20"/>
-      <w:szCs w:val="20"/>
-    </w:rPr>
-  </w:style>
-  <w:style w:type="character" w:styleId="956">
-    <w:name w:val="Endnote Text Char"/>
-    <w:basedOn w:val="967"/>
+    <w:basedOn w:val="970"/>
     <w:link w:val="1124"/>
     <w:uiPriority w:val="99"/>
     <w:semiHidden/>
@@ -27277,7 +27331,23 @@
       <w:szCs w:val="20"/>
     </w:rPr>
   </w:style>
-  <w:style w:type="paragraph" w:styleId="957" w:default="1">
+  <w:style w:type="character" w:styleId="959">
+    <w:name w:val="Endnote Text Char"/>
+    <w:basedOn w:val="970"/>
+    <w:link w:val="1127"/>
+    <w:uiPriority w:val="99"/>
+    <w:semiHidden/>
+    <w:pPr>
+      <w:pBdr/>
+      <w:spacing/>
+      <w:ind/>
+    </w:pPr>
+    <w:rPr>
+      <w:sz w:val="20"/>
+      <w:szCs w:val="20"/>
+    </w:rPr>
+  </w:style>
+  <w:style w:type="paragraph" w:styleId="960" w:default="1">
     <w:name w:val="Normal"/>
     <w:qFormat/>
     <w:pPr>
@@ -27294,11 +27364,11 @@
       <w:lang w:val="ca-ES"/>
     </w:rPr>
   </w:style>
-  <w:style w:type="paragraph" w:styleId="958">
+  <w:style w:type="paragraph" w:styleId="961">
     <w:name w:val="Heading 1"/>
-    <w:basedOn w:val="957"/>
-    <w:next w:val="959"/>
-    <w:link w:val="1132"/>
+    <w:basedOn w:val="960"/>
+    <w:next w:val="962"/>
+    <w:link w:val="1135"/>
     <w:qFormat/>
     <w:pPr>
       <w:keepNext w:val="true"/>
@@ -27312,11 +27382,11 @@
       <w:u w:val="single"/>
     </w:rPr>
   </w:style>
-  <w:style w:type="paragraph" w:styleId="959">
+  <w:style w:type="paragraph" w:styleId="962">
     <w:name w:val="Heading 2"/>
-    <w:basedOn w:val="957"/>
-    <w:next w:val="957"/>
-    <w:link w:val="1096"/>
+    <w:basedOn w:val="960"/>
+    <w:next w:val="960"/>
+    <w:link w:val="1099"/>
     <w:qFormat/>
     <w:pPr>
       <w:keepNext w:val="true"/>
@@ -27329,11 +27399,11 @@
       <w:b/>
     </w:rPr>
   </w:style>
-  <w:style w:type="paragraph" w:styleId="960">
+  <w:style w:type="paragraph" w:styleId="963">
     <w:name w:val="Heading 3"/>
-    <w:basedOn w:val="957"/>
-    <w:next w:val="957"/>
-    <w:link w:val="1097"/>
+    <w:basedOn w:val="960"/>
+    <w:next w:val="960"/>
+    <w:link w:val="1100"/>
     <w:qFormat/>
     <w:pPr>
       <w:keepNext w:val="true"/>
@@ -27350,11 +27420,11 @@
       <w:szCs w:val="26"/>
     </w:rPr>
   </w:style>
-  <w:style w:type="paragraph" w:styleId="961">
+  <w:style w:type="paragraph" w:styleId="964">
     <w:name w:val="Heading 4"/>
-    <w:basedOn w:val="957"/>
-    <w:next w:val="957"/>
-    <w:link w:val="1098"/>
+    <w:basedOn w:val="960"/>
+    <w:next w:val="960"/>
+    <w:link w:val="1101"/>
     <w:uiPriority w:val="9"/>
     <w:unhideWhenUsed/>
     <w:qFormat/>
@@ -27372,11 +27442,11 @@
       <w:color w:val="365f91" w:themeColor="accent1" w:themeShade="BF"/>
     </w:rPr>
   </w:style>
-  <w:style w:type="paragraph" w:styleId="962">
+  <w:style w:type="paragraph" w:styleId="965">
     <w:name w:val="Heading 5"/>
-    <w:basedOn w:val="957"/>
-    <w:next w:val="957"/>
-    <w:link w:val="1099"/>
+    <w:basedOn w:val="960"/>
+    <w:next w:val="960"/>
+    <w:link w:val="1102"/>
     <w:qFormat/>
     <w:pPr>
       <w:pBdr/>
@@ -27394,11 +27464,11 @@
       <w:szCs w:val="26"/>
     </w:rPr>
   </w:style>
-  <w:style w:type="paragraph" w:styleId="963">
+  <w:style w:type="paragraph" w:styleId="966">
     <w:name w:val="Heading 6"/>
-    <w:basedOn w:val="957"/>
-    <w:next w:val="957"/>
-    <w:link w:val="1100"/>
+    <w:basedOn w:val="960"/>
+    <w:next w:val="960"/>
+    <w:link w:val="1103"/>
     <w:uiPriority w:val="9"/>
     <w:unhideWhenUsed/>
     <w:qFormat/>
@@ -27416,11 +27486,11 @@
       <w:color w:val="595959" w:themeColor="text1" w:themeTint="A6"/>
     </w:rPr>
   </w:style>
-  <w:style w:type="paragraph" w:styleId="964">
+  <w:style w:type="paragraph" w:styleId="967">
     <w:name w:val="Heading 7"/>
-    <w:basedOn w:val="957"/>
-    <w:next w:val="957"/>
-    <w:link w:val="1101"/>
+    <w:basedOn w:val="960"/>
+    <w:next w:val="960"/>
+    <w:link w:val="1104"/>
     <w:uiPriority w:val="9"/>
     <w:unhideWhenUsed/>
     <w:qFormat/>
@@ -27437,11 +27507,11 @@
       <w:color w:val="595959" w:themeColor="text1" w:themeTint="A6"/>
     </w:rPr>
   </w:style>
-  <w:style w:type="paragraph" w:styleId="965">
+  <w:style w:type="paragraph" w:styleId="968">
     <w:name w:val="Heading 8"/>
-    <w:basedOn w:val="957"/>
-    <w:next w:val="957"/>
-    <w:link w:val="1102"/>
+    <w:basedOn w:val="960"/>
+    <w:next w:val="960"/>
+    <w:link w:val="1105"/>
     <w:uiPriority w:val="9"/>
     <w:unhideWhenUsed/>
     <w:qFormat/>
@@ -27459,11 +27529,11 @@
       <w:color w:val="272727" w:themeColor="text1" w:themeTint="D8"/>
     </w:rPr>
   </w:style>
-  <w:style w:type="paragraph" w:styleId="966">
+  <w:style w:type="paragraph" w:styleId="969">
     <w:name w:val="Heading 9"/>
-    <w:basedOn w:val="957"/>
-    <w:next w:val="957"/>
-    <w:link w:val="1103"/>
+    <w:basedOn w:val="960"/>
+    <w:next w:val="960"/>
+    <w:link w:val="1106"/>
     <w:uiPriority w:val="9"/>
     <w:unhideWhenUsed/>
     <w:qFormat/>
@@ -27481,7 +27551,7 @@
       <w:color w:val="272727" w:themeColor="text1" w:themeTint="D8"/>
     </w:rPr>
   </w:style>
-  <w:style w:type="character" w:styleId="967" w:default="1">
+  <w:style w:type="character" w:styleId="970" w:default="1">
     <w:name w:val="Default Paragraph Font"/>
     <w:uiPriority w:val="1"/>
     <w:semiHidden/>
@@ -27492,7 +27562,7 @@
       <w:ind/>
     </w:pPr>
   </w:style>
-  <w:style w:type="table" w:styleId="968" w:default="1">
+  <w:style w:type="table" w:styleId="971" w:default="1">
     <w:name w:val="Normal Table"/>
     <w:uiPriority w:val="99"/>
     <w:semiHidden/>
@@ -27685,7 +27755,7 @@
       </w:tcPr>
     </w:tblStylePr>
   </w:style>
-  <w:style w:type="numbering" w:styleId="969" w:default="1">
+  <w:style w:type="numbering" w:styleId="972" w:default="1">
     <w:name w:val="No List"/>
     <w:uiPriority w:val="99"/>
     <w:semiHidden/>
@@ -27696,9 +27766,9 @@
       <w:ind/>
     </w:pPr>
   </w:style>
-  <w:style w:type="table" w:styleId="970" w:customStyle="1">
+  <w:style w:type="table" w:styleId="973" w:customStyle="1">
     <w:name w:val="Table Grid Light"/>
-    <w:basedOn w:val="968"/>
+    <w:basedOn w:val="971"/>
     <w:uiPriority w:val="59"/>
     <w:pPr>
       <w:pBdr/>
@@ -27888,9 +27958,9 @@
       </w:tcPr>
     </w:tblStylePr>
   </w:style>
-  <w:style w:type="table" w:styleId="971">
+  <w:style w:type="table" w:styleId="974">
     <w:name w:val="Plain Table 1"/>
-    <w:basedOn w:val="968"/>
+    <w:basedOn w:val="971"/>
     <w:uiPriority w:val="59"/>
     <w:pPr>
       <w:pBdr/>
@@ -28106,9 +28176,9 @@
       </w:tcPr>
     </w:tblStylePr>
   </w:style>
-  <w:style w:type="table" w:styleId="972">
+  <w:style w:type="table" w:styleId="975">
     <w:name w:val="Plain Table 2"/>
-    <w:basedOn w:val="968"/>
+    <w:basedOn w:val="971"/>
     <w:uiPriority w:val="59"/>
     <w:pPr>
       <w:pBdr/>
@@ -28332,9 +28402,9 @@
       </w:tcPr>
     </w:tblStylePr>
   </w:style>
-  <w:style w:type="table" w:styleId="973">
+  <w:style w:type="table" w:styleId="976">
     <w:name w:val="Plain Table 3"/>
-    <w:basedOn w:val="968"/>
+    <w:basedOn w:val="971"/>
     <w:uiPriority w:val="99"/>
     <w:pPr>
       <w:pBdr/>
@@ -28561,9 +28631,9 @@
       </w:tcPr>
     </w:tblStylePr>
   </w:style>
-  <w:style w:type="table" w:styleId="974">
+  <w:style w:type="table" w:styleId="977">
     <w:name w:val="Plain Table 4"/>
-    <w:basedOn w:val="968"/>
+    <w:basedOn w:val="971"/>
     <w:uiPriority w:val="99"/>
     <w:pPr>
       <w:pBdr/>
@@ -28776,9 +28846,9 @@
       </w:tcPr>
     </w:tblStylePr>
   </w:style>
-  <w:style w:type="table" w:styleId="975">
+  <w:style w:type="table" w:styleId="978">
     <w:name w:val="Plain Table 5"/>
-    <w:basedOn w:val="968"/>
+    <w:basedOn w:val="971"/>
     <w:uiPriority w:val="99"/>
     <w:pPr>
       <w:pBdr/>
@@ -29008,9 +29078,9 @@
       </w:tcPr>
     </w:tblStylePr>
   </w:style>
-  <w:style w:type="table" w:styleId="976">
+  <w:style w:type="table" w:styleId="979">
     <w:name w:val="Grid Table 1 Light"/>
-    <w:basedOn w:val="968"/>
+    <w:basedOn w:val="971"/>
     <w:uiPriority w:val="99"/>
     <w:pPr>
       <w:pBdr/>
@@ -29230,9 +29300,9 @@
       </w:tcPr>
     </w:tblStylePr>
   </w:style>
-  <w:style w:type="table" w:styleId="977" w:customStyle="1">
+  <w:style w:type="table" w:styleId="980" w:customStyle="1">
     <w:name w:val="Grid Table 1 Light - Accent 1"/>
-    <w:basedOn w:val="968"/>
+    <w:basedOn w:val="971"/>
     <w:uiPriority w:val="99"/>
     <w:pPr>
       <w:pBdr/>
@@ -29452,9 +29522,9 @@
       </w:tcPr>
     </w:tblStylePr>
   </w:style>
-  <w:style w:type="table" w:styleId="978" w:customStyle="1">
+  <w:style w:type="table" w:styleId="981" w:customStyle="1">
     <w:name w:val="Grid Table 1 Light - Accent 2"/>
-    <w:basedOn w:val="968"/>
+    <w:basedOn w:val="971"/>
     <w:uiPriority w:val="99"/>
     <w:pPr>
       <w:pBdr/>
@@ -29674,9 +29744,9 @@
       </w:tcPr>
     </w:tblStylePr>
   </w:style>
-  <w:style w:type="table" w:styleId="979" w:customStyle="1">
+  <w:style w:type="table" w:styleId="982" w:customStyle="1">
     <w:name w:val="Grid Table 1 Light - Accent 3"/>
-    <w:basedOn w:val="968"/>
+    <w:basedOn w:val="971"/>
     <w:uiPriority w:val="99"/>
     <w:pPr>
       <w:pBdr/>
@@ -29896,9 +29966,9 @@
       </w:tcPr>
     </w:tblStylePr>
   </w:style>
-  <w:style w:type="table" w:styleId="980" w:customStyle="1">
+  <w:style w:type="table" w:styleId="983" w:customStyle="1">
     <w:name w:val="Grid Table 1 Light - Accent 4"/>
-    <w:basedOn w:val="968"/>
+    <w:basedOn w:val="971"/>
     <w:uiPriority w:val="99"/>
     <w:pPr>
       <w:pBdr/>
@@ -30118,9 +30188,9 @@
       </w:tcPr>
     </w:tblStylePr>
   </w:style>
-  <w:style w:type="table" w:styleId="981" w:customStyle="1">
+  <w:style w:type="table" w:styleId="984" w:customStyle="1">
     <w:name w:val="Grid Table 1 Light - Accent 5"/>
-    <w:basedOn w:val="968"/>
+    <w:basedOn w:val="971"/>
     <w:uiPriority w:val="99"/>
     <w:pPr>
       <w:pBdr/>
@@ -30340,9 +30410,9 @@
       </w:tcPr>
     </w:tblStylePr>
   </w:style>
-  <w:style w:type="table" w:styleId="982" w:customStyle="1">
+  <w:style w:type="table" w:styleId="985" w:customStyle="1">
     <w:name w:val="Grid Table 1 Light - Accent 6"/>
-    <w:basedOn w:val="968"/>
+    <w:basedOn w:val="971"/>
     <w:uiPriority w:val="99"/>
     <w:pPr>
       <w:pBdr/>
@@ -30562,9 +30632,9 @@
       </w:tcPr>
     </w:tblStylePr>
   </w:style>
-  <w:style w:type="table" w:styleId="983">
+  <w:style w:type="table" w:styleId="986">
     <w:name w:val="Grid Table 2"/>
-    <w:basedOn w:val="968"/>
+    <w:basedOn w:val="971"/>
     <w:uiPriority w:val="99"/>
     <w:pPr>
       <w:pBdr/>
@@ -30793,9 +30863,9 @@
       </w:tcPr>
     </w:tblStylePr>
   </w:style>
-  <w:style w:type="table" w:styleId="984" w:customStyle="1">
+  <w:style w:type="table" w:styleId="987" w:customStyle="1">
     <w:name w:val="Grid Table 2 - Accent 1"/>
-    <w:basedOn w:val="968"/>
+    <w:basedOn w:val="971"/>
     <w:uiPriority w:val="99"/>
     <w:pPr>
       <w:pBdr/>
@@ -31024,9 +31094,9 @@
       </w:tcPr>
     </w:tblStylePr>
   </w:style>
-  <w:style w:type="table" w:styleId="985" w:customStyle="1">
+  <w:style w:type="table" w:styleId="988" w:customStyle="1">
     <w:name w:val="Grid Table 2 - Accent 2"/>
-    <w:basedOn w:val="968"/>
+    <w:basedOn w:val="971"/>
     <w:uiPriority w:val="99"/>
     <w:pPr>
       <w:pBdr/>
@@ -31255,9 +31325,9 @@
       </w:tcPr>
     </w:tblStylePr>
   </w:style>
-  <w:style w:type="table" w:styleId="986" w:customStyle="1">
+  <w:style w:type="table" w:styleId="989" w:customStyle="1">
     <w:name w:val="Grid Table 2 - Accent 3"/>
-    <w:basedOn w:val="968"/>
+    <w:basedOn w:val="971"/>
     <w:uiPriority w:val="99"/>
     <w:pPr>
       <w:pBdr/>
@@ -31486,9 +31556,9 @@
       </w:tcPr>
     </w:tblStylePr>
   </w:style>
-  <w:style w:type="table" w:styleId="987" w:customStyle="1">
+  <w:style w:type="table" w:styleId="990" w:customStyle="1">
     <w:name w:val="Grid Table 2 - Accent 4"/>
-    <w:basedOn w:val="968"/>
+    <w:basedOn w:val="971"/>
     <w:uiPriority w:val="99"/>
     <w:pPr>
       <w:pBdr/>
@@ -31717,9 +31787,9 @@
       </w:tcPr>
     </w:tblStylePr>
   </w:style>
-  <w:style w:type="table" w:styleId="988" w:customStyle="1">
+  <w:style w:type="table" w:styleId="991" w:customStyle="1">
     <w:name w:val="Grid Table 2 - Accent 5"/>
-    <w:basedOn w:val="968"/>
+    <w:basedOn w:val="971"/>
     <w:uiPriority w:val="99"/>
     <w:pPr>
       <w:pBdr/>
@@ -31948,9 +32018,9 @@
       </w:tcPr>
     </w:tblStylePr>
   </w:style>
-  <w:style w:type="table" w:styleId="989" w:customStyle="1">
+  <w:style w:type="table" w:styleId="992" w:customStyle="1">
     <w:name w:val="Grid Table 2 - Accent 6"/>
-    <w:basedOn w:val="968"/>
+    <w:basedOn w:val="971"/>
     <w:uiPriority w:val="99"/>
     <w:pPr>
       <w:pBdr/>
@@ -32179,9 +32249,9 @@
       </w:tcPr>
     </w:tblStylePr>
   </w:style>
-  <w:style w:type="table" w:styleId="990">
+  <w:style w:type="table" w:styleId="993">
     <w:name w:val="Grid Table 3"/>
-    <w:basedOn w:val="968"/>
+    <w:basedOn w:val="971"/>
     <w:uiPriority w:val="99"/>
     <w:pPr>
       <w:pBdr/>
@@ -32423,9 +32493,9 @@
       </w:tcPr>
     </w:tblStylePr>
   </w:style>
-  <w:style w:type="table" w:styleId="991" w:customStyle="1">
+  <w:style w:type="table" w:styleId="994" w:customStyle="1">
     <w:name w:val="Grid Table 3 - Accent 1"/>
-    <w:basedOn w:val="968"/>
+    <w:basedOn w:val="971"/>
     <w:uiPriority w:val="99"/>
     <w:pPr>
       <w:pBdr/>
@@ -32667,9 +32737,9 @@
       </w:tcPr>
     </w:tblStylePr>
   </w:style>
-  <w:style w:type="table" w:styleId="992" w:customStyle="1">
+  <w:style w:type="table" w:styleId="995" w:customStyle="1">
     <w:name w:val="Grid Table 3 - Accent 2"/>
-    <w:basedOn w:val="968"/>
+    <w:basedOn w:val="971"/>
     <w:uiPriority w:val="99"/>
     <w:pPr>
       <w:pBdr/>
@@ -32911,9 +32981,9 @@
       </w:tcPr>
     </w:tblStylePr>
   </w:style>
-  <w:style w:type="table" w:styleId="993" w:customStyle="1">
+  <w:style w:type="table" w:styleId="996" w:customStyle="1">
     <w:name w:val="Grid Table 3 - Accent 3"/>
-    <w:basedOn w:val="968"/>
+    <w:basedOn w:val="971"/>
     <w:uiPriority w:val="99"/>
     <w:pPr>
       <w:pBdr/>
@@ -33155,9 +33225,9 @@
       </w:tcPr>
     </w:tblStylePr>
   </w:style>
-  <w:style w:type="table" w:styleId="994" w:customStyle="1">
+  <w:style w:type="table" w:styleId="997" w:customStyle="1">
     <w:name w:val="Grid Table 3 - Accent 4"/>
-    <w:basedOn w:val="968"/>
+    <w:basedOn w:val="971"/>
     <w:uiPriority w:val="99"/>
     <w:pPr>
       <w:pBdr/>
@@ -33399,9 +33469,9 @@
       </w:tcPr>
     </w:tblStylePr>
   </w:style>
-  <w:style w:type="table" w:styleId="995" w:customStyle="1">
+  <w:style w:type="table" w:styleId="998" w:customStyle="1">
     <w:name w:val="Grid Table 3 - Accent 5"/>
-    <w:basedOn w:val="968"/>
+    <w:basedOn w:val="971"/>
     <w:uiPriority w:val="99"/>
     <w:pPr>
       <w:pBdr/>
@@ -33643,9 +33713,9 @@
       </w:tcPr>
     </w:tblStylePr>
   </w:style>
-  <w:style w:type="table" w:styleId="996" w:customStyle="1">
+  <w:style w:type="table" w:styleId="999" w:customStyle="1">
     <w:name w:val="Grid Table 3 - Accent 6"/>
-    <w:basedOn w:val="968"/>
+    <w:basedOn w:val="971"/>
     <w:uiPriority w:val="99"/>
     <w:pPr>
       <w:pBdr/>
@@ -33887,9 +33957,9 @@
       </w:tcPr>
     </w:tblStylePr>
   </w:style>
-  <w:style w:type="table" w:styleId="997">
+  <w:style w:type="table" w:styleId="1000">
     <w:name w:val="Grid Table 4"/>
-    <w:basedOn w:val="968"/>
+    <w:basedOn w:val="971"/>
     <w:uiPriority w:val="59"/>
     <w:pPr>
       <w:pBdr/>
@@ -34119,9 +34189,9 @@
       </w:tcPr>
     </w:tblStylePr>
   </w:style>
-  <w:style w:type="table" w:styleId="998" w:customStyle="1">
+  <w:style w:type="table" w:styleId="1001" w:customStyle="1">
     <w:name w:val="Grid Table 4 - Accent 1"/>
-    <w:basedOn w:val="968"/>
+    <w:basedOn w:val="971"/>
     <w:uiPriority w:val="59"/>
     <w:pPr>
       <w:pBdr/>
@@ -34351,9 +34421,9 @@
       </w:tcPr>
     </w:tblStylePr>
   </w:style>
-  <w:style w:type="table" w:styleId="999" w:customStyle="1">
+  <w:style w:type="table" w:styleId="1002" w:customStyle="1">
     <w:name w:val="Grid Table 4 - Accent 2"/>
-    <w:basedOn w:val="968"/>
+    <w:basedOn w:val="971"/>
     <w:uiPriority w:val="59"/>
     <w:pPr>
       <w:pBdr/>
@@ -34583,9 +34653,9 @@
       </w:tcPr>
     </w:tblStylePr>
   </w:style>
-  <w:style w:type="table" w:styleId="1000" w:customStyle="1">
+  <w:style w:type="table" w:styleId="1003" w:customStyle="1">
     <w:name w:val="Grid Table 4 - Accent 3"/>
-    <w:basedOn w:val="968"/>
+    <w:basedOn w:val="971"/>
     <w:uiPriority w:val="59"/>
     <w:pPr>
       <w:pBdr/>
@@ -34815,9 +34885,9 @@
       </w:tcPr>
     </w:tblStylePr>
   </w:style>
-  <w:style w:type="table" w:styleId="1001" w:customStyle="1">
+  <w:style w:type="table" w:styleId="1004" w:customStyle="1">
     <w:name w:val="Grid Table 4 - Accent 4"/>
-    <w:basedOn w:val="968"/>
+    <w:basedOn w:val="971"/>
     <w:uiPriority w:val="59"/>
     <w:pPr>
       <w:pBdr/>
@@ -35047,9 +35117,9 @@
       </w:tcPr>
     </w:tblStylePr>
   </w:style>
-  <w:style w:type="table" w:styleId="1002" w:customStyle="1">
+  <w:style w:type="table" w:styleId="1005" w:customStyle="1">
     <w:name w:val="Grid Table 4 - Accent 5"/>
-    <w:basedOn w:val="968"/>
+    <w:basedOn w:val="971"/>
     <w:uiPriority w:val="59"/>
     <w:pPr>
       <w:pBdr/>
@@ -35279,9 +35349,9 @@
       </w:tcPr>
     </w:tblStylePr>
   </w:style>
-  <w:style w:type="table" w:styleId="1003" w:customStyle="1">
+  <w:style w:type="table" w:styleId="1006" w:customStyle="1">
     <w:name w:val="Grid Table 4 - Accent 6"/>
-    <w:basedOn w:val="968"/>
+    <w:basedOn w:val="971"/>
     <w:uiPriority w:val="59"/>
     <w:pPr>
       <w:pBdr/>
@@ -35511,9 +35581,9 @@
       </w:tcPr>
     </w:tblStylePr>
   </w:style>
-  <w:style w:type="table" w:styleId="1004">
+  <w:style w:type="table" w:styleId="1007">
     <w:name w:val="Grid Table 5 Dark"/>
-    <w:basedOn w:val="968"/>
+    <w:basedOn w:val="971"/>
     <w:uiPriority w:val="99"/>
     <w:pPr>
       <w:pBdr/>
@@ -35738,9 +35808,9 @@
       </w:tcPr>
     </w:tblStylePr>
   </w:style>
-  <w:style w:type="table" w:styleId="1005" w:customStyle="1">
+  <w:style w:type="table" w:styleId="1008" w:customStyle="1">
     <w:name w:val="Grid Table 5 Dark- Accent 1"/>
-    <w:basedOn w:val="968"/>
+    <w:basedOn w:val="971"/>
     <w:uiPriority w:val="99"/>
     <w:pPr>
       <w:pBdr/>
@@ -35965,9 +36035,9 @@
       </w:tcPr>
     </w:tblStylePr>
   </w:style>
-  <w:style w:type="table" w:styleId="1006" w:customStyle="1">
+  <w:style w:type="table" w:styleId="1009" w:customStyle="1">
     <w:name w:val="Grid Table 5 Dark - Accent 2"/>
-    <w:basedOn w:val="968"/>
+    <w:basedOn w:val="971"/>
     <w:uiPriority w:val="99"/>
     <w:pPr>
       <w:pBdr/>
@@ -36192,9 +36262,9 @@
       </w:tcPr>
     </w:tblStylePr>
   </w:style>
-  <w:style w:type="table" w:styleId="1007" w:customStyle="1">
+  <w:style w:type="table" w:styleId="1010" w:customStyle="1">
     <w:name w:val="Grid Table 5 Dark - Accent 3"/>
-    <w:basedOn w:val="968"/>
+    <w:basedOn w:val="971"/>
     <w:uiPriority w:val="99"/>
     <w:pPr>
       <w:pBdr/>
@@ -36419,9 +36489,9 @@
       </w:tcPr>
     </w:tblStylePr>
   </w:style>
-  <w:style w:type="table" w:styleId="1008" w:customStyle="1">
+  <w:style w:type="table" w:styleId="1011" w:customStyle="1">
     <w:name w:val="Grid Table 5 Dark- Accent 4"/>
-    <w:basedOn w:val="968"/>
+    <w:basedOn w:val="971"/>
     <w:uiPriority w:val="99"/>
     <w:pPr>
       <w:pBdr/>
@@ -36646,9 +36716,9 @@
       </w:tcPr>
     </w:tblStylePr>
   </w:style>
-  <w:style w:type="table" w:styleId="1009" w:customStyle="1">
+  <w:style w:type="table" w:styleId="1012" w:customStyle="1">
     <w:name w:val="Grid Table 5 Dark - Accent 5"/>
-    <w:basedOn w:val="968"/>
+    <w:basedOn w:val="971"/>
     <w:uiPriority w:val="99"/>
     <w:pPr>
       <w:pBdr/>
@@ -36873,9 +36943,9 @@
       </w:tcPr>
     </w:tblStylePr>
   </w:style>
-  <w:style w:type="table" w:styleId="1010" w:customStyle="1">
+  <w:style w:type="table" w:styleId="1013" w:customStyle="1">
     <w:name w:val="Grid Table 5 Dark - Accent 6"/>
-    <w:basedOn w:val="968"/>
+    <w:basedOn w:val="971"/>
     <w:uiPriority w:val="99"/>
     <w:pPr>
       <w:pBdr/>
@@ -37100,9 +37170,9 @@
       </w:tcPr>
     </w:tblStylePr>
   </w:style>
-  <w:style w:type="table" w:styleId="1011">
+  <w:style w:type="table" w:styleId="1014">
     <w:name w:val="Grid Table 6 Colorful"/>
-    <w:basedOn w:val="968"/>
+    <w:basedOn w:val="971"/>
     <w:uiPriority w:val="99"/>
     <w:pPr>
       <w:pBdr/>
@@ -37324,9 +37394,9 @@
       </w:tcPr>
     </w:tblStylePr>
   </w:style>
-  <w:style w:type="table" w:styleId="1012" w:customStyle="1">
+  <w:style w:type="table" w:styleId="1015" w:customStyle="1">
     <w:name w:val="Grid Table 6 Colorful - Accent 1"/>
-    <w:basedOn w:val="968"/>
+    <w:basedOn w:val="971"/>
     <w:uiPriority w:val="99"/>
     <w:pPr>
       <w:pBdr/>
@@ -37548,9 +37618,9 @@
       </w:tcPr>
     </w:tblStylePr>
   </w:style>
-  <w:style w:type="table" w:styleId="1013" w:customStyle="1">
+  <w:style w:type="table" w:styleId="1016" w:customStyle="1">
     <w:name w:val="Grid Table 6 Colorful - Accent 2"/>
-    <w:basedOn w:val="968"/>
+    <w:basedOn w:val="971"/>
     <w:uiPriority w:val="99"/>
     <w:pPr>
       <w:pBdr/>
@@ -37772,9 +37842,9 @@
       </w:tcPr>
     </w:tblStylePr>
   </w:style>
-  <w:style w:type="table" w:styleId="1014" w:customStyle="1">
+  <w:style w:type="table" w:styleId="1017" w:customStyle="1">
     <w:name w:val="Grid Table 6 Colorful - Accent 3"/>
-    <w:basedOn w:val="968"/>
+    <w:basedOn w:val="971"/>
     <w:uiPriority w:val="99"/>
     <w:pPr>
       <w:pBdr/>
@@ -37996,9 +38066,9 @@
       </w:tcPr>
     </w:tblStylePr>
   </w:style>
-  <w:style w:type="table" w:styleId="1015" w:customStyle="1">
+  <w:style w:type="table" w:styleId="1018" w:customStyle="1">
     <w:name w:val="Grid Table 6 Colorful - Accent 4"/>
-    <w:basedOn w:val="968"/>
+    <w:basedOn w:val="971"/>
     <w:uiPriority w:val="99"/>
     <w:pPr>
       <w:pBdr/>
@@ -38220,9 +38290,9 @@
       </w:tcPr>
     </w:tblStylePr>
   </w:style>
-  <w:style w:type="table" w:styleId="1016" w:customStyle="1">
+  <w:style w:type="table" w:styleId="1019" w:customStyle="1">
     <w:name w:val="Grid Table 6 Colorful - Accent 5"/>
-    <w:basedOn w:val="968"/>
+    <w:basedOn w:val="971"/>
     <w:uiPriority w:val="99"/>
     <w:pPr>
       <w:pBdr/>
@@ -38444,9 +38514,9 @@
       </w:tcPr>
     </w:tblStylePr>
   </w:style>
-  <w:style w:type="table" w:styleId="1017" w:customStyle="1">
+  <w:style w:type="table" w:styleId="1020" w:customStyle="1">
     <w:name w:val="Grid Table 6 Colorful - Accent 6"/>
-    <w:basedOn w:val="968"/>
+    <w:basedOn w:val="971"/>
     <w:uiPriority w:val="99"/>
     <w:pPr>
       <w:pBdr/>
@@ -38668,9 +38738,9 @@
       </w:tcPr>
     </w:tblStylePr>
   </w:style>
-  <w:style w:type="table" w:styleId="1018">
+  <w:style w:type="table" w:styleId="1021">
     <w:name w:val="Grid Table 7 Colorful"/>
-    <w:basedOn w:val="968"/>
+    <w:basedOn w:val="971"/>
     <w:uiPriority w:val="99"/>
     <w:pPr>
       <w:pBdr/>
@@ -38921,9 +38991,9 @@
       </w:tcPr>
     </w:tblStylePr>
   </w:style>
-  <w:style w:type="table" w:styleId="1019" w:customStyle="1">
+  <w:style w:type="table" w:styleId="1022" w:customStyle="1">
     <w:name w:val="Grid Table 7 Colorful - Accent 1"/>
-    <w:basedOn w:val="968"/>
+    <w:basedOn w:val="971"/>
     <w:uiPriority w:val="99"/>
     <w:pPr>
       <w:pBdr/>
@@ -39174,9 +39244,9 @@
       </w:tcPr>
     </w:tblStylePr>
   </w:style>
-  <w:style w:type="table" w:styleId="1020" w:customStyle="1">
+  <w:style w:type="table" w:styleId="1023" w:customStyle="1">
     <w:name w:val="Grid Table 7 Colorful - Accent 2"/>
-    <w:basedOn w:val="968"/>
+    <w:basedOn w:val="971"/>
     <w:uiPriority w:val="99"/>
     <w:pPr>
       <w:pBdr/>
@@ -39427,9 +39497,9 @@
       </w:tcPr>
     </w:tblStylePr>
   </w:style>
-  <w:style w:type="table" w:styleId="1021" w:customStyle="1">
+  <w:style w:type="table" w:styleId="1024" w:customStyle="1">
     <w:name w:val="Grid Table 7 Colorful - Accent 3"/>
-    <w:basedOn w:val="968"/>
+    <w:basedOn w:val="971"/>
     <w:uiPriority w:val="99"/>
     <w:pPr>
       <w:pBdr/>
@@ -39680,9 +39750,9 @@
       </w:tcPr>
     </w:tblStylePr>
   </w:style>
-  <w:style w:type="table" w:styleId="1022" w:customStyle="1">
+  <w:style w:type="table" w:styleId="1025" w:customStyle="1">
     <w:name w:val="Grid Table 7 Colorful - Accent 4"/>
-    <w:basedOn w:val="968"/>
+    <w:basedOn w:val="971"/>
     <w:uiPriority w:val="99"/>
     <w:pPr>
       <w:pBdr/>
@@ -39933,9 +40003,9 @@
       </w:tcPr>
     </w:tblStylePr>
   </w:style>
-  <w:style w:type="table" w:styleId="1023" w:customStyle="1">
+  <w:style w:type="table" w:styleId="1026" w:customStyle="1">
     <w:name w:val="Grid Table 7 Colorful - Accent 5"/>
-    <w:basedOn w:val="968"/>
+    <w:basedOn w:val="971"/>
     <w:uiPriority w:val="99"/>
     <w:pPr>
       <w:pBdr/>
@@ -40186,9 +40256,9 @@
       </w:tcPr>
     </w:tblStylePr>
   </w:style>
-  <w:style w:type="table" w:styleId="1024" w:customStyle="1">
+  <w:style w:type="table" w:styleId="1027" w:customStyle="1">
     <w:name w:val="Grid Table 7 Colorful - Accent 6"/>
-    <w:basedOn w:val="968"/>
+    <w:basedOn w:val="971"/>
     <w:uiPriority w:val="99"/>
     <w:pPr>
       <w:pBdr/>
@@ -40439,9 +40509,9 @@
       </w:tcPr>
     </w:tblStylePr>
   </w:style>
-  <w:style w:type="table" w:styleId="1025">
+  <w:style w:type="table" w:styleId="1028">
     <w:name w:val="List Table 1 Light"/>
-    <w:basedOn w:val="968"/>
+    <w:basedOn w:val="971"/>
     <w:uiPriority w:val="99"/>
     <w:pPr>
       <w:pBdr/>
@@ -40654,9 +40724,9 @@
       </w:tcPr>
     </w:tblStylePr>
   </w:style>
-  <w:style w:type="table" w:styleId="1026" w:customStyle="1">
+  <w:style w:type="table" w:styleId="1029" w:customStyle="1">
     <w:name w:val="List Table 1 Light - Accent 1"/>
-    <w:basedOn w:val="968"/>
+    <w:basedOn w:val="971"/>
     <w:uiPriority w:val="99"/>
     <w:pPr>
       <w:pBdr/>
@@ -40869,9 +40939,9 @@
       </w:tcPr>
     </w:tblStylePr>
   </w:style>
-  <w:style w:type="table" w:styleId="1027" w:customStyle="1">
+  <w:style w:type="table" w:styleId="1030" w:customStyle="1">
     <w:name w:val="List Table 1 Light - Accent 2"/>
-    <w:basedOn w:val="968"/>
+    <w:basedOn w:val="971"/>
     <w:uiPriority w:val="99"/>
     <w:pPr>
       <w:pBdr/>
@@ -41084,9 +41154,9 @@
       </w:tcPr>
     </w:tblStylePr>
   </w:style>
-  <w:style w:type="table" w:styleId="1028" w:customStyle="1">
+  <w:style w:type="table" w:styleId="1031" w:customStyle="1">
     <w:name w:val="List Table 1 Light - Accent 3"/>
-    <w:basedOn w:val="968"/>
+    <w:basedOn w:val="971"/>
     <w:uiPriority w:val="99"/>
     <w:pPr>
       <w:pBdr/>
@@ -41299,9 +41369,9 @@
       </w:tcPr>
     </w:tblStylePr>
   </w:style>
-  <w:style w:type="table" w:styleId="1029" w:customStyle="1">
+  <w:style w:type="table" w:styleId="1032" w:customStyle="1">
     <w:name w:val="List Table 1 Light - Accent 4"/>
-    <w:basedOn w:val="968"/>
+    <w:basedOn w:val="971"/>
     <w:uiPriority w:val="99"/>
     <w:pPr>
       <w:pBdr/>
@@ -41514,9 +41584,9 @@
       </w:tcPr>
     </w:tblStylePr>
   </w:style>
-  <w:style w:type="table" w:styleId="1030" w:customStyle="1">
+  <w:style w:type="table" w:styleId="1033" w:customStyle="1">
     <w:name w:val="List Table 1 Light - Accent 5"/>
-    <w:basedOn w:val="968"/>
+    <w:basedOn w:val="971"/>
     <w:uiPriority w:val="99"/>
     <w:pPr>
       <w:pBdr/>
@@ -41729,9 +41799,9 @@
       </w:tcPr>
     </w:tblStylePr>
   </w:style>
-  <w:style w:type="table" w:styleId="1031" w:customStyle="1">
+  <w:style w:type="table" w:styleId="1034" w:customStyle="1">
     <w:name w:val="List Table 1 Light - Accent 6"/>
-    <w:basedOn w:val="968"/>
+    <w:basedOn w:val="971"/>
     <w:uiPriority w:val="99"/>
     <w:pPr>
       <w:pBdr/>
@@ -41944,9 +42014,9 @@
       </w:tcPr>
     </w:tblStylePr>
   </w:style>
-  <w:style w:type="table" w:styleId="1032">
+  <w:style w:type="table" w:styleId="1035">
     <w:name w:val="List Table 2"/>
-    <w:basedOn w:val="968"/>
+    <w:basedOn w:val="971"/>
     <w:uiPriority w:val="99"/>
     <w:pPr>
       <w:pBdr/>
@@ -42181,9 +42251,9 @@
       </w:tcPr>
     </w:tblStylePr>
   </w:style>
-  <w:style w:type="table" w:styleId="1033" w:customStyle="1">
+  <w:style w:type="table" w:styleId="1036" w:customStyle="1">
     <w:name w:val="List Table 2 - Accent 1"/>
-    <w:basedOn w:val="968"/>
+    <w:basedOn w:val="971"/>
     <w:uiPriority w:val="99"/>
     <w:pPr>
       <w:pBdr/>
@@ -42418,9 +42488,9 @@
       </w:tcPr>
     </w:tblStylePr>
   </w:style>
-  <w:style w:type="table" w:styleId="1034" w:customStyle="1">
+  <w:style w:type="table" w:styleId="1037" w:customStyle="1">
     <w:name w:val="List Table 2 - Accent 2"/>
-    <w:basedOn w:val="968"/>
+    <w:basedOn w:val="971"/>
     <w:uiPriority w:val="99"/>
     <w:pPr>
       <w:pBdr/>
@@ -42655,9 +42725,9 @@
       </w:tcPr>
     </w:tblStylePr>
   </w:style>
-  <w:style w:type="table" w:styleId="1035" w:customStyle="1">
+  <w:style w:type="table" w:styleId="1038" w:customStyle="1">
     <w:name w:val="List Table 2 - Accent 3"/>
-    <w:basedOn w:val="968"/>
+    <w:basedOn w:val="971"/>
     <w:uiPriority w:val="99"/>
     <w:pPr>
       <w:pBdr/>
@@ -42892,9 +42962,9 @@
       </w:tcPr>
     </w:tblStylePr>
   </w:style>
-  <w:style w:type="table" w:styleId="1036" w:customStyle="1">
+  <w:style w:type="table" w:styleId="1039" w:customStyle="1">
     <w:name w:val="List Table 2 - Accent 4"/>
-    <w:basedOn w:val="968"/>
+    <w:basedOn w:val="971"/>
     <w:uiPriority w:val="99"/>
     <w:pPr>
       <w:pBdr/>
@@ -43129,9 +43199,9 @@
       </w:tcPr>
     </w:tblStylePr>
   </w:style>
-  <w:style w:type="table" w:styleId="1037" w:customStyle="1">
+  <w:style w:type="table" w:styleId="1040" w:customStyle="1">
     <w:name w:val="List Table 2 - Accent 5"/>
-    <w:basedOn w:val="968"/>
+    <w:basedOn w:val="971"/>
     <w:uiPriority w:val="99"/>
     <w:pPr>
       <w:pBdr/>
@@ -43366,9 +43436,9 @@
       </w:tcPr>
     </w:tblStylePr>
   </w:style>
-  <w:style w:type="table" w:styleId="1038" w:customStyle="1">
+  <w:style w:type="table" w:styleId="1041" w:customStyle="1">
     <w:name w:val="List Table 2 - Accent 6"/>
-    <w:basedOn w:val="968"/>
+    <w:basedOn w:val="971"/>
     <w:uiPriority w:val="99"/>
     <w:pPr>
       <w:pBdr/>
@@ -43603,9 +43673,9 @@
       </w:tcPr>
     </w:tblStylePr>
   </w:style>
-  <w:style w:type="table" w:styleId="1039">
+  <w:style w:type="table" w:styleId="1042">
     <w:name w:val="List Table 3"/>
-    <w:basedOn w:val="968"/>
+    <w:basedOn w:val="971"/>
     <w:uiPriority w:val="99"/>
     <w:pPr>
       <w:pBdr/>
@@ -43830,9 +43900,9 @@
       </w:tcPr>
     </w:tblStylePr>
   </w:style>
-  <w:style w:type="table" w:styleId="1040" w:customStyle="1">
+  <w:style w:type="table" w:styleId="1043" w:customStyle="1">
     <w:name w:val="List Table 3 - Accent 1"/>
-    <w:basedOn w:val="968"/>
+    <w:basedOn w:val="971"/>
     <w:uiPriority w:val="99"/>
     <w:pPr>
       <w:pBdr/>
@@ -44057,9 +44127,9 @@
       </w:tcPr>
     </w:tblStylePr>
   </w:style>
-  <w:style w:type="table" w:styleId="1041" w:customStyle="1">
+  <w:style w:type="table" w:styleId="1044" w:customStyle="1">
     <w:name w:val="List Table 3 - Accent 2"/>
-    <w:basedOn w:val="968"/>
+    <w:basedOn w:val="971"/>
     <w:uiPriority w:val="99"/>
     <w:pPr>
       <w:pBdr/>
@@ -44284,9 +44354,9 @@
       </w:tcPr>
     </w:tblStylePr>
   </w:style>
-  <w:style w:type="table" w:styleId="1042" w:customStyle="1">
+  <w:style w:type="table" w:styleId="1045" w:customStyle="1">
     <w:name w:val="List Table 3 - Accent 3"/>
-    <w:basedOn w:val="968"/>
+    <w:basedOn w:val="971"/>
     <w:uiPriority w:val="99"/>
     <w:pPr>
       <w:pBdr/>
@@ -44511,9 +44581,9 @@
       </w:tcPr>
     </w:tblStylePr>
   </w:style>
-  <w:style w:type="table" w:styleId="1043" w:customStyle="1">
+  <w:style w:type="table" w:styleId="1046" w:customStyle="1">
     <w:name w:val="List Table 3 - Accent 4"/>
-    <w:basedOn w:val="968"/>
+    <w:basedOn w:val="971"/>
     <w:uiPriority w:val="99"/>
     <w:pPr>
       <w:pBdr/>
@@ -44738,9 +44808,9 @@
       </w:tcPr>
     </w:tblStylePr>
   </w:style>
-  <w:style w:type="table" w:styleId="1044" w:customStyle="1">
+  <w:style w:type="table" w:styleId="1047" w:customStyle="1">
     <w:name w:val="List Table 3 - Accent 5"/>
-    <w:basedOn w:val="968"/>
+    <w:basedOn w:val="971"/>
     <w:uiPriority w:val="99"/>
     <w:pPr>
       <w:pBdr/>
@@ -44965,9 +45035,9 @@
       </w:tcPr>
     </w:tblStylePr>
   </w:style>
-  <w:style w:type="table" w:styleId="1045" w:customStyle="1">
+  <w:style w:type="table" w:styleId="1048" w:customStyle="1">
     <w:name w:val="List Table 3 - Accent 6"/>
-    <w:basedOn w:val="968"/>
+    <w:basedOn w:val="971"/>
     <w:uiPriority w:val="99"/>
     <w:pPr>
       <w:pBdr/>
@@ -45192,9 +45262,9 @@
       </w:tcPr>
     </w:tblStylePr>
   </w:style>
-  <w:style w:type="table" w:styleId="1046">
+  <w:style w:type="table" w:styleId="1049">
     <w:name w:val="List Table 4"/>
-    <w:basedOn w:val="968"/>
+    <w:basedOn w:val="971"/>
     <w:uiPriority w:val="99"/>
     <w:pPr>
       <w:pBdr/>
@@ -45416,9 +45486,9 @@
       </w:tcPr>
     </w:tblStylePr>
   </w:style>
-  <w:style w:type="table" w:styleId="1047" w:customStyle="1">
+  <w:style w:type="table" w:styleId="1050" w:customStyle="1">
     <w:name w:val="List Table 4 - Accent 1"/>
-    <w:basedOn w:val="968"/>
+    <w:basedOn w:val="971"/>
     <w:uiPriority w:val="99"/>
     <w:pPr>
       <w:pBdr/>
@@ -45640,9 +45710,9 @@
       </w:tcPr>
     </w:tblStylePr>
   </w:style>
-  <w:style w:type="table" w:styleId="1048" w:customStyle="1">
+  <w:style w:type="table" w:styleId="1051" w:customStyle="1">
     <w:name w:val="List Table 4 - Accent 2"/>
-    <w:basedOn w:val="968"/>
+    <w:basedOn w:val="971"/>
     <w:uiPriority w:val="99"/>
     <w:pPr>
       <w:pBdr/>
@@ -45864,9 +45934,9 @@
       </w:tcPr>
     </w:tblStylePr>
   </w:style>
-  <w:style w:type="table" w:styleId="1049" w:customStyle="1">
+  <w:style w:type="table" w:styleId="1052" w:customStyle="1">
     <w:name w:val="List Table 4 - Accent 3"/>
-    <w:basedOn w:val="968"/>
+    <w:basedOn w:val="971"/>
     <w:uiPriority w:val="99"/>
     <w:pPr>
       <w:pBdr/>
@@ -46088,9 +46158,9 @@
       </w:tcPr>
     </w:tblStylePr>
   </w:style>
-  <w:style w:type="table" w:styleId="1050" w:customStyle="1">
+  <w:style w:type="table" w:styleId="1053" w:customStyle="1">
     <w:name w:val="List Table 4 - Accent 4"/>
-    <w:basedOn w:val="968"/>
+    <w:basedOn w:val="971"/>
     <w:uiPriority w:val="99"/>
     <w:pPr>
       <w:pBdr/>
@@ -46312,9 +46382,9 @@
       </w:tcPr>
     </w:tblStylePr>
   </w:style>
-  <w:style w:type="table" w:styleId="1051" w:customStyle="1">
+  <w:style w:type="table" w:styleId="1054" w:customStyle="1">
     <w:name w:val="List Table 4 - Accent 5"/>
-    <w:basedOn w:val="968"/>
+    <w:basedOn w:val="971"/>
     <w:uiPriority w:val="99"/>
     <w:pPr>
       <w:pBdr/>
@@ -46536,9 +46606,9 @@
       </w:tcPr>
     </w:tblStylePr>
   </w:style>
-  <w:style w:type="table" w:styleId="1052" w:customStyle="1">
+  <w:style w:type="table" w:styleId="1055" w:customStyle="1">
     <w:name w:val="List Table 4 - Accent 6"/>
-    <w:basedOn w:val="968"/>
+    <w:basedOn w:val="971"/>
     <w:uiPriority w:val="99"/>
     <w:pPr>
       <w:pBdr/>
@@ -46760,9 +46830,9 @@
       </w:tcPr>
     </w:tblStylePr>
   </w:style>
-  <w:style w:type="table" w:styleId="1053">
+  <w:style w:type="table" w:styleId="1056">
     <w:name w:val="List Table 5 Dark"/>
-    <w:basedOn w:val="968"/>
+    <w:basedOn w:val="971"/>
     <w:uiPriority w:val="99"/>
     <w:pPr>
       <w:pBdr/>
@@ -46996,9 +47066,9 @@
       </w:tcPr>
     </w:tblStylePr>
   </w:style>
-  <w:style w:type="table" w:styleId="1054" w:customStyle="1">
+  <w:style w:type="table" w:styleId="1057" w:customStyle="1">
     <w:name w:val="List Table 5 Dark - Accent 1"/>
-    <w:basedOn w:val="968"/>
+    <w:basedOn w:val="971"/>
     <w:uiPriority w:val="99"/>
     <w:pPr>
       <w:pBdr/>
@@ -47232,9 +47302,9 @@
       </w:tcPr>
     </w:tblStylePr>
   </w:style>
-  <w:style w:type="table" w:styleId="1055" w:customStyle="1">
+  <w:style w:type="table" w:styleId="1058" w:customStyle="1">
     <w:name w:val="List Table 5 Dark - Accent 2"/>
-    <w:basedOn w:val="968"/>
+    <w:basedOn w:val="971"/>
     <w:uiPriority w:val="99"/>
     <w:pPr>
       <w:pBdr/>
@@ -47468,9 +47538,9 @@
       </w:tcPr>
     </w:tblStylePr>
   </w:style>
-  <w:style w:type="table" w:styleId="1056" w:customStyle="1">
+  <w:style w:type="table" w:styleId="1059" w:customStyle="1">
     <w:name w:val="List Table 5 Dark - Accent 3"/>
-    <w:basedOn w:val="968"/>
+    <w:basedOn w:val="971"/>
     <w:uiPriority w:val="99"/>
     <w:pPr>
       <w:pBdr/>
@@ -47704,9 +47774,9 @@
       </w:tcPr>
     </w:tblStylePr>
   </w:style>
-  <w:style w:type="table" w:styleId="1057" w:customStyle="1">
+  <w:style w:type="table" w:styleId="1060" w:customStyle="1">
     <w:name w:val="List Table 5 Dark - Accent 4"/>
-    <w:basedOn w:val="968"/>
+    <w:basedOn w:val="971"/>
     <w:uiPriority w:val="99"/>
     <w:pPr>
       <w:pBdr/>
@@ -47940,9 +48010,9 @@
       </w:tcPr>
     </w:tblStylePr>
   </w:style>
-  <w:style w:type="table" w:styleId="1058" w:customStyle="1">
+  <w:style w:type="table" w:styleId="1061" w:customStyle="1">
     <w:name w:val="List Table 5 Dark - Accent 5"/>
-    <w:basedOn w:val="968"/>
+    <w:basedOn w:val="971"/>
     <w:uiPriority w:val="99"/>
     <w:pPr>
       <w:pBdr/>
@@ -48176,9 +48246,9 @@
       </w:tcPr>
     </w:tblStylePr>
   </w:style>
-  <w:style w:type="table" w:styleId="1059" w:customStyle="1">
+  <w:style w:type="table" w:styleId="1062" w:customStyle="1">
     <w:name w:val="List Table 5 Dark - Accent 6"/>
-    <w:basedOn w:val="968"/>
+    <w:basedOn w:val="971"/>
     <w:uiPriority w:val="99"/>
     <w:pPr>
       <w:pBdr/>
@@ -48412,9 +48482,9 @@
       </w:tcPr>
     </w:tblStylePr>
   </w:style>
-  <w:style w:type="table" w:styleId="1060">
+  <w:style w:type="table" w:styleId="1063">
     <w:name w:val="List Table 6 Colorful"/>
-    <w:basedOn w:val="968"/>
+    <w:basedOn w:val="971"/>
     <w:uiPriority w:val="99"/>
     <w:pPr>
       <w:pBdr/>
@@ -48634,9 +48704,9 @@
       </w:tcPr>
     </w:tblStylePr>
   </w:style>
-  <w:style w:type="table" w:styleId="1061" w:customStyle="1">
+  <w:style w:type="table" w:styleId="1064" w:customStyle="1">
     <w:name w:val="List Table 6 Colorful - Accent 1"/>
-    <w:basedOn w:val="968"/>
+    <w:basedOn w:val="971"/>
     <w:uiPriority w:val="99"/>
     <w:pPr>
       <w:pBdr/>
@@ -48856,9 +48926,9 @@
       </w:tcPr>
     </w:tblStylePr>
   </w:style>
-  <w:style w:type="table" w:styleId="1062" w:customStyle="1">
+  <w:style w:type="table" w:styleId="1065" w:customStyle="1">
     <w:name w:val="List Table 6 Colorful - Accent 2"/>
-    <w:basedOn w:val="968"/>
+    <w:basedOn w:val="971"/>
     <w:uiPriority w:val="99"/>
     <w:pPr>
       <w:pBdr/>
@@ -49078,9 +49148,9 @@
       </w:tcPr>
     </w:tblStylePr>
   </w:style>
-  <w:style w:type="table" w:styleId="1063" w:customStyle="1">
+  <w:style w:type="table" w:styleId="1066" w:customStyle="1">
     <w:name w:val="List Table 6 Colorful - Accent 3"/>
-    <w:basedOn w:val="968"/>
+    <w:basedOn w:val="971"/>
     <w:uiPriority w:val="99"/>
     <w:pPr>
       <w:pBdr/>
@@ -49300,9 +49370,9 @@
       </w:tcPr>
     </w:tblStylePr>
   </w:style>
-  <w:style w:type="table" w:styleId="1064" w:customStyle="1">
+  <w:style w:type="table" w:styleId="1067" w:customStyle="1">
     <w:name w:val="List Table 6 Colorful - Accent 4"/>
-    <w:basedOn w:val="968"/>
+    <w:basedOn w:val="971"/>
     <w:uiPriority w:val="99"/>
     <w:pPr>
       <w:pBdr/>
@@ -49522,9 +49592,9 @@
       </w:tcPr>
     </w:tblStylePr>
   </w:style>
-  <w:style w:type="table" w:styleId="1065" w:customStyle="1">
+  <w:style w:type="table" w:styleId="1068" w:customStyle="1">
     <w:name w:val="List Table 6 Colorful - Accent 5"/>
-    <w:basedOn w:val="968"/>
+    <w:basedOn w:val="971"/>
     <w:uiPriority w:val="99"/>
     <w:pPr>
       <w:pBdr/>
@@ -49744,9 +49814,9 @@
       </w:tcPr>
     </w:tblStylePr>
   </w:style>
-  <w:style w:type="table" w:styleId="1066" w:customStyle="1">
+  <w:style w:type="table" w:styleId="1069" w:customStyle="1">
     <w:name w:val="List Table 6 Colorful - Accent 6"/>
-    <w:basedOn w:val="968"/>
+    <w:basedOn w:val="971"/>
     <w:uiPriority w:val="99"/>
     <w:pPr>
       <w:pBdr/>
@@ -49966,9 +50036,9 @@
       </w:tcPr>
     </w:tblStylePr>
   </w:style>
-  <w:style w:type="table" w:styleId="1067">
+  <w:style w:type="table" w:styleId="1070">
     <w:name w:val="List Table 7 Colorful"/>
-    <w:basedOn w:val="968"/>
+    <w:basedOn w:val="971"/>
     <w:uiPriority w:val="99"/>
     <w:pPr>
       <w:pBdr/>
@@ -50216,9 +50286,9 @@
       </w:tcPr>
     </w:tblStylePr>
   </w:style>
-  <w:style w:type="table" w:styleId="1068" w:customStyle="1">
+  <w:style w:type="table" w:styleId="1071" w:customStyle="1">
     <w:name w:val="List Table 7 Colorful - Accent 1"/>
-    <w:basedOn w:val="968"/>
+    <w:basedOn w:val="971"/>
     <w:uiPriority w:val="99"/>
     <w:pPr>
       <w:pBdr/>
@@ -50466,9 +50536,9 @@
       </w:tcPr>
     </w:tblStylePr>
   </w:style>
-  <w:style w:type="table" w:styleId="1069" w:customStyle="1">
+  <w:style w:type="table" w:styleId="1072" w:customStyle="1">
     <w:name w:val="List Table 7 Colorful - Accent 2"/>
-    <w:basedOn w:val="968"/>
+    <w:basedOn w:val="971"/>
     <w:uiPriority w:val="99"/>
     <w:pPr>
       <w:pBdr/>
@@ -50716,9 +50786,9 @@
       </w:tcPr>
     </w:tblStylePr>
   </w:style>
-  <w:style w:type="table" w:styleId="1070" w:customStyle="1">
+  <w:style w:type="table" w:styleId="1073" w:customStyle="1">
     <w:name w:val="List Table 7 Colorful - Accent 3"/>
-    <w:basedOn w:val="968"/>
+    <w:basedOn w:val="971"/>
     <w:uiPriority w:val="99"/>
     <w:pPr>
       <w:pBdr/>
@@ -50966,9 +51036,9 @@
       </w:tcPr>
     </w:tblStylePr>
   </w:style>
-  <w:style w:type="table" w:styleId="1071" w:customStyle="1">
+  <w:style w:type="table" w:styleId="1074" w:customStyle="1">
     <w:name w:val="List Table 7 Colorful - Accent 4"/>
-    <w:basedOn w:val="968"/>
+    <w:basedOn w:val="971"/>
     <w:uiPriority w:val="99"/>
     <w:pPr>
       <w:pBdr/>
@@ -51216,9 +51286,9 @@
       </w:tcPr>
     </w:tblStylePr>
   </w:style>
-  <w:style w:type="table" w:styleId="1072" w:customStyle="1">
+  <w:style w:type="table" w:styleId="1075" w:customStyle="1">
     <w:name w:val="List Table 7 Colorful - Accent 5"/>
-    <w:basedOn w:val="968"/>
+    <w:basedOn w:val="971"/>
     <w:uiPriority w:val="99"/>
     <w:pPr>
       <w:pBdr/>
@@ -51466,9 +51536,9 @@
       </w:tcPr>
     </w:tblStylePr>
   </w:style>
-  <w:style w:type="table" w:styleId="1073" w:customStyle="1">
+  <w:style w:type="table" w:styleId="1076" w:customStyle="1">
     <w:name w:val="List Table 7 Colorful - Accent 6"/>
-    <w:basedOn w:val="968"/>
+    <w:basedOn w:val="971"/>
     <w:uiPriority w:val="99"/>
     <w:pPr>
       <w:pBdr/>
@@ -51716,9 +51786,9 @@
       </w:tcPr>
     </w:tblStylePr>
   </w:style>
-  <w:style w:type="table" w:styleId="1074" w:customStyle="1">
+  <w:style w:type="table" w:styleId="1077" w:customStyle="1">
     <w:name w:val="Lined - Accent"/>
-    <w:basedOn w:val="968"/>
+    <w:basedOn w:val="971"/>
     <w:uiPriority w:val="99"/>
     <w:pPr>
       <w:pBdr/>
@@ -51953,9 +52023,9 @@
       </w:tcPr>
     </w:tblStylePr>
   </w:style>
-  <w:style w:type="table" w:styleId="1075" w:customStyle="1">
+  <w:style w:type="table" w:styleId="1078" w:customStyle="1">
     <w:name w:val="Lined - Accent 1"/>
-    <w:basedOn w:val="968"/>
+    <w:basedOn w:val="971"/>
     <w:uiPriority w:val="99"/>
     <w:pPr>
       <w:pBdr/>
@@ -52190,9 +52260,9 @@
       </w:tcPr>
     </w:tblStylePr>
   </w:style>
-  <w:style w:type="table" w:styleId="1076" w:customStyle="1">
+  <w:style w:type="table" w:styleId="1079" w:customStyle="1">
     <w:name w:val="Lined - Accent 2"/>
-    <w:basedOn w:val="968"/>
+    <w:basedOn w:val="971"/>
     <w:uiPriority w:val="99"/>
     <w:pPr>
       <w:pBdr/>
@@ -52427,9 +52497,9 @@
       </w:tcPr>
     </w:tblStylePr>
   </w:style>
-  <w:style w:type="table" w:styleId="1077" w:customStyle="1">
+  <w:style w:type="table" w:styleId="1080" w:customStyle="1">
     <w:name w:val="Lined - Accent 3"/>
-    <w:basedOn w:val="968"/>
+    <w:basedOn w:val="971"/>
     <w:uiPriority w:val="99"/>
     <w:pPr>
       <w:pBdr/>
@@ -52664,9 +52734,9 @@
       </w:tcPr>
     </w:tblStylePr>
   </w:style>
-  <w:style w:type="table" w:styleId="1078" w:customStyle="1">
+  <w:style w:type="table" w:styleId="1081" w:customStyle="1">
     <w:name w:val="Lined - Accent 4"/>
-    <w:basedOn w:val="968"/>
+    <w:basedOn w:val="971"/>
     <w:uiPriority w:val="99"/>
     <w:pPr>
       <w:pBdr/>
@@ -52901,9 +52971,9 @@
       </w:tcPr>
     </w:tblStylePr>
   </w:style>
-  <w:style w:type="table" w:styleId="1079" w:customStyle="1">
+  <w:style w:type="table" w:styleId="1082" w:customStyle="1">
     <w:name w:val="Lined - Accent 5"/>
-    <w:basedOn w:val="968"/>
+    <w:basedOn w:val="971"/>
     <w:uiPriority w:val="99"/>
     <w:pPr>
       <w:pBdr/>
@@ -53138,9 +53208,9 @@
       </w:tcPr>
     </w:tblStylePr>
   </w:style>
-  <w:style w:type="table" w:styleId="1080" w:customStyle="1">
+  <w:style w:type="table" w:styleId="1083" w:customStyle="1">
     <w:name w:val="Lined - Accent 6"/>
-    <w:basedOn w:val="968"/>
+    <w:basedOn w:val="971"/>
     <w:uiPriority w:val="99"/>
     <w:pPr>
       <w:pBdr/>
@@ -53375,9 +53445,9 @@
       </w:tcPr>
     </w:tblStylePr>
   </w:style>
-  <w:style w:type="table" w:styleId="1081" w:customStyle="1">
+  <w:style w:type="table" w:styleId="1084" w:customStyle="1">
     <w:name w:val="Bordered &amp; Lined - Accent"/>
-    <w:basedOn w:val="968"/>
+    <w:basedOn w:val="971"/>
     <w:uiPriority w:val="99"/>
     <w:pPr>
       <w:pBdr/>
@@ -53619,9 +53689,9 @@
       </w:tcPr>
     </w:tblStylePr>
   </w:style>
-  <w:style w:type="table" w:styleId="1082" w:customStyle="1">
+  <w:style w:type="table" w:styleId="1085" w:customStyle="1">
     <w:name w:val="Bordered &amp; Lined - Accent 1"/>
-    <w:basedOn w:val="968"/>
+    <w:basedOn w:val="971"/>
     <w:uiPriority w:val="99"/>
     <w:pPr>
       <w:pBdr/>
@@ -53863,9 +53933,9 @@
       </w:tcPr>
     </w:tblStylePr>
   </w:style>
-  <w:style w:type="table" w:styleId="1083" w:customStyle="1">
+  <w:style w:type="table" w:styleId="1086" w:customStyle="1">
     <w:name w:val="Bordered &amp; Lined - Accent 2"/>
-    <w:basedOn w:val="968"/>
+    <w:basedOn w:val="971"/>
     <w:uiPriority w:val="99"/>
     <w:pPr>
       <w:pBdr/>
@@ -54107,9 +54177,9 @@
       </w:tcPr>
     </w:tblStylePr>
   </w:style>
-  <w:style w:type="table" w:styleId="1084" w:customStyle="1">
+  <w:style w:type="table" w:styleId="1087" w:customStyle="1">
     <w:name w:val="Bordered &amp; Lined - Accent 3"/>
-    <w:basedOn w:val="968"/>
+    <w:basedOn w:val="971"/>
     <w:uiPriority w:val="99"/>
     <w:pPr>
       <w:pBdr/>
@@ -54351,9 +54421,9 @@
       </w:tcPr>
     </w:tblStylePr>
   </w:style>
-  <w:style w:type="table" w:styleId="1085" w:customStyle="1">
+  <w:style w:type="table" w:styleId="1088" w:customStyle="1">
     <w:name w:val="Bordered &amp; Lined - Accent 4"/>
-    <w:basedOn w:val="968"/>
+    <w:basedOn w:val="971"/>
     <w:uiPriority w:val="99"/>
     <w:pPr>
       <w:pBdr/>
@@ -54595,9 +54665,9 @@
       </w:tcPr>
     </w:tblStylePr>
   </w:style>
-  <w:style w:type="table" w:styleId="1086" w:customStyle="1">
+  <w:style w:type="table" w:styleId="1089" w:customStyle="1">
     <w:name w:val="Bordered &amp; Lined - Accent 5"/>
-    <w:basedOn w:val="968"/>
+    <w:basedOn w:val="971"/>
     <w:uiPriority w:val="99"/>
     <w:pPr>
       <w:pBdr/>
@@ -54839,9 +54909,9 @@
       </w:tcPr>
     </w:tblStylePr>
   </w:style>
-  <w:style w:type="table" w:styleId="1087" w:customStyle="1">
+  <w:style w:type="table" w:styleId="1090" w:customStyle="1">
     <w:name w:val="Bordered &amp; Lined - Accent 6"/>
-    <w:basedOn w:val="968"/>
+    <w:basedOn w:val="971"/>
     <w:uiPriority w:val="99"/>
     <w:pPr>
       <w:pBdr/>
@@ -55083,9 +55153,9 @@
       </w:tcPr>
     </w:tblStylePr>
   </w:style>
-  <w:style w:type="table" w:styleId="1088" w:customStyle="1">
+  <w:style w:type="table" w:styleId="1091" w:customStyle="1">
     <w:name w:val="Bordered"/>
-    <w:basedOn w:val="968"/>
+    <w:basedOn w:val="971"/>
     <w:uiPriority w:val="99"/>
     <w:pPr>
       <w:pBdr/>
@@ -55313,9 +55383,9 @@
       </w:tcPr>
     </w:tblStylePr>
   </w:style>
-  <w:style w:type="table" w:styleId="1089" w:customStyle="1">
+  <w:style w:type="table" w:styleId="1092" w:customStyle="1">
     <w:name w:val="Bordered - Accent 1"/>
-    <w:basedOn w:val="968"/>
+    <w:basedOn w:val="971"/>
     <w:uiPriority w:val="99"/>
     <w:pPr>
       <w:pBdr/>
@@ -55543,9 +55613,9 @@
       </w:tcPr>
     </w:tblStylePr>
   </w:style>
-  <w:style w:type="table" w:styleId="1090" w:customStyle="1">
+  <w:style w:type="table" w:styleId="1093" w:customStyle="1">
     <w:name w:val="Bordered - Accent 2"/>
-    <w:basedOn w:val="968"/>
+    <w:basedOn w:val="971"/>
     <w:uiPriority w:val="99"/>
     <w:pPr>
       <w:pBdr/>
@@ -55773,9 +55843,9 @@
       </w:tcPr>
     </w:tblStylePr>
   </w:style>
-  <w:style w:type="table" w:styleId="1091" w:customStyle="1">
+  <w:style w:type="table" w:styleId="1094" w:customStyle="1">
     <w:name w:val="Bordered - Accent 3"/>
-    <w:basedOn w:val="968"/>
+    <w:basedOn w:val="971"/>
     <w:uiPriority w:val="99"/>
     <w:pPr>
       <w:pBdr/>
@@ -56003,9 +56073,9 @@
       </w:tcPr>
     </w:tblStylePr>
   </w:style>
-  <w:style w:type="table" w:styleId="1092" w:customStyle="1">
+  <w:style w:type="table" w:styleId="1095" w:customStyle="1">
     <w:name w:val="Bordered - Accent 4"/>
-    <w:basedOn w:val="968"/>
+    <w:basedOn w:val="971"/>
     <w:uiPriority w:val="99"/>
     <w:pPr>
       <w:pBdr/>
@@ -56233,9 +56303,9 @@
       </w:tcPr>
     </w:tblStylePr>
   </w:style>
-  <w:style w:type="table" w:styleId="1093" w:customStyle="1">
+  <w:style w:type="table" w:styleId="1096" w:customStyle="1">
     <w:name w:val="Bordered - Accent 5"/>
-    <w:basedOn w:val="968"/>
+    <w:basedOn w:val="971"/>
     <w:uiPriority w:val="99"/>
     <w:pPr>
       <w:pBdr/>
@@ -56463,9 +56533,9 @@
       </w:tcPr>
     </w:tblStylePr>
   </w:style>
-  <w:style w:type="table" w:styleId="1094" w:customStyle="1">
+  <w:style w:type="table" w:styleId="1097" w:customStyle="1">
     <w:name w:val="Bordered - Accent 6"/>
-    <w:basedOn w:val="968"/>
+    <w:basedOn w:val="971"/>
     <w:uiPriority w:val="99"/>
     <w:pPr>
       <w:pBdr/>
@@ -56693,9 +56763,9 @@
       </w:tcPr>
     </w:tblStylePr>
   </w:style>
-  <w:style w:type="character" w:styleId="1095" w:customStyle="1">
+  <w:style w:type="character" w:styleId="1098" w:customStyle="1">
     <w:name w:val="Heading 1 Char"/>
-    <w:basedOn w:val="967"/>
+    <w:basedOn w:val="970"/>
     <w:uiPriority w:val="9"/>
     <w:pPr>
       <w:pBdr/>
@@ -56709,10 +56779,10 @@
       <w:szCs w:val="40"/>
     </w:rPr>
   </w:style>
-  <w:style w:type="character" w:styleId="1096" w:customStyle="1">
+  <w:style w:type="character" w:styleId="1099" w:customStyle="1">
     <w:name w:val="Título 2 Car"/>
-    <w:basedOn w:val="967"/>
-    <w:link w:val="959"/>
+    <w:basedOn w:val="970"/>
+    <w:link w:val="962"/>
     <w:uiPriority w:val="9"/>
     <w:pPr>
       <w:pBdr/>
@@ -56726,10 +56796,10 @@
       <w:szCs w:val="32"/>
     </w:rPr>
   </w:style>
-  <w:style w:type="character" w:styleId="1097" w:customStyle="1">
+  <w:style w:type="character" w:styleId="1100" w:customStyle="1">
     <w:name w:val="Título 3 Car"/>
-    <w:basedOn w:val="967"/>
-    <w:link w:val="960"/>
+    <w:basedOn w:val="970"/>
+    <w:link w:val="963"/>
     <w:uiPriority w:val="9"/>
     <w:pPr>
       <w:pBdr/>
@@ -56743,10 +56813,10 @@
       <w:szCs w:val="28"/>
     </w:rPr>
   </w:style>
-  <w:style w:type="character" w:styleId="1098" w:customStyle="1">
+  <w:style w:type="character" w:styleId="1101" w:customStyle="1">
     <w:name w:val="Título 4 Car"/>
-    <w:basedOn w:val="967"/>
-    <w:link w:val="961"/>
+    <w:basedOn w:val="970"/>
+    <w:link w:val="964"/>
     <w:uiPriority w:val="9"/>
     <w:pPr>
       <w:pBdr/>
@@ -56760,10 +56830,10 @@
       <w:color w:val="365f91" w:themeColor="accent1" w:themeShade="BF"/>
     </w:rPr>
   </w:style>
-  <w:style w:type="character" w:styleId="1099" w:customStyle="1">
+  <w:style w:type="character" w:styleId="1102" w:customStyle="1">
     <w:name w:val="Título 5 Car"/>
-    <w:basedOn w:val="967"/>
-    <w:link w:val="962"/>
+    <w:basedOn w:val="970"/>
+    <w:link w:val="965"/>
     <w:uiPriority w:val="9"/>
     <w:pPr>
       <w:pBdr/>
@@ -56775,10 +56845,10 @@
       <w:color w:val="365f91" w:themeColor="accent1" w:themeShade="BF"/>
     </w:rPr>
   </w:style>
-  <w:style w:type="character" w:styleId="1100" w:customStyle="1">
+  <w:style w:type="character" w:styleId="1103" w:customStyle="1">
     <w:name w:val="Título 6 Car"/>
-    <w:basedOn w:val="967"/>
-    <w:link w:val="963"/>
+    <w:basedOn w:val="970"/>
+    <w:link w:val="966"/>
     <w:uiPriority w:val="9"/>
     <w:pPr>
       <w:pBdr/>
@@ -56792,10 +56862,10 @@
       <w:color w:val="595959" w:themeColor="text1" w:themeTint="A6"/>
     </w:rPr>
   </w:style>
-  <w:style w:type="character" w:styleId="1101" w:customStyle="1">
+  <w:style w:type="character" w:styleId="1104" w:customStyle="1">
     <w:name w:val="Título 7 Car"/>
-    <w:basedOn w:val="967"/>
-    <w:link w:val="964"/>
+    <w:basedOn w:val="970"/>
+    <w:link w:val="967"/>
     <w:uiPriority w:val="9"/>
     <w:pPr>
       <w:pBdr/>
@@ -56807,10 +56877,10 @@
       <w:color w:val="595959" w:themeColor="text1" w:themeTint="A6"/>
     </w:rPr>
   </w:style>
-  <w:style w:type="character" w:styleId="1102" w:customStyle="1">
+  <w:style w:type="character" w:styleId="1105" w:customStyle="1">
     <w:name w:val="Título 8 Car"/>
-    <w:basedOn w:val="967"/>
-    <w:link w:val="965"/>
+    <w:basedOn w:val="970"/>
+    <w:link w:val="968"/>
     <w:uiPriority w:val="9"/>
     <w:pPr>
       <w:pBdr/>
@@ -56824,10 +56894,10 @@
       <w:color w:val="272727" w:themeColor="text1" w:themeTint="D8"/>
     </w:rPr>
   </w:style>
-  <w:style w:type="character" w:styleId="1103" w:customStyle="1">
+  <w:style w:type="character" w:styleId="1106" w:customStyle="1">
     <w:name w:val="Título 9 Car"/>
-    <w:basedOn w:val="967"/>
-    <w:link w:val="966"/>
+    <w:basedOn w:val="970"/>
+    <w:link w:val="969"/>
     <w:uiPriority w:val="9"/>
     <w:pPr>
       <w:pBdr/>
@@ -56841,11 +56911,11 @@
       <w:color w:val="272727" w:themeColor="text1" w:themeTint="D8"/>
     </w:rPr>
   </w:style>
-  <w:style w:type="paragraph" w:styleId="1104">
+  <w:style w:type="paragraph" w:styleId="1107">
     <w:name w:val="Title"/>
-    <w:basedOn w:val="957"/>
-    <w:next w:val="957"/>
-    <w:link w:val="1105"/>
+    <w:basedOn w:val="960"/>
+    <w:next w:val="960"/>
+    <w:link w:val="1108"/>
     <w:uiPriority w:val="10"/>
     <w:qFormat/>
     <w:pPr>
@@ -56861,10 +56931,10 @@
       <w:szCs w:val="56"/>
     </w:rPr>
   </w:style>
-  <w:style w:type="character" w:styleId="1105" w:customStyle="1">
+  <w:style w:type="character" w:styleId="1108" w:customStyle="1">
     <w:name w:val="Título Car"/>
-    <w:basedOn w:val="967"/>
-    <w:link w:val="1104"/>
+    <w:basedOn w:val="970"/>
+    <w:link w:val="1107"/>
     <w:uiPriority w:val="10"/>
     <w:pPr>
       <w:pBdr/>
@@ -56878,11 +56948,11 @@
       <w:szCs w:val="56"/>
     </w:rPr>
   </w:style>
-  <w:style w:type="paragraph" w:styleId="1106">
+  <w:style w:type="paragraph" w:styleId="1109">
     <w:name w:val="Subtitle"/>
-    <w:basedOn w:val="957"/>
-    <w:next w:val="957"/>
-    <w:link w:val="1107"/>
+    <w:basedOn w:val="960"/>
+    <w:next w:val="960"/>
+    <w:link w:val="1110"/>
     <w:uiPriority w:val="11"/>
     <w:qFormat/>
     <w:pPr>
@@ -56900,10 +56970,10 @@
       <w:szCs w:val="28"/>
     </w:rPr>
   </w:style>
-  <w:style w:type="character" w:styleId="1107" w:customStyle="1">
+  <w:style w:type="character" w:styleId="1110" w:customStyle="1">
     <w:name w:val="Subtítulo Car"/>
-    <w:basedOn w:val="967"/>
-    <w:link w:val="1106"/>
+    <w:basedOn w:val="970"/>
+    <w:link w:val="1109"/>
     <w:uiPriority w:val="11"/>
     <w:pPr>
       <w:pBdr/>
@@ -56917,11 +56987,11 @@
       <w:szCs w:val="28"/>
     </w:rPr>
   </w:style>
-  <w:style w:type="paragraph" w:styleId="1108">
+  <w:style w:type="paragraph" w:styleId="1111">
     <w:name w:val="Quote"/>
-    <w:basedOn w:val="957"/>
-    <w:next w:val="957"/>
-    <w:link w:val="1109"/>
+    <w:basedOn w:val="960"/>
+    <w:next w:val="960"/>
+    <w:link w:val="1112"/>
     <w:uiPriority w:val="29"/>
     <w:qFormat/>
     <w:pPr>
@@ -56935,10 +57005,10 @@
       <w:color w:val="404040" w:themeColor="text1" w:themeTint="BF"/>
     </w:rPr>
   </w:style>
-  <w:style w:type="character" w:styleId="1109" w:customStyle="1">
+  <w:style w:type="character" w:styleId="1112" w:customStyle="1">
     <w:name w:val="Cita Car"/>
-    <w:basedOn w:val="967"/>
-    <w:link w:val="1108"/>
+    <w:basedOn w:val="970"/>
+    <w:link w:val="1111"/>
     <w:uiPriority w:val="29"/>
     <w:pPr>
       <w:pBdr/>
@@ -56951,9 +57021,9 @@
       <w:color w:val="404040" w:themeColor="text1" w:themeTint="BF"/>
     </w:rPr>
   </w:style>
-  <w:style w:type="character" w:styleId="1110">
+  <w:style w:type="character" w:styleId="1113">
     <w:name w:val="Intense Emphasis"/>
-    <w:basedOn w:val="967"/>
+    <w:basedOn w:val="970"/>
     <w:uiPriority w:val="21"/>
     <w:qFormat/>
     <w:pPr>
@@ -56967,11 +57037,11 @@
       <w:color w:val="365f91" w:themeColor="accent1" w:themeShade="BF"/>
     </w:rPr>
   </w:style>
-  <w:style w:type="paragraph" w:styleId="1111">
+  <w:style w:type="paragraph" w:styleId="1114">
     <w:name w:val="Intense Quote"/>
-    <w:basedOn w:val="957"/>
-    <w:next w:val="957"/>
-    <w:link w:val="1112"/>
+    <w:basedOn w:val="960"/>
+    <w:next w:val="960"/>
+    <w:link w:val="1115"/>
     <w:uiPriority w:val="30"/>
     <w:qFormat/>
     <w:pPr>
@@ -56988,10 +57058,10 @@
       <w:color w:val="365f91" w:themeColor="accent1" w:themeShade="BF"/>
     </w:rPr>
   </w:style>
-  <w:style w:type="character" w:styleId="1112" w:customStyle="1">
+  <w:style w:type="character" w:styleId="1115" w:customStyle="1">
     <w:name w:val="Cita destacada Car"/>
-    <w:basedOn w:val="967"/>
-    <w:link w:val="1111"/>
+    <w:basedOn w:val="970"/>
+    <w:link w:val="1114"/>
     <w:uiPriority w:val="30"/>
     <w:pPr>
       <w:pBdr/>
@@ -57004,9 +57074,9 @@
       <w:color w:val="365f91" w:themeColor="accent1" w:themeShade="BF"/>
     </w:rPr>
   </w:style>
-  <w:style w:type="character" w:styleId="1113">
+  <w:style w:type="character" w:styleId="1116">
     <w:name w:val="Intense Reference"/>
-    <w:basedOn w:val="967"/>
+    <w:basedOn w:val="970"/>
     <w:uiPriority w:val="32"/>
     <w:qFormat/>
     <w:pPr>
@@ -57022,9 +57092,9 @@
       <w:spacing w:val="5"/>
     </w:rPr>
   </w:style>
-  <w:style w:type="paragraph" w:styleId="1114">
+  <w:style w:type="paragraph" w:styleId="1117">
     <w:name w:val="No Spacing"/>
-    <w:basedOn w:val="957"/>
+    <w:basedOn w:val="960"/>
     <w:uiPriority w:val="1"/>
     <w:qFormat/>
     <w:pPr>
@@ -57033,9 +57103,9 @@
       <w:ind/>
     </w:pPr>
   </w:style>
-  <w:style w:type="character" w:styleId="1115">
+  <w:style w:type="character" w:styleId="1118">
     <w:name w:val="Subtle Emphasis"/>
-    <w:basedOn w:val="967"/>
+    <w:basedOn w:val="970"/>
     <w:uiPriority w:val="19"/>
     <w:qFormat/>
     <w:pPr>
@@ -57049,9 +57119,9 @@
       <w:color w:val="404040" w:themeColor="text1" w:themeTint="BF"/>
     </w:rPr>
   </w:style>
-  <w:style w:type="character" w:styleId="1116">
+  <w:style w:type="character" w:styleId="1119">
     <w:name w:val="Subtle Reference"/>
-    <w:basedOn w:val="967"/>
+    <w:basedOn w:val="970"/>
     <w:uiPriority w:val="31"/>
     <w:qFormat/>
     <w:pPr>
@@ -57064,9 +57134,9 @@
       <w:color w:val="5a5a5a" w:themeColor="text1" w:themeTint="A5"/>
     </w:rPr>
   </w:style>
-  <w:style w:type="character" w:styleId="1117">
+  <w:style w:type="character" w:styleId="1120">
     <w:name w:val="Book Title"/>
-    <w:basedOn w:val="967"/>
+    <w:basedOn w:val="970"/>
     <w:uiPriority w:val="33"/>
     <w:qFormat/>
     <w:pPr>
@@ -57082,10 +57152,10 @@
       <w:spacing w:val="5"/>
     </w:rPr>
   </w:style>
-  <w:style w:type="character" w:styleId="1118" w:customStyle="1">
+  <w:style w:type="character" w:styleId="1121" w:customStyle="1">
     <w:name w:val="Encabezado Car"/>
-    <w:basedOn w:val="967"/>
-    <w:link w:val="1134"/>
+    <w:basedOn w:val="970"/>
+    <w:link w:val="1137"/>
     <w:uiPriority w:val="99"/>
     <w:pPr>
       <w:pBdr/>
@@ -57093,10 +57163,10 @@
       <w:ind/>
     </w:pPr>
   </w:style>
-  <w:style w:type="character" w:styleId="1119" w:customStyle="1">
+  <w:style w:type="character" w:styleId="1122" w:customStyle="1">
     <w:name w:val="Pie de página Car"/>
-    <w:basedOn w:val="967"/>
-    <w:link w:val="1135"/>
+    <w:basedOn w:val="970"/>
+    <w:link w:val="1138"/>
     <w:uiPriority w:val="99"/>
     <w:pPr>
       <w:pBdr/>
@@ -57104,10 +57174,10 @@
       <w:ind/>
     </w:pPr>
   </w:style>
-  <w:style w:type="paragraph" w:styleId="1120">
+  <w:style w:type="paragraph" w:styleId="1123">
     <w:name w:val="Caption"/>
-    <w:basedOn w:val="957"/>
-    <w:next w:val="957"/>
+    <w:basedOn w:val="960"/>
+    <w:next w:val="960"/>
     <w:uiPriority w:val="35"/>
     <w:unhideWhenUsed/>
     <w:qFormat/>
@@ -57123,57 +57193,9 @@
       <w:szCs w:val="18"/>
     </w:rPr>
   </w:style>
-  <w:style w:type="paragraph" w:styleId="1121">
+  <w:style w:type="paragraph" w:styleId="1124">
     <w:name w:val="footnote text"/>
-    <w:basedOn w:val="957"/>
-    <w:link w:val="1122"/>
-    <w:uiPriority w:val="99"/>
-    <w:semiHidden/>
-    <w:unhideWhenUsed/>
-    <w:pPr>
-      <w:pBdr/>
-      <w:spacing w:after="0" w:line="240" w:lineRule="auto"/>
-      <w:ind/>
-    </w:pPr>
-    <w:rPr>
-      <w:sz w:val="20"/>
-      <w:szCs w:val="20"/>
-    </w:rPr>
-  </w:style>
-  <w:style w:type="character" w:styleId="1122" w:customStyle="1">
-    <w:name w:val="Texto nota pie Car"/>
-    <w:basedOn w:val="967"/>
-    <w:link w:val="1121"/>
-    <w:uiPriority w:val="99"/>
-    <w:semiHidden/>
-    <w:pPr>
-      <w:pBdr/>
-      <w:spacing/>
-      <w:ind/>
-    </w:pPr>
-    <w:rPr>
-      <w:sz w:val="20"/>
-      <w:szCs w:val="20"/>
-    </w:rPr>
-  </w:style>
-  <w:style w:type="character" w:styleId="1123">
-    <w:name w:val="footnote reference"/>
-    <w:basedOn w:val="967"/>
-    <w:uiPriority w:val="99"/>
-    <w:semiHidden/>
-    <w:unhideWhenUsed/>
-    <w:pPr>
-      <w:pBdr/>
-      <w:spacing/>
-      <w:ind/>
-    </w:pPr>
-    <w:rPr>
-      <w:vertAlign w:val="superscript"/>
-    </w:rPr>
-  </w:style>
-  <w:style w:type="paragraph" w:styleId="1124">
-    <w:name w:val="endnote text"/>
-    <w:basedOn w:val="957"/>
+    <w:basedOn w:val="960"/>
     <w:link w:val="1125"/>
     <w:uiPriority w:val="99"/>
     <w:semiHidden/>
@@ -57189,8 +57211,8 @@
     </w:rPr>
   </w:style>
   <w:style w:type="character" w:styleId="1125" w:customStyle="1">
-    <w:name w:val="Texto nota al final Car"/>
-    <w:basedOn w:val="967"/>
+    <w:name w:val="Texto nota pie Car"/>
+    <w:basedOn w:val="970"/>
     <w:link w:val="1124"/>
     <w:uiPriority w:val="99"/>
     <w:semiHidden/>
@@ -57205,8 +57227,8 @@
     </w:rPr>
   </w:style>
   <w:style w:type="character" w:styleId="1126">
-    <w:name w:val="endnote reference"/>
-    <w:basedOn w:val="967"/>
+    <w:name w:val="footnote reference"/>
+    <w:basedOn w:val="970"/>
     <w:uiPriority w:val="99"/>
     <w:semiHidden/>
     <w:unhideWhenUsed/>
@@ -57220,9 +57242,57 @@
     </w:rPr>
   </w:style>
   <w:style w:type="paragraph" w:styleId="1127">
+    <w:name w:val="endnote text"/>
+    <w:basedOn w:val="960"/>
+    <w:link w:val="1128"/>
+    <w:uiPriority w:val="99"/>
+    <w:semiHidden/>
+    <w:unhideWhenUsed/>
+    <w:pPr>
+      <w:pBdr/>
+      <w:spacing w:after="0" w:line="240" w:lineRule="auto"/>
+      <w:ind/>
+    </w:pPr>
+    <w:rPr>
+      <w:sz w:val="20"/>
+      <w:szCs w:val="20"/>
+    </w:rPr>
+  </w:style>
+  <w:style w:type="character" w:styleId="1128" w:customStyle="1">
+    <w:name w:val="Texto nota al final Car"/>
+    <w:basedOn w:val="970"/>
+    <w:link w:val="1127"/>
+    <w:uiPriority w:val="99"/>
+    <w:semiHidden/>
+    <w:pPr>
+      <w:pBdr/>
+      <w:spacing/>
+      <w:ind/>
+    </w:pPr>
+    <w:rPr>
+      <w:sz w:val="20"/>
+      <w:szCs w:val="20"/>
+    </w:rPr>
+  </w:style>
+  <w:style w:type="character" w:styleId="1129">
+    <w:name w:val="endnote reference"/>
+    <w:basedOn w:val="970"/>
+    <w:uiPriority w:val="99"/>
+    <w:semiHidden/>
+    <w:unhideWhenUsed/>
+    <w:pPr>
+      <w:pBdr/>
+      <w:spacing/>
+      <w:ind/>
+    </w:pPr>
+    <w:rPr>
+      <w:vertAlign w:val="superscript"/>
+    </w:rPr>
+  </w:style>
+  <w:style w:type="paragraph" w:styleId="1130">
     <w:name w:val="toc 7"/>
-    <w:basedOn w:val="957"/>
-    <w:next w:val="957"/>
+    <w:basedOn w:val="960"/>
+    <w:next w:val="960"/>
     <w:uiPriority w:val="39"/>
     <w:unhideWhenUsed/>
     <w:pPr>
@@ -57231,10 +57301,10 @@
       <w:ind w:left="1320"/>
     </w:pPr>
   </w:style>
-  <w:style w:type="paragraph" w:styleId="1128">
+  <w:style w:type="paragraph" w:styleId="1131">
     <w:name w:val="toc 8"/>
-    <w:basedOn w:val="957"/>
-    <w:next w:val="957"/>
+    <w:basedOn w:val="960"/>
+    <w:next w:val="960"/>
     <w:uiPriority w:val="39"/>
     <w:unhideWhenUsed/>
     <w:pPr>
@@ -57243,10 +57313,10 @@
       <w:ind w:left="1540"/>
     </w:pPr>
   </w:style>
-  <w:style w:type="paragraph" w:styleId="1129">
+  <w:style w:type="paragraph" w:styleId="1132">
     <w:name w:val="toc 9"/>
-    <w:basedOn w:val="957"/>
-    <w:next w:val="957"/>
+    <w:basedOn w:val="960"/>
+    <w:next w:val="960"/>
     <w:uiPriority w:val="39"/>
     <w:unhideWhenUsed/>
     <w:pPr>
@@ -57255,7 +57325,7 @@
       <w:ind w:left="1760"/>
     </w:pPr>
   </w:style>
-  <w:style w:type="paragraph" w:styleId="1130">
+  <w:style w:type="paragraph" w:styleId="1133">
     <w:name w:val="TOC Heading"/>
     <w:uiPriority w:val="39"/>
     <w:unhideWhenUsed/>
@@ -57265,10 +57335,10 @@
       <w:ind/>
     </w:pPr>
   </w:style>
-  <w:style w:type="paragraph" w:styleId="1131">
+  <w:style w:type="paragraph" w:styleId="1134">
     <w:name w:val="table of figures"/>
-    <w:basedOn w:val="957"/>
-    <w:next w:val="957"/>
+    <w:basedOn w:val="960"/>
+    <w:next w:val="960"/>
     <w:uiPriority w:val="99"/>
     <w:unhideWhenUsed/>
     <w:pPr>
@@ -57277,9 +57347,9 @@
       <w:ind/>
     </w:pPr>
   </w:style>
-  <w:style w:type="character" w:styleId="1132" w:customStyle="1">
+  <w:style w:type="character" w:styleId="1135" w:customStyle="1">
     <w:name w:val="Título 1 Car"/>
-    <w:link w:val="958"/>
+    <w:link w:val="961"/>
     <w:pPr>
       <w:pBdr/>
       <w:spacing/>
@@ -57294,9 +57364,9 @@
       <w:lang w:val="ca-ES" w:eastAsia="es-ES" w:bidi="ar-SA"/>
     </w:rPr>
   </w:style>
-  <w:style w:type="paragraph" w:styleId="1133">
+  <w:style w:type="paragraph" w:styleId="1136">
     <w:name w:val="Document Map"/>
-    <w:basedOn w:val="957"/>
+    <w:basedOn w:val="960"/>
     <w:semiHidden/>
     <w:pPr>
       <w:pBdr/>
@@ -57308,10 +57378,10 @@
       <w:rFonts w:ascii="Tahoma" w:hAnsi="Tahoma"/>
     </w:rPr>
   </w:style>
-  <w:style w:type="paragraph" w:styleId="1134">
+  <w:style w:type="paragraph" w:styleId="1137">
     <w:name w:val="Header"/>
-    <w:basedOn w:val="957"/>
-    <w:link w:val="1118"/>
+    <w:basedOn w:val="960"/>
+    <w:link w:val="1121"/>
     <w:pPr>
       <w:pBdr/>
       <w:tabs>
@@ -57322,10 +57392,10 @@
       <w:ind/>
     </w:pPr>
   </w:style>
-  <w:style w:type="paragraph" w:styleId="1135">
+  <w:style w:type="paragraph" w:styleId="1138">
     <w:name w:val="Footer"/>
-    <w:basedOn w:val="957"/>
-    <w:link w:val="1119"/>
+    <w:basedOn w:val="960"/>
+    <w:link w:val="1122"/>
     <w:pPr>
       <w:pBdr/>
       <w:tabs>
@@ -57336,18 +57406,18 @@
       <w:ind/>
     </w:pPr>
   </w:style>
-  <w:style w:type="paragraph" w:styleId="1136">
+  <w:style w:type="paragraph" w:styleId="1139">
     <w:name w:val="Body Text Indent"/>
-    <w:basedOn w:val="957"/>
+    <w:basedOn w:val="960"/>
     <w:pPr>
       <w:pBdr/>
       <w:spacing/>
       <w:ind/>
     </w:pPr>
   </w:style>
-  <w:style w:type="paragraph" w:styleId="1137">
+  <w:style w:type="paragraph" w:styleId="1140">
     <w:name w:val="Body Text Indent 2"/>
-    <w:basedOn w:val="957"/>
+    <w:basedOn w:val="960"/>
     <w:pPr>
       <w:pBdr/>
       <w:spacing/>
@@ -57357,9 +57427,9 @@
       <w:sz w:val="16"/>
     </w:rPr>
   </w:style>
-  <w:style w:type="paragraph" w:styleId="1138" w:customStyle="1">
+  <w:style w:type="paragraph" w:styleId="1141" w:customStyle="1">
     <w:name w:val="Diàleg"/>
-    <w:basedOn w:val="957"/>
+    <w:basedOn w:val="960"/>
     <w:pPr>
       <w:pBdr/>
       <w:tabs>
@@ -57372,9 +57442,9 @@
       <w:i/>
     </w:rPr>
   </w:style>
-  <w:style w:type="paragraph" w:styleId="1139">
+  <w:style w:type="paragraph" w:styleId="1142">
     <w:name w:val="Body Text Indent 3"/>
-    <w:basedOn w:val="957"/>
+    <w:basedOn w:val="960"/>
     <w:pPr>
       <w:pBdr/>
       <w:spacing/>
@@ -57384,18 +57454,18 @@
       <w:sz w:val="16"/>
     </w:rPr>
   </w:style>
-  <w:style w:type="character" w:styleId="1140">
+  <w:style w:type="character" w:styleId="1143">
     <w:name w:val="page number"/>
-    <w:basedOn w:val="967"/>
+    <w:basedOn w:val="970"/>
     <w:pPr>
       <w:pBdr/>
       <w:spacing/>
       <w:ind/>
     </w:pPr>
   </w:style>
-  <w:style w:type="paragraph" w:styleId="1141" w:customStyle="1">
+  <w:style w:type="paragraph" w:styleId="1144" w:customStyle="1">
     <w:name w:val="Poesia"/>
-    <w:basedOn w:val="957"/>
+    <w:basedOn w:val="960"/>
     <w:pPr>
       <w:pBdr/>
       <w:spacing w:after="120"/>
@@ -57406,9 +57476,9 @@
       <w:iCs w:val="0"/>
     </w:rPr>
   </w:style>
-  <w:style w:type="table" w:styleId="1142">
+  <w:style w:type="table" w:styleId="1145">
     <w:name w:val="Table Grid"/>
-    <w:basedOn w:val="968"/>
+    <w:basedOn w:val="971"/>
     <w:uiPriority w:val="59"/>
     <w:pPr>
       <w:pBdr/>
@@ -57599,7 +57669,7 @@
       </w:tcPr>
     </w:tblStylePr>
   </w:style>
-  <w:style w:type="paragraph" w:styleId="1143" w:customStyle="1">
+  <w:style w:type="paragraph" w:styleId="1146" w:customStyle="1">
     <w:name w:val="Estilo1"/>
     <w:pPr>
       <w:pBdr/>
@@ -57616,9 +57686,9 @@
       <w:lang w:val="ca-ES"/>
     </w:rPr>
   </w:style>
-  <w:style w:type="paragraph" w:styleId="1144">
+  <w:style w:type="paragraph" w:styleId="1147">
     <w:name w:val="Body Text"/>
-    <w:basedOn w:val="957"/>
+    <w:basedOn w:val="960"/>
     <w:pPr>
       <w:pBdr/>
       <w:spacing w:after="120"/>
@@ -57630,16 +57700,16 @@
       <w:iCs w:val="0"/>
     </w:rPr>
   </w:style>
-  <w:style w:type="paragraph" w:styleId="1145">
+  <w:style w:type="paragraph" w:styleId="1148">
     <w:name w:val="Body Text First Indent"/>
-    <w:basedOn w:val="1144"/>
+    <w:basedOn w:val="1147"/>
     <w:pPr>
       <w:pBdr/>
       <w:spacing/>
       <w:ind w:firstLine="567"/>
     </w:pPr>
   </w:style>
-  <w:style w:type="character" w:styleId="1146">
+  <w:style w:type="character" w:styleId="1149">
     <w:name w:val="Hyperlink"/>
     <w:pPr>
       <w:pBdr/>
@@ -57651,9 +57721,9 @@
       <w:u w:val="single"/>
     </w:rPr>
   </w:style>
-  <w:style w:type="paragraph" w:styleId="1147" w:customStyle="1">
+  <w:style w:type="paragraph" w:styleId="1150" w:customStyle="1">
     <w:name w:val="Programa"/>
-    <w:basedOn w:val="957"/>
+    <w:basedOn w:val="960"/>
     <w:pPr>
       <w:pBdr/>
       <w:spacing w:after="0"/>
@@ -57665,9 +57735,9 @@
       <w:szCs w:val="20"/>
     </w:rPr>
   </w:style>
-  <w:style w:type="paragraph" w:styleId="1148" w:customStyle="1">
+  <w:style w:type="paragraph" w:styleId="1151" w:customStyle="1">
     <w:name w:val="SGBD"/>
-    <w:basedOn w:val="957"/>
+    <w:basedOn w:val="960"/>
     <w:pPr>
       <w:widowControl w:val="false"/>
       <w:pBdr/>
@@ -57680,9 +57750,9 @@
       <w:szCs w:val="20"/>
     </w:rPr>
   </w:style>
-  <w:style w:type="paragraph" w:styleId="1149" w:customStyle="1">
+  <w:style w:type="paragraph" w:styleId="1152" w:customStyle="1">
     <w:name w:val="abdo0"/>
-    <w:basedOn w:val="958"/>
+    <w:basedOn w:val="961"/>
     <w:pPr>
       <w:pBdr>
         <w:top w:val="single" w:color="000000" w:sz="12" w:space="1"/>
@@ -57701,11 +57771,11 @@
       <w:u w:val="none"/>
     </w:rPr>
   </w:style>
-  <w:style w:type="paragraph" w:styleId="1150" w:customStyle="1">
+  <w:style w:type="paragraph" w:styleId="1153" w:customStyle="1">
     <w:name w:val="abdo1"/>
-    <w:basedOn w:val="957"/>
-    <w:next w:val="957"/>
-    <w:link w:val="1151"/>
+    <w:basedOn w:val="960"/>
+    <w:next w:val="960"/>
+    <w:link w:val="1154"/>
     <w:pPr>
       <w:pBdr>
         <w:top w:val="single" w:color="000000" w:sz="12" w:space="1"/>
@@ -57722,9 +57792,9 @@
       <w:szCs w:val="46"/>
     </w:rPr>
   </w:style>
-  <w:style w:type="character" w:styleId="1151" w:customStyle="1">
+  <w:style w:type="character" w:styleId="1154" w:customStyle="1">
     <w:name w:val="abdo1 Car"/>
-    <w:link w:val="1150"/>
+    <w:link w:val="1153"/>
     <w:pPr>
       <w:pBdr/>
       <w:spacing/>
@@ -57739,11 +57809,11 @@
       <w:lang w:val="ca-ES"/>
     </w:rPr>
   </w:style>
-  <w:style w:type="paragraph" w:styleId="1152" w:customStyle="1">
+  <w:style w:type="paragraph" w:styleId="1155" w:customStyle="1">
     <w:name w:val="Abdó3"/>
-    <w:basedOn w:val="957"/>
-    <w:next w:val="957"/>
-    <w:link w:val="1153"/>
+    <w:basedOn w:val="960"/>
+    <w:next w:val="960"/>
+    <w:link w:val="1156"/>
     <w:pPr>
       <w:pBdr>
         <w:top w:val="single" w:color="000000" w:sz="12" w:space="1"/>
@@ -57760,9 +57830,9 @@
       <w:szCs w:val="40"/>
     </w:rPr>
   </w:style>
-  <w:style w:type="character" w:styleId="1153" w:customStyle="1">
+  <w:style w:type="character" w:styleId="1156" w:customStyle="1">
     <w:name w:val="Abdó3 Car"/>
-    <w:link w:val="1152"/>
+    <w:link w:val="1155"/>
     <w:pPr>
       <w:pBdr/>
       <w:spacing/>
@@ -57776,11 +57846,11 @@
       <w:lang w:val="ca-ES" w:eastAsia="es-ES" w:bidi="ar-SA"/>
     </w:rPr>
   </w:style>
-  <w:style w:type="paragraph" w:styleId="1154" w:customStyle="1">
+  <w:style w:type="paragraph" w:styleId="1157" w:customStyle="1">
     <w:name w:val="Abdó4"/>
-    <w:basedOn w:val="957"/>
-    <w:next w:val="957"/>
-    <w:link w:val="1155"/>
+    <w:basedOn w:val="960"/>
+    <w:next w:val="960"/>
+    <w:link w:val="1158"/>
     <w:pPr>
       <w:pBdr/>
       <w:spacing w:after="120"/>
@@ -57792,9 +57862,9 @@
       <w:u w:val="single"/>
     </w:rPr>
   </w:style>
-  <w:style w:type="character" w:styleId="1155" w:customStyle="1">
+  <w:style w:type="character" w:styleId="1158" w:customStyle="1">
     <w:name w:val="Abdó4 Car"/>
-    <w:link w:val="1154"/>
+    <w:link w:val="1157"/>
     <w:pPr>
       <w:pBdr/>
       <w:spacing/>
@@ -57809,11 +57879,11 @@
       <w:lang w:val="ca-ES" w:eastAsia="es-ES" w:bidi="ar-SA"/>
     </w:rPr>
   </w:style>
-  <w:style w:type="paragraph" w:styleId="1156" w:customStyle="1">
+  <w:style w:type="paragraph" w:styleId="1159" w:customStyle="1">
     <w:name w:val="Abdó5"/>
-    <w:basedOn w:val="957"/>
-    <w:next w:val="957"/>
-    <w:link w:val="1157"/>
+    <w:basedOn w:val="960"/>
+    <w:next w:val="960"/>
+    <w:link w:val="1160"/>
     <w:pPr>
       <w:pBdr/>
       <w:tabs>
@@ -57827,9 +57897,9 @@
       <w:u w:val="single"/>
     </w:rPr>
   </w:style>
-  <w:style w:type="character" w:styleId="1157" w:customStyle="1">
+  <w:style w:type="character" w:styleId="1160" w:customStyle="1">
     <w:name w:val="Abdó5 Car"/>
-    <w:link w:val="1156"/>
+    <w:link w:val="1159"/>
     <w:pPr>
       <w:pBdr/>
       <w:spacing/>
@@ -57844,11 +57914,11 @@
       <w:lang w:val="ca-ES" w:eastAsia="es-ES" w:bidi="ar-SA"/>
     </w:rPr>
   </w:style>
-  <w:style w:type="paragraph" w:styleId="1158" w:customStyle="1">
+  <w:style w:type="paragraph" w:styleId="1161" w:customStyle="1">
     <w:name w:val="Abdó 6"/>
-    <w:basedOn w:val="957"/>
-    <w:next w:val="957"/>
-    <w:link w:val="1159"/>
+    <w:basedOn w:val="960"/>
+    <w:next w:val="960"/>
+    <w:link w:val="1162"/>
     <w:pPr>
       <w:pBdr/>
       <w:spacing/>
@@ -57858,9 +57928,9 @@
       <w:u w:val="single"/>
     </w:rPr>
   </w:style>
-  <w:style w:type="character" w:styleId="1159" w:customStyle="1">
+  <w:style w:type="character" w:styleId="1162" w:customStyle="1">
     <w:name w:val="Abdó 6 Car"/>
-    <w:link w:val="1158"/>
+    <w:link w:val="1161"/>
     <w:pPr>
       <w:pBdr/>
       <w:spacing/>
@@ -57875,10 +57945,10 @@
       <w:lang w:val="ca-ES" w:eastAsia="es-ES" w:bidi="ar-SA"/>
     </w:rPr>
   </w:style>
-  <w:style w:type="paragraph" w:styleId="1160" w:customStyle="1">
+  <w:style w:type="paragraph" w:styleId="1163" w:customStyle="1">
     <w:name w:val="Exercicis"/>
-    <w:basedOn w:val="957"/>
-    <w:link w:val="1161"/>
+    <w:basedOn w:val="960"/>
+    <w:link w:val="1164"/>
     <w:pPr>
       <w:pBdr/>
       <w:shd w:val="clear" w:color="auto" w:fill="f3f3f3"/>
@@ -57890,9 +57960,9 @@
       <w:u w:val="single"/>
     </w:rPr>
   </w:style>
-  <w:style w:type="character" w:styleId="1161" w:customStyle="1">
+  <w:style w:type="character" w:styleId="1164" w:customStyle="1">
     <w:name w:val="Exercicis Car"/>
-    <w:link w:val="1160"/>
+    <w:link w:val="1163"/>
     <w:pPr>
       <w:pBdr/>
       <w:spacing/>
@@ -57907,19 +57977,19 @@
       <w:lang w:val="ca-ES"/>
     </w:rPr>
   </w:style>
-  <w:style w:type="paragraph" w:styleId="1162" w:customStyle="1">
+  <w:style w:type="paragraph" w:styleId="1165" w:customStyle="1">
     <w:name w:val="Esquema"/>
-    <w:basedOn w:val="957"/>
-    <w:link w:val="1173"/>
+    <w:basedOn w:val="960"/>
+    <w:link w:val="1176"/>
     <w:pPr>
       <w:pBdr/>
       <w:spacing w:after="0"/>
       <w:ind/>
     </w:pPr>
   </w:style>
-  <w:style w:type="paragraph" w:styleId="1163" w:customStyle="1">
+  <w:style w:type="paragraph" w:styleId="1166" w:customStyle="1">
     <w:name w:val="exeRcicis numerRats"/>
-    <w:basedOn w:val="957"/>
+    <w:basedOn w:val="960"/>
     <w:pPr>
       <w:numPr>
         <w:numId w:val="1"/>
@@ -57929,10 +57999,10 @@
       <w:ind/>
     </w:pPr>
   </w:style>
-  <w:style w:type="paragraph" w:styleId="1164">
+  <w:style w:type="paragraph" w:styleId="1167">
     <w:name w:val="toc 1"/>
-    <w:basedOn w:val="957"/>
-    <w:next w:val="957"/>
+    <w:basedOn w:val="960"/>
+    <w:next w:val="960"/>
     <w:semiHidden/>
     <w:pPr>
       <w:pBdr/>
@@ -57940,10 +58010,10 @@
       <w:ind/>
     </w:pPr>
   </w:style>
-  <w:style w:type="paragraph" w:styleId="1165">
+  <w:style w:type="paragraph" w:styleId="1168">
     <w:name w:val="toc 2"/>
-    <w:basedOn w:val="957"/>
-    <w:next w:val="957"/>
+    <w:basedOn w:val="960"/>
+    <w:next w:val="960"/>
     <w:semiHidden/>
     <w:pPr>
       <w:pBdr/>
@@ -57951,10 +58021,10 @@
       <w:ind w:left="200"/>
     </w:pPr>
   </w:style>
-  <w:style w:type="paragraph" w:styleId="1166">
+  <w:style w:type="paragraph" w:styleId="1169">
     <w:name w:val="toc 3"/>
-    <w:basedOn w:val="957"/>
-    <w:next w:val="957"/>
+    <w:basedOn w:val="960"/>
+    <w:next w:val="960"/>
     <w:semiHidden/>
     <w:pPr>
       <w:pBdr/>
@@ -57962,10 +58032,10 @@
       <w:ind w:left="400"/>
     </w:pPr>
   </w:style>
-  <w:style w:type="paragraph" w:styleId="1167">
+  <w:style w:type="paragraph" w:styleId="1170">
     <w:name w:val="toc 4"/>
-    <w:basedOn w:val="957"/>
-    <w:next w:val="957"/>
+    <w:basedOn w:val="960"/>
+    <w:next w:val="960"/>
     <w:semiHidden/>
     <w:pPr>
       <w:pBdr/>
@@ -57973,10 +58043,10 @@
       <w:ind w:left="600"/>
     </w:pPr>
   </w:style>
-  <w:style w:type="paragraph" w:styleId="1168">
+  <w:style w:type="paragraph" w:styleId="1171">
     <w:name w:val="toc 5"/>
-    <w:basedOn w:val="957"/>
-    <w:next w:val="957"/>
+    <w:basedOn w:val="960"/>
+    <w:next w:val="960"/>
     <w:semiHidden/>
     <w:pPr>
       <w:pBdr/>
@@ -57984,10 +58054,10 @@
       <w:ind w:left="800"/>
     </w:pPr>
   </w:style>
-  <w:style w:type="paragraph" w:styleId="1169">
+  <w:style w:type="paragraph" w:styleId="1172">
     <w:name w:val="toc 6"/>
-    <w:basedOn w:val="957"/>
-    <w:next w:val="957"/>
+    <w:basedOn w:val="960"/>
+    <w:next w:val="960"/>
     <w:semiHidden/>
     <w:pPr>
       <w:pBdr/>
@@ -57995,9 +58065,9 @@
       <w:ind w:left="1000"/>
     </w:pPr>
   </w:style>
-  <w:style w:type="paragraph" w:styleId="1170">
+  <w:style w:type="paragraph" w:styleId="1173">
     <w:name w:val="Normal (Web)"/>
-    <w:basedOn w:val="957"/>
+    <w:basedOn w:val="960"/>
     <w:uiPriority w:val="99"/>
     <w:pPr>
       <w:pBdr/>
@@ -58011,7 +58081,7 @@
       <w:lang w:eastAsia="ca-ES"/>
     </w:rPr>
   </w:style>
-  <w:style w:type="character" w:styleId="1171">
+  <w:style w:type="character" w:styleId="1174">
     <w:name w:val="FollowedHyperlink"/>
     <w:pPr>
       <w:pBdr/>
@@ -58023,9 +58093,9 @@
       <w:u w:val="single"/>
     </w:rPr>
   </w:style>
-  <w:style w:type="numbering" w:styleId="1172" w:customStyle="1">
+  <w:style w:type="numbering" w:styleId="1175" w:customStyle="1">
     <w:name w:val="Exercicis2"/>
-    <w:basedOn w:val="969"/>
+    <w:basedOn w:val="972"/>
     <w:pPr>
       <w:numPr>
         <w:numId w:val="2"/>
@@ -58035,9 +58105,9 @@
       <w:ind/>
     </w:pPr>
   </w:style>
-  <w:style w:type="character" w:styleId="1173" w:customStyle="1">
+  <w:style w:type="character" w:styleId="1176" w:customStyle="1">
     <w:name w:val="Esquema Car"/>
-    <w:link w:val="1162"/>
+    <w:link w:val="1165"/>
     <w:pPr>
       <w:pBdr/>
       <w:spacing/>
@@ -58050,7 +58120,7 @@
       <w:lang w:val="ca-ES" w:eastAsia="es-ES" w:bidi="ar-SA"/>
     </w:rPr>
   </w:style>
-  <w:style w:type="character" w:styleId="1174">
+  <w:style w:type="character" w:styleId="1177">
     <w:name w:val="HTML Code"/>
     <w:pPr>
       <w:pBdr/>
@@ -58063,7 +58133,7 @@
       <w:szCs w:val="20"/>
     </w:rPr>
   </w:style>
-  <w:style w:type="character" w:styleId="1175">
+  <w:style w:type="character" w:styleId="1178">
     <w:name w:val="Strong"/>
     <w:uiPriority w:val="22"/>
     <w:qFormat/>
@@ -58077,10 +58147,10 @@
       <w:bCs/>
     </w:rPr>
   </w:style>
-  <w:style w:type="paragraph" w:styleId="1176">
+  <w:style w:type="paragraph" w:styleId="1179">
     <w:name w:val="HTML Preformatted"/>
-    <w:basedOn w:val="957"/>
-    <w:link w:val="1194"/>
+    <w:basedOn w:val="960"/>
+    <w:link w:val="1197"/>
     <w:uiPriority w:val="99"/>
     <w:pPr>
       <w:pBdr/>
@@ -58113,25 +58183,25 @@
       <w:lang w:eastAsia="ca-ES"/>
     </w:rPr>
   </w:style>
-  <w:style w:type="character" w:styleId="1177" w:customStyle="1">
+  <w:style w:type="character" w:styleId="1180" w:customStyle="1">
     <w:name w:val="mw-headline"/>
-    <w:basedOn w:val="967"/>
+    <w:basedOn w:val="970"/>
     <w:pPr>
       <w:pBdr/>
       <w:spacing/>
       <w:ind/>
     </w:pPr>
   </w:style>
-  <w:style w:type="character" w:styleId="1178" w:customStyle="1">
+  <w:style w:type="character" w:styleId="1181" w:customStyle="1">
     <w:name w:val="editsection"/>
-    <w:basedOn w:val="967"/>
+    <w:basedOn w:val="970"/>
     <w:pPr>
       <w:pBdr/>
       <w:spacing/>
       <w:ind/>
     </w:pPr>
   </w:style>
-  <w:style w:type="character" w:styleId="1179">
+  <w:style w:type="character" w:styleId="1182">
     <w:name w:val="HTML Typewriter"/>
     <w:pPr>
       <w:pBdr/>
@@ -58144,36 +58214,9 @@
       <w:szCs w:val="20"/>
     </w:rPr>
   </w:style>
-  <w:style w:type="character" w:styleId="1180" w:customStyle="1">
+  <w:style w:type="character" w:styleId="1183" w:customStyle="1">
     <w:name w:val="sh_comment2"/>
-    <w:basedOn w:val="967"/>
-    <w:pPr>
-      <w:pBdr/>
-      <w:spacing/>
-      <w:ind/>
-    </w:pPr>
-  </w:style>
-  <w:style w:type="character" w:styleId="1181" w:customStyle="1">
-    <w:name w:val="sh_usertype2"/>
-    <w:basedOn w:val="967"/>
-    <w:pPr>
-      <w:pBdr/>
-      <w:spacing/>
-      <w:ind/>
-    </w:pPr>
-  </w:style>
-  <w:style w:type="character" w:styleId="1182" w:customStyle="1">
-    <w:name w:val="sh_normal"/>
-    <w:basedOn w:val="967"/>
-    <w:pPr>
-      <w:pBdr/>
-      <w:spacing/>
-      <w:ind/>
-    </w:pPr>
-  </w:style>
-  <w:style w:type="character" w:styleId="1183" w:customStyle="1">
-    <w:name w:val="sh_symbol2"/>
-    <w:basedOn w:val="967"/>
+    <w:basedOn w:val="970"/>
     <w:pPr>
       <w:pBdr/>
       <w:spacing/>
@@ -58181,8 +58224,8 @@
     </w:pPr>
   </w:style>
   <w:style w:type="character" w:styleId="1184" w:customStyle="1">
-    <w:name w:val="sh_keyword2"/>
-    <w:basedOn w:val="967"/>
+    <w:name w:val="sh_usertype2"/>
+    <w:basedOn w:val="970"/>
     <w:pPr>
       <w:pBdr/>
       <w:spacing/>
@@ -58190,8 +58233,8 @@
     </w:pPr>
   </w:style>
   <w:style w:type="character" w:styleId="1185" w:customStyle="1">
-    <w:name w:val="sh_function2"/>
-    <w:basedOn w:val="967"/>
+    <w:name w:val="sh_normal"/>
+    <w:basedOn w:val="970"/>
     <w:pPr>
       <w:pBdr/>
       <w:spacing/>
@@ -58199,8 +58242,8 @@
     </w:pPr>
   </w:style>
   <w:style w:type="character" w:styleId="1186" w:customStyle="1">
-    <w:name w:val="sh_preproc2"/>
-    <w:basedOn w:val="967"/>
+    <w:name w:val="sh_symbol2"/>
+    <w:basedOn w:val="970"/>
     <w:pPr>
       <w:pBdr/>
       <w:spacing/>
@@ -58208,8 +58251,8 @@
     </w:pPr>
   </w:style>
   <w:style w:type="character" w:styleId="1187" w:customStyle="1">
-    <w:name w:val="sh_classname2"/>
-    <w:basedOn w:val="967"/>
+    <w:name w:val="sh_keyword2"/>
+    <w:basedOn w:val="970"/>
     <w:pPr>
       <w:pBdr/>
       <w:spacing/>
@@ -58217,8 +58260,8 @@
     </w:pPr>
   </w:style>
   <w:style w:type="character" w:styleId="1188" w:customStyle="1">
-    <w:name w:val="sh_cbracket2"/>
-    <w:basedOn w:val="967"/>
+    <w:name w:val="sh_function2"/>
+    <w:basedOn w:val="970"/>
     <w:pPr>
       <w:pBdr/>
       <w:spacing/>
@@ -58226,8 +58269,8 @@
     </w:pPr>
   </w:style>
   <w:style w:type="character" w:styleId="1189" w:customStyle="1">
-    <w:name w:val="sh_type2"/>
-    <w:basedOn w:val="967"/>
+    <w:name w:val="sh_preproc2"/>
+    <w:basedOn w:val="970"/>
     <w:pPr>
       <w:pBdr/>
       <w:spacing/>
@@ -58235,8 +58278,8 @@
     </w:pPr>
   </w:style>
   <w:style w:type="character" w:styleId="1190" w:customStyle="1">
-    <w:name w:val="sh_string2"/>
-    <w:basedOn w:val="967"/>
+    <w:name w:val="sh_classname2"/>
+    <w:basedOn w:val="970"/>
     <w:pPr>
       <w:pBdr/>
       <w:spacing/>
@@ -58244,15 +58287,42 @@
     </w:pPr>
   </w:style>
   <w:style w:type="character" w:styleId="1191" w:customStyle="1">
-    <w:name w:val="sh_specialchar2"/>
-    <w:basedOn w:val="967"/>
+    <w:name w:val="sh_cbracket2"/>
+    <w:basedOn w:val="970"/>
     <w:pPr>
       <w:pBdr/>
       <w:spacing/>
       <w:ind/>
     </w:pPr>
   </w:style>
-  <w:style w:type="character" w:styleId="1192">
+  <w:style w:type="character" w:styleId="1192" w:customStyle="1">
+    <w:name w:val="sh_type2"/>
+    <w:basedOn w:val="970"/>
+    <w:pPr>
+      <w:pBdr/>
+      <w:spacing/>
+      <w:ind/>
+    </w:pPr>
+  </w:style>
+  <w:style w:type="character" w:styleId="1193" w:customStyle="1">
+    <w:name w:val="sh_string2"/>
+    <w:basedOn w:val="970"/>
+    <w:pPr>
+      <w:pBdr/>
+      <w:spacing/>
+      <w:ind/>
+    </w:pPr>
+  </w:style>
+  <w:style w:type="character" w:styleId="1194" w:customStyle="1">
+    <w:name w:val="sh_specialchar2"/>
+    <w:basedOn w:val="970"/>
+    <w:pPr>
+      <w:pBdr/>
+      <w:spacing/>
+      <w:ind/>
+    </w:pPr>
+  </w:style>
+  <w:style w:type="character" w:styleId="1195">
     <w:name w:val="Emphasis"/>
     <w:qFormat/>
     <w:pPr>
@@ -58265,9 +58335,9 @@
       <w:iCs/>
     </w:rPr>
   </w:style>
-  <w:style w:type="paragraph" w:styleId="1193">
+  <w:style w:type="paragraph" w:styleId="1196">
     <w:name w:val="Plain Text"/>
-    <w:basedOn w:val="957"/>
+    <w:basedOn w:val="960"/>
     <w:pPr>
       <w:pBdr/>
       <w:spacing w:after="0"/>
@@ -58280,9 +58350,9 @@
       <w:szCs w:val="20"/>
     </w:rPr>
   </w:style>
-  <w:style w:type="character" w:styleId="1194" w:customStyle="1">
+  <w:style w:type="character" w:styleId="1197" w:customStyle="1">
     <w:name w:val="HTML con formato previo Car"/>
-    <w:link w:val="1176"/>
+    <w:link w:val="1179"/>
     <w:uiPriority w:val="99"/>
     <w:pPr>
       <w:pBdr/>
@@ -58294,10 +58364,10 @@
       <w:lang w:val="ca-ES" w:eastAsia="ca-ES"/>
     </w:rPr>
   </w:style>
-  <w:style w:type="paragraph" w:styleId="1195">
+  <w:style w:type="paragraph" w:styleId="1198">
     <w:name w:val="Balloon Text"/>
-    <w:basedOn w:val="957"/>
-    <w:link w:val="1196"/>
+    <w:basedOn w:val="960"/>
+    <w:link w:val="1199"/>
     <w:pPr>
       <w:pBdr/>
       <w:spacing w:after="0"/>
@@ -58309,9 +58379,9 @@
       <w:szCs w:val="16"/>
     </w:rPr>
   </w:style>
-  <w:style w:type="character" w:styleId="1196" w:customStyle="1">
+  <w:style w:type="character" w:styleId="1199" w:customStyle="1">
     <w:name w:val="Texto de globo Car"/>
-    <w:link w:val="1195"/>
+    <w:link w:val="1198"/>
     <w:pPr>
       <w:pBdr/>
       <w:spacing/>
@@ -58325,36 +58395,9 @@
       <w:lang w:val="ca-ES"/>
     </w:rPr>
   </w:style>
-  <w:style w:type="character" w:styleId="1197" w:customStyle="1">
+  <w:style w:type="character" w:styleId="1200" w:customStyle="1">
     <w:name w:val="co24"/>
-    <w:basedOn w:val="967"/>
-    <w:pPr>
-      <w:pBdr/>
-      <w:spacing/>
-      <w:ind/>
-    </w:pPr>
-  </w:style>
-  <w:style w:type="character" w:styleId="1198" w:customStyle="1">
-    <w:name w:val="kw44"/>
-    <w:basedOn w:val="967"/>
-    <w:pPr>
-      <w:pBdr/>
-      <w:spacing/>
-      <w:ind/>
-    </w:pPr>
-  </w:style>
-  <w:style w:type="character" w:styleId="1199" w:customStyle="1">
-    <w:name w:val="br0"/>
-    <w:basedOn w:val="967"/>
-    <w:pPr>
-      <w:pBdr/>
-      <w:spacing/>
-      <w:ind/>
-    </w:pPr>
-  </w:style>
-  <w:style w:type="character" w:styleId="1200" w:customStyle="1">
-    <w:name w:val="kw34"/>
-    <w:basedOn w:val="967"/>
+    <w:basedOn w:val="970"/>
     <w:pPr>
       <w:pBdr/>
       <w:spacing/>
@@ -58362,8 +58405,8 @@
     </w:pPr>
   </w:style>
   <w:style w:type="character" w:styleId="1201" w:customStyle="1">
-    <w:name w:val="st03"/>
-    <w:basedOn w:val="967"/>
+    <w:name w:val="kw44"/>
+    <w:basedOn w:val="970"/>
     <w:pPr>
       <w:pBdr/>
       <w:spacing/>
@@ -58371,8 +58414,8 @@
     </w:pPr>
   </w:style>
   <w:style w:type="character" w:styleId="1202" w:customStyle="1">
-    <w:name w:val="es1"/>
-    <w:basedOn w:val="967"/>
+    <w:name w:val="br0"/>
+    <w:basedOn w:val="970"/>
     <w:pPr>
       <w:pBdr/>
       <w:spacing/>
@@ -58380,8 +58423,8 @@
     </w:pPr>
   </w:style>
   <w:style w:type="character" w:styleId="1203" w:customStyle="1">
-    <w:name w:val="sy0"/>
-    <w:basedOn w:val="967"/>
+    <w:name w:val="kw34"/>
+    <w:basedOn w:val="970"/>
     <w:pPr>
       <w:pBdr/>
       <w:spacing/>
@@ -58389,8 +58432,8 @@
     </w:pPr>
   </w:style>
   <w:style w:type="character" w:styleId="1204" w:customStyle="1">
-    <w:name w:val="kw117"/>
-    <w:basedOn w:val="967"/>
+    <w:name w:val="st03"/>
+    <w:basedOn w:val="970"/>
     <w:pPr>
       <w:pBdr/>
       <w:spacing/>
@@ -58398,17 +58441,44 @@
     </w:pPr>
   </w:style>
   <w:style w:type="character" w:styleId="1205" w:customStyle="1">
-    <w:name w:val="nu02"/>
-    <w:basedOn w:val="967"/>
+    <w:name w:val="es1"/>
+    <w:basedOn w:val="970"/>
     <w:pPr>
       <w:pBdr/>
       <w:spacing/>
       <w:ind/>
     </w:pPr>
   </w:style>
-  <w:style w:type="paragraph" w:styleId="1206" w:customStyle="1">
+  <w:style w:type="character" w:styleId="1206" w:customStyle="1">
+    <w:name w:val="sy0"/>
+    <w:basedOn w:val="970"/>
+    <w:pPr>
+      <w:pBdr/>
+      <w:spacing/>
+      <w:ind/>
+    </w:pPr>
+  </w:style>
+  <w:style w:type="character" w:styleId="1207" w:customStyle="1">
+    <w:name w:val="kw117"/>
+    <w:basedOn w:val="970"/>
+    <w:pPr>
+      <w:pBdr/>
+      <w:spacing/>
+      <w:ind/>
+    </w:pPr>
+  </w:style>
+  <w:style w:type="character" w:styleId="1208" w:customStyle="1">
+    <w:name w:val="nu02"/>
+    <w:basedOn w:val="970"/>
+    <w:pPr>
+      <w:pBdr/>
+      <w:spacing/>
+      <w:ind/>
+    </w:pPr>
+  </w:style>
+  <w:style w:type="paragraph" w:styleId="1209" w:customStyle="1">
     <w:name w:val="ab"/>
-    <w:basedOn w:val="957"/>
+    <w:basedOn w:val="960"/>
     <w:pPr>
       <w:widowControl w:val="false"/>
       <w:pBdr/>
@@ -58424,9 +58494,9 @@
       <w:szCs w:val="29"/>
     </w:rPr>
   </w:style>
-  <w:style w:type="paragraph" w:styleId="1207" w:customStyle="1">
+  <w:style w:type="paragraph" w:styleId="1210" w:customStyle="1">
     <w:name w:val="Llista"/>
-    <w:basedOn w:val="957"/>
+    <w:basedOn w:val="960"/>
     <w:qFormat/>
     <w:pPr>
       <w:numPr>
@@ -58437,9 +58507,9 @@
       <w:ind w:hanging="357" w:left="1037"/>
     </w:pPr>
   </w:style>
-  <w:style w:type="paragraph" w:styleId="1208" w:customStyle="1">
+  <w:style w:type="paragraph" w:styleId="1211" w:customStyle="1">
     <w:name w:val="Llista2"/>
-    <w:basedOn w:val="957"/>
+    <w:basedOn w:val="960"/>
     <w:qFormat/>
     <w:pPr>
       <w:numPr>
@@ -58454,9 +58524,9 @@
       <w:iCs w:val="0"/>
     </w:rPr>
   </w:style>
-  <w:style w:type="paragraph" w:styleId="1209" w:customStyle="1">
+  <w:style w:type="paragraph" w:styleId="1212" w:customStyle="1">
     <w:name w:val="abdo4"/>
-    <w:basedOn w:val="957"/>
+    <w:basedOn w:val="960"/>
     <w:qFormat/>
     <w:pPr>
       <w:pBdr/>
@@ -58467,18 +58537,18 @@
       <w:u w:val="single"/>
     </w:rPr>
   </w:style>
-  <w:style w:type="paragraph" w:styleId="1210" w:customStyle="1">
+  <w:style w:type="paragraph" w:styleId="1213" w:customStyle="1">
     <w:name w:val="Abdó 3"/>
-    <w:basedOn w:val="1158"/>
+    <w:basedOn w:val="1161"/>
     <w:pPr>
       <w:pBdr/>
       <w:spacing/>
       <w:ind/>
     </w:pPr>
   </w:style>
-  <w:style w:type="paragraph" w:styleId="1211" w:customStyle="1">
+  <w:style w:type="paragraph" w:styleId="1214" w:customStyle="1">
     <w:name w:val="llistat"/>
-    <w:basedOn w:val="957"/>
+    <w:basedOn w:val="960"/>
     <w:pPr>
       <w:widowControl w:val="false"/>
       <w:pBdr/>
@@ -58494,9 +58564,9 @@
       <w:szCs w:val="29"/>
     </w:rPr>
   </w:style>
-  <w:style w:type="paragraph" w:styleId="1212">
+  <w:style w:type="paragraph" w:styleId="1215">
     <w:name w:val="List Paragraph"/>
-    <w:basedOn w:val="957"/>
+    <w:basedOn w:val="960"/>
     <w:uiPriority w:val="72"/>
     <w:pPr>
       <w:pBdr/>
@@ -58505,9 +58575,9 @@
       <w:contextualSpacing w:val="true"/>
     </w:pPr>
   </w:style>
-  <w:style w:type="paragraph" w:styleId="1213" w:customStyle="1">
+  <w:style w:type="paragraph" w:styleId="1216" w:customStyle="1">
     <w:name w:val="llista2"/>
-    <w:basedOn w:val="1212"/>
+    <w:basedOn w:val="1215"/>
     <w:qFormat/>
     <w:pPr>
       <w:numPr>
@@ -58518,9 +58588,9 @@
       <w:ind/>
     </w:pPr>
   </w:style>
-  <w:style w:type="paragraph" w:styleId="1214" w:customStyle="1">
+  <w:style w:type="paragraph" w:styleId="1217" w:customStyle="1">
     <w:name w:val="a"/>
-    <w:basedOn w:val="957"/>
+    <w:basedOn w:val="960"/>
     <w:pPr>
       <w:pBdr/>
       <w:spacing/>
@@ -58530,18 +58600,18 @@
       <w:lang w:val="es-ES"/>
     </w:rPr>
   </w:style>
-  <w:style w:type="paragraph" w:styleId="1215" w:customStyle="1">
+  <w:style w:type="paragraph" w:styleId="1218" w:customStyle="1">
     <w:name w:val="bb"/>
-    <w:basedOn w:val="1214"/>
+    <w:basedOn w:val="1217"/>
     <w:pPr>
       <w:pBdr/>
       <w:spacing/>
       <w:ind/>
     </w:pPr>
   </w:style>
-  <w:style w:type="paragraph" w:styleId="1216" w:customStyle="1">
+  <w:style w:type="paragraph" w:styleId="1219" w:customStyle="1">
     <w:name w:val="bafarada"/>
-    <w:basedOn w:val="1162"/>
+    <w:basedOn w:val="1165"/>
     <w:pPr>
       <w:pBdr/>
       <w:spacing w:after="120" w:before="0" w:line="240" w:lineRule="atLeast"/>
@@ -58551,9 +58621,9 @@
       <w:color w:val="000000" w:themeColor="text1"/>
     </w:rPr>
   </w:style>
-  <w:style w:type="character" w:styleId="1217" w:customStyle="1">
+  <w:style w:type="character" w:styleId="1220" w:customStyle="1">
     <w:name w:val="Codi Python_character"/>
-    <w:link w:val="1218"/>
+    <w:link w:val="1221"/>
     <w:pPr>
       <w:pBdr/>
       <w:spacing/>
@@ -58566,10 +58636,10 @@
       <w:szCs w:val="18"/>
     </w:rPr>
   </w:style>
-  <w:style w:type="paragraph" w:styleId="1218" w:customStyle="1">
+  <w:style w:type="paragraph" w:styleId="1221" w:customStyle="1">
     <w:name w:val="Codi Python"/>
-    <w:basedOn w:val="957"/>
-    <w:link w:val="1217"/>
+    <w:basedOn w:val="960"/>
+    <w:link w:val="1220"/>
     <w:qFormat/>
     <w:pPr>
       <w:pBdr/>
